--- a/MIS360 - Artefacts 5&6_System architecture (1).docx
+++ b/MIS360 - Artefacts 5&6_System architecture (1).docx
@@ -1828,7 +1828,7 @@
           </w:tcPr>
           <w:p>
             <w:r>
-              <w:t>Browses active listings, views item details, filters by location, saves bookmarks, receives push notifications when new items are posted</w:t>
+              <w:t>Browses active listings, filters by category/location, saves listings, and receives notifications for new free items</w:t>
             </w:r>
           </w:p>
         </w:tc>
@@ -1853,7 +1853,7 @@
           </w:tcPr>
           <w:p>
             <w:r>
-              <w:t>Org Rep/Staff</w:t>
+              <w:t>Student Org</w:t>
             </w:r>
           </w:p>
         </w:tc>
@@ -1936,7 +1936,7 @@
           </w:tcPr>
           <w:p>
             <w:r>
-              <w:t>Creates and submits free item giveaway listings, edits and removes own active listings, receives approval or rejection notifications from admin</w:t>
+              <w:t>Creates and manages free-item listings for verified student organizations</w:t>
             </w:r>
           </w:p>
         </w:tc>
@@ -1961,7 +1961,6 @@
           </w:tcPr>
           <w:p>
             <w:r>
-              <w:lastRenderedPageBreak/>
               <w:t>System Admin</w:t>
             </w:r>
           </w:p>
@@ -2045,7 +2044,11 @@
           </w:tcPr>
           <w:p>
             <w:r>
-              <w:t>Reviews and approves or rejects pending listings, removes fake or policy-violating posts, monitors platform activity, generates engagement reports</w:t>
+              <w:t xml:space="preserve">Reviews platform activity, manages listings when </w:t>
+            </w:r>
+            <w:r>
+              <w:lastRenderedPageBreak/>
+              <w:t>necessary, and monitors system usage</w:t>
             </w:r>
           </w:p>
         </w:tc>
@@ -2070,6 +2073,7 @@
           </w:tcPr>
           <w:p>
             <w:r>
+              <w:lastRenderedPageBreak/>
               <w:t>Push Notification Service</w:t>
             </w:r>
           </w:p>
@@ -2153,13 +2157,7 @@
           </w:tcPr>
           <w:p>
             <w:r>
-              <w:t>Receives notification delivery requests from the web application and delivers push alerts to student devices via</w:t>
-            </w:r>
-            <w:r>
-              <w:t xml:space="preserve"> </w:t>
-            </w:r>
-            <w:r>
-              <w:t>API</w:t>
+              <w:t>Receives notification requests from the web application and delivers push notifications to students</w:t>
             </w:r>
           </w:p>
         </w:tc>
@@ -2289,10 +2287,10 @@
         <w:tblLook w:val="0000" w:firstRow="0" w:lastRow="0" w:firstColumn="0" w:lastColumn="0" w:noHBand="0" w:noVBand="0"/>
       </w:tblPr>
       <w:tblGrid>
-        <w:gridCol w:w="1788"/>
-        <w:gridCol w:w="1575"/>
+        <w:gridCol w:w="1787"/>
+        <w:gridCol w:w="1573"/>
         <w:gridCol w:w="1902"/>
-        <w:gridCol w:w="4095"/>
+        <w:gridCol w:w="4098"/>
       </w:tblGrid>
       <w:tr>
         <w:trPr>
@@ -2527,7 +2525,7 @@
           </w:tcPr>
           <w:p>
             <w:r>
-              <w:t>Serves the REST API for all six bounded contexts. Contains six internal modules: Identity, Organization, Listing, Saved, Notification, Governance. Hosts the internal event bus and notification</w:t>
+              <w:t>Hosts the main application and REST API. Contains three internal modules: Identity &amp; Access, Listings, and Engagement. Handles listing creation, browsing, saved listings, and notifications</w:t>
             </w:r>
           </w:p>
         </w:tc>
@@ -2643,49 +2641,15 @@
           </w:tcPr>
           <w:p>
             <w:r>
-              <w:t>Single shared database with six schema namespaces: identity.</w:t>
-            </w:r>
-            <w:r>
-              <w:rPr>
-                <w:i/>
-                <w:iCs/>
-              </w:rPr>
-              <w:t>, organization.</w:t>
-            </w:r>
-            <w:r>
-              <w:t>, listing.</w:t>
-            </w:r>
-            <w:r>
-              <w:rPr>
-                <w:i/>
-                <w:iCs/>
-              </w:rPr>
-              <w:t>, saved.</w:t>
-            </w:r>
-            <w:r>
-              <w:t>, notification.</w:t>
-            </w:r>
-            <w:r>
-              <w:rPr>
-                <w:i/>
-                <w:iCs/>
-              </w:rPr>
-              <w:t xml:space="preserve">, </w:t>
-            </w:r>
-            <w:proofErr w:type="gramStart"/>
-            <w:r>
-              <w:rPr>
-                <w:i/>
-                <w:iCs/>
-              </w:rPr>
-              <w:t>governance.</w:t>
-            </w:r>
-            <w:r>
-              <w:t>.</w:t>
-            </w:r>
-            <w:proofErr w:type="gramEnd"/>
-            <w:r>
-              <w:t xml:space="preserve"> Each module has exclusive write access to its own schema.</w:t>
+              <w:t xml:space="preserve">Stores application data using separate schema namespaces for </w:t>
+            </w:r>
+            <w:proofErr w:type="spellStart"/>
+            <w:r>
+              <w:t>identity_access</w:t>
+            </w:r>
+            <w:proofErr w:type="spellEnd"/>
+            <w:r>
+              <w:t>, listings, and engagement</w:t>
             </w:r>
           </w:p>
         </w:tc>
@@ -2793,18 +2757,7 @@
           </w:tcPr>
           <w:p>
             <w:r>
-              <w:t>R</w:t>
-            </w:r>
-            <w:r>
-              <w:t xml:space="preserve">eceives push notification requests from the Notification module and delivers alerts to student devices. The web application </w:t>
-            </w:r>
-            <w:proofErr w:type="gramStart"/>
-            <w:r>
-              <w:t>calls the</w:t>
-            </w:r>
-            <w:proofErr w:type="gramEnd"/>
-            <w:r>
-              <w:t xml:space="preserve"> FCM API</w:t>
+              <w:t>Delivers push notifications to students when new listings match their preferences</w:t>
             </w:r>
           </w:p>
         </w:tc>
@@ -2944,14 +2897,12 @@
               <w:jc w:val="center"/>
             </w:pPr>
             <w:r>
-              <w:rPr>
-                <w:noProof/>
-              </w:rPr>
+              <w:lastRenderedPageBreak/>
               <w:drawing>
-                <wp:inline distT="0" distB="0" distL="0" distR="0" wp14:anchorId="1BBAB2A7" wp14:editId="0B7D473B">
-                  <wp:extent cx="6400800" cy="3177540"/>
-                  <wp:effectExtent l="0" t="0" r="0" b="3810"/>
-                  <wp:docPr id="697843916" name="Picture 1"/>
+                <wp:inline distT="0" distB="0" distL="0" distR="0" wp14:anchorId="26BFA1A0" wp14:editId="20A83F22">
+                  <wp:extent cx="6400800" cy="4281805"/>
+                  <wp:effectExtent l="0" t="0" r="0" b="4445"/>
+                  <wp:docPr id="1602593917" name="Picture 1"/>
                   <wp:cNvGraphicFramePr>
                     <a:graphicFrameLocks xmlns:a="http://schemas.openxmlformats.org/drawingml/2006/main" noChangeAspect="1"/>
                   </wp:cNvGraphicFramePr>
@@ -2959,36 +2910,23 @@
                     <a:graphicData uri="http://schemas.openxmlformats.org/drawingml/2006/picture">
                       <pic:pic xmlns:pic="http://schemas.openxmlformats.org/drawingml/2006/picture">
                         <pic:nvPicPr>
-                          <pic:cNvPr id="0" name="Picture 1"/>
-                          <pic:cNvPicPr>
-                            <a:picLocks noChangeAspect="1" noChangeArrowheads="1"/>
-                          </pic:cNvPicPr>
+                          <pic:cNvPr id="1602593917" name=""/>
+                          <pic:cNvPicPr/>
                         </pic:nvPicPr>
                         <pic:blipFill>
-                          <a:blip r:embed="rId7">
-                            <a:extLst>
-                              <a:ext uri="{28A0092B-C50C-407E-A947-70E740481C1C}">
-                                <a14:useLocalDpi xmlns:a14="http://schemas.microsoft.com/office/drawing/2010/main" val="0"/>
-                              </a:ext>
-                            </a:extLst>
-                          </a:blip>
-                          <a:srcRect/>
+                          <a:blip r:embed="rId7"/>
                           <a:stretch>
                             <a:fillRect/>
                           </a:stretch>
                         </pic:blipFill>
-                        <pic:spPr bwMode="auto">
+                        <pic:spPr>
                           <a:xfrm>
                             <a:off x="0" y="0"/>
-                            <a:ext cx="6400800" cy="3177540"/>
+                            <a:ext cx="6400800" cy="4281805"/>
                           </a:xfrm>
                           <a:prstGeom prst="rect">
                             <a:avLst/>
                           </a:prstGeom>
-                          <a:noFill/>
-                          <a:ln>
-                            <a:noFill/>
-                          </a:ln>
                         </pic:spPr>
                       </pic:pic>
                     </a:graphicData>
@@ -3118,6 +3056,7 @@
         </w:numPr>
       </w:pPr>
       <w:r>
+        <w:lastRenderedPageBreak/>
         <w:t xml:space="preserve">The database is shown with schema separation annotated (e.g. membership.* schema, bookings.* schema). </w:t>
       </w:r>
     </w:p>
@@ -3177,15 +3116,11 @@
               <w:jc w:val="center"/>
             </w:pPr>
             <w:r>
-              <w:rPr>
-                <w:noProof/>
-              </w:rPr>
-              <w:lastRenderedPageBreak/>
               <w:drawing>
-                <wp:inline distT="0" distB="0" distL="0" distR="0" wp14:anchorId="43C31800" wp14:editId="0B356FE6">
-                  <wp:extent cx="6393180" cy="4800600"/>
-                  <wp:effectExtent l="0" t="0" r="7620" b="0"/>
-                  <wp:docPr id="837473440" name="Picture 2"/>
+                <wp:inline distT="0" distB="0" distL="0" distR="0" wp14:anchorId="7BDCDF37" wp14:editId="636C2921">
+                  <wp:extent cx="6400800" cy="4171950"/>
+                  <wp:effectExtent l="0" t="0" r="0" b="0"/>
+                  <wp:docPr id="1680504680" name="Picture 1"/>
                   <wp:cNvGraphicFramePr>
                     <a:graphicFrameLocks xmlns:a="http://schemas.openxmlformats.org/drawingml/2006/main" noChangeAspect="1"/>
                   </wp:cNvGraphicFramePr>
@@ -3193,36 +3128,23 @@
                     <a:graphicData uri="http://schemas.openxmlformats.org/drawingml/2006/picture">
                       <pic:pic xmlns:pic="http://schemas.openxmlformats.org/drawingml/2006/picture">
                         <pic:nvPicPr>
-                          <pic:cNvPr id="0" name="Picture 2"/>
-                          <pic:cNvPicPr>
-                            <a:picLocks noChangeAspect="1" noChangeArrowheads="1"/>
-                          </pic:cNvPicPr>
+                          <pic:cNvPr id="1680504680" name=""/>
+                          <pic:cNvPicPr/>
                         </pic:nvPicPr>
                         <pic:blipFill>
-                          <a:blip r:embed="rId8">
-                            <a:extLst>
-                              <a:ext uri="{28A0092B-C50C-407E-A947-70E740481C1C}">
-                                <a14:useLocalDpi xmlns:a14="http://schemas.microsoft.com/office/drawing/2010/main" val="0"/>
-                              </a:ext>
-                            </a:extLst>
-                          </a:blip>
-                          <a:srcRect/>
+                          <a:blip r:embed="rId8"/>
                           <a:stretch>
                             <a:fillRect/>
                           </a:stretch>
                         </pic:blipFill>
-                        <pic:spPr bwMode="auto">
+                        <pic:spPr>
                           <a:xfrm>
                             <a:off x="0" y="0"/>
-                            <a:ext cx="6393180" cy="4800600"/>
+                            <a:ext cx="6400800" cy="4171950"/>
                           </a:xfrm>
                           <a:prstGeom prst="rect">
                             <a:avLst/>
                           </a:prstGeom>
-                          <a:noFill/>
-                          <a:ln>
-                            <a:noFill/>
-                          </a:ln>
                         </pic:spPr>
                       </pic:pic>
                     </a:graphicData>
@@ -3292,10 +3214,10 @@
         <w:tblLook w:val="0000" w:firstRow="0" w:lastRow="0" w:firstColumn="0" w:lastColumn="0" w:noHBand="0" w:noVBand="0"/>
       </w:tblPr>
       <w:tblGrid>
-        <w:gridCol w:w="1548"/>
-        <w:gridCol w:w="2086"/>
-        <w:gridCol w:w="3666"/>
-        <w:gridCol w:w="2416"/>
+        <w:gridCol w:w="1683"/>
+        <w:gridCol w:w="1951"/>
+        <w:gridCol w:w="3357"/>
+        <w:gridCol w:w="2369"/>
       </w:tblGrid>
       <w:tr>
         <w:trPr>
@@ -3326,6 +3248,7 @@
                 <w:sz w:val="19"/>
                 <w:szCs w:val="19"/>
               </w:rPr>
+              <w:lastRenderedPageBreak/>
               <w:t>Module / service</w:t>
             </w:r>
           </w:p>
@@ -3438,7 +3361,7 @@
           </w:tcPr>
           <w:p>
             <w:r>
-              <w:t>Identity</w:t>
+              <w:t>Identity &amp; Access</w:t>
             </w:r>
           </w:p>
         </w:tc>
@@ -3460,13 +3383,32 @@
             </w:tcMar>
           </w:tcPr>
           <w:p>
+            <w:r>
+              <w:t>identity_</w:t>
+            </w:r>
             <w:proofErr w:type="gramStart"/>
             <w:r>
-              <w:t>identity.*</w:t>
+              <w:t>access.*</w:t>
             </w:r>
             <w:proofErr w:type="gramEnd"/>
             <w:r>
-              <w:t xml:space="preserve"> (User entity)</w:t>
+              <w:t xml:space="preserve"> (User, </w:t>
+            </w:r>
+            <w:proofErr w:type="spellStart"/>
+            <w:r>
+              <w:t>StudentOrg</w:t>
+            </w:r>
+            <w:proofErr w:type="spellEnd"/>
+            <w:r>
+              <w:t xml:space="preserve">, </w:t>
+            </w:r>
+            <w:proofErr w:type="spellStart"/>
+            <w:r>
+              <w:t>OrgMembership</w:t>
+            </w:r>
+            <w:proofErr w:type="spellEnd"/>
+            <w:r>
+              <w:t xml:space="preserve"> entities)</w:t>
             </w:r>
           </w:p>
         </w:tc>
@@ -3510,57 +3452,24 @@
             </w:r>
             <w:proofErr w:type="spellEnd"/>
             <w:r>
-              <w:t xml:space="preserve">, email, </w:t>
+              <w:t xml:space="preserve">, email, role} · </w:t>
             </w:r>
             <w:proofErr w:type="spellStart"/>
             <w:r>
-              <w:t>firstName</w:t>
+              <w:t>verifyOrgStatus</w:t>
             </w:r>
             <w:proofErr w:type="spellEnd"/>
             <w:r>
-              <w:t xml:space="preserve">, </w:t>
+              <w:t>(</w:t>
             </w:r>
             <w:proofErr w:type="spellStart"/>
             <w:r>
-              <w:t>lastName</w:t>
+              <w:t>orgId</w:t>
             </w:r>
             <w:proofErr w:type="spellEnd"/>
             <w:r>
-              <w:t xml:space="preserve">, role} · </w:t>
-            </w:r>
-            <w:proofErr w:type="spellStart"/>
-            <w:r>
-              <w:t>getNotificationPrefs</w:t>
-            </w:r>
-            <w:proofErr w:type="spellEnd"/>
-            <w:r>
-              <w:t>(</w:t>
-            </w:r>
-            <w:proofErr w:type="spellStart"/>
-            <w:r>
-              <w:t>userId</w:t>
-            </w:r>
-            <w:proofErr w:type="spellEnd"/>
-            <w:r>
-              <w:t xml:space="preserve">) → </w:t>
-            </w:r>
-            <w:r>
-              <w:lastRenderedPageBreak/>
-              <w:t xml:space="preserve">{channel, categories, locations} · </w:t>
-            </w:r>
-            <w:proofErr w:type="spellStart"/>
-            <w:r>
-              <w:t>verifyEmail</w:t>
-            </w:r>
-            <w:proofErr w:type="spellEnd"/>
-            <w:r>
-              <w:t xml:space="preserve">(token) → </w:t>
-            </w:r>
-            <w:proofErr w:type="spellStart"/>
-            <w:r>
-              <w:t>boolean</w:t>
-            </w:r>
-            <w:proofErr w:type="spellEnd"/>
+              <w:t>) → {status}</w:t>
+            </w:r>
           </w:p>
         </w:tc>
         <w:tc>
@@ -3582,28 +3491,7 @@
           </w:tcPr>
           <w:p>
             <w:r>
-              <w:lastRenderedPageBreak/>
-              <w:t>Notification (</w:t>
-            </w:r>
-            <w:proofErr w:type="spellStart"/>
-            <w:r>
-              <w:t>getNotificationPrefs</w:t>
-            </w:r>
-            <w:proofErr w:type="spellEnd"/>
-            <w:r>
-              <w:t xml:space="preserve">), Governance </w:t>
-            </w:r>
-            <w:r>
-              <w:lastRenderedPageBreak/>
-              <w:t>(</w:t>
-            </w:r>
-            <w:proofErr w:type="spellStart"/>
-            <w:r>
-              <w:t>getUserById</w:t>
-            </w:r>
-            <w:proofErr w:type="spellEnd"/>
-            <w:r>
-              <w:t>), client-facing API</w:t>
+              <w:t>Listings, Engagement, client-facing API</w:t>
             </w:r>
           </w:p>
         </w:tc>
@@ -3628,8 +3516,7 @@
           </w:tcPr>
           <w:p>
             <w:r>
-              <w:lastRenderedPageBreak/>
-              <w:t>Organization</w:t>
+              <w:t>Listings</w:t>
             </w:r>
           </w:p>
         </w:tc>
@@ -3653,125 +3540,80 @@
           <w:p>
             <w:proofErr w:type="gramStart"/>
             <w:r>
-              <w:t>organization.*</w:t>
+              <w:t>listings.*</w:t>
             </w:r>
             <w:proofErr w:type="gramEnd"/>
             <w:r>
-              <w:t xml:space="preserve"> (</w:t>
-            </w:r>
+              <w:t xml:space="preserve"> (Listing, Category, Location entities)</w:t>
+            </w:r>
+          </w:p>
+        </w:tc>
+        <w:tc>
+          <w:tcPr>
+            <w:tcW w:w="3040" w:type="dxa"/>
+            <w:tcBorders>
+              <w:top w:val="single" w:sz="1" w:space="0" w:color="CCCCCC"/>
+              <w:left w:val="single" w:sz="1" w:space="0" w:color="CCCCCC"/>
+              <w:bottom w:val="single" w:sz="1" w:space="0" w:color="CCCCCC"/>
+              <w:right w:val="single" w:sz="1" w:space="0" w:color="CCCCCC"/>
+            </w:tcBorders>
+            <w:shd w:val="clear" w:color="auto" w:fill="FAFAFA"/>
+            <w:tcMar>
+              <w:top w:w="90" w:type="dxa"/>
+              <w:left w:w="150" w:type="dxa"/>
+              <w:bottom w:w="90" w:type="dxa"/>
+              <w:right w:w="150" w:type="dxa"/>
+            </w:tcMar>
+          </w:tcPr>
+          <w:p>
             <w:proofErr w:type="spellStart"/>
             <w:r>
-              <w:t>StudentOrg</w:t>
+              <w:t>createListing</w:t>
             </w:r>
             <w:proofErr w:type="spellEnd"/>
             <w:r>
-              <w:t xml:space="preserve">, </w:t>
+              <w:t xml:space="preserve">(request) → </w:t>
             </w:r>
             <w:proofErr w:type="spellStart"/>
             <w:r>
-              <w:t>OrgMembership</w:t>
+              <w:t>listingId</w:t>
             </w:r>
             <w:proofErr w:type="spellEnd"/>
             <w:r>
-              <w:t xml:space="preserve"> entities)</w:t>
-            </w:r>
-          </w:p>
-        </w:tc>
-        <w:tc>
-          <w:tcPr>
-            <w:tcW w:w="3040" w:type="dxa"/>
-            <w:tcBorders>
-              <w:top w:val="single" w:sz="1" w:space="0" w:color="CCCCCC"/>
-              <w:left w:val="single" w:sz="1" w:space="0" w:color="CCCCCC"/>
-              <w:bottom w:val="single" w:sz="1" w:space="0" w:color="CCCCCC"/>
-              <w:right w:val="single" w:sz="1" w:space="0" w:color="CCCCCC"/>
-            </w:tcBorders>
-            <w:shd w:val="clear" w:color="auto" w:fill="FAFAFA"/>
-            <w:tcMar>
-              <w:top w:w="90" w:type="dxa"/>
-              <w:left w:w="150" w:type="dxa"/>
-              <w:bottom w:w="90" w:type="dxa"/>
-              <w:right w:w="150" w:type="dxa"/>
-            </w:tcMar>
-          </w:tcPr>
-          <w:p>
+              <w:t xml:space="preserve"> · </w:t>
+            </w:r>
             <w:proofErr w:type="spellStart"/>
             <w:r>
-              <w:t>verifyOrgStatus</w:t>
+              <w:t>getActiveListings</w:t>
             </w:r>
             <w:proofErr w:type="spellEnd"/>
             <w:r>
+              <w:t xml:space="preserve">(filters?) → </w:t>
+            </w:r>
+            <w:proofErr w:type="gramStart"/>
+            <w:r>
+              <w:t>Listing[</w:t>
+            </w:r>
+            <w:proofErr w:type="gramEnd"/>
+            <w:r>
+              <w:t xml:space="preserve">] · </w:t>
+            </w:r>
+            <w:proofErr w:type="spellStart"/>
+            <w:r>
+              <w:t>getListingById</w:t>
+            </w:r>
+            <w:proofErr w:type="spellEnd"/>
+            <w:r>
               <w:t>(</w:t>
             </w:r>
             <w:proofErr w:type="spellStart"/>
             <w:r>
-              <w:t>orgId</w:t>
+              <w:t>listingId</w:t>
             </w:r>
             <w:proofErr w:type="spellEnd"/>
             <w:r>
-              <w:t xml:space="preserve">) → {status: PENDING|VERIFIED|REJECTED} · </w:t>
-            </w:r>
-            <w:proofErr w:type="spellStart"/>
-            <w:r>
-              <w:t>getOrgDetails</w:t>
-            </w:r>
-            <w:proofErr w:type="spellEnd"/>
-            <w:r>
-              <w:t>(</w:t>
-            </w:r>
-            <w:proofErr w:type="spellStart"/>
-            <w:r>
-              <w:t>orgId</w:t>
-            </w:r>
-            <w:proofErr w:type="spellEnd"/>
-            <w:r>
-              <w:t>) → {</w:t>
-            </w:r>
-            <w:proofErr w:type="spellStart"/>
-            <w:r>
-              <w:t>orgId</w:t>
-            </w:r>
-            <w:proofErr w:type="spellEnd"/>
-            <w:r>
-              <w:t xml:space="preserve">, </w:t>
-            </w:r>
-            <w:proofErr w:type="spellStart"/>
-            <w:r>
-              <w:t>orgName</w:t>
-            </w:r>
-            <w:proofErr w:type="spellEnd"/>
-            <w:r>
-              <w:t xml:space="preserve">, </w:t>
-            </w:r>
-            <w:proofErr w:type="spellStart"/>
-            <w:r>
-              <w:t>orgType</w:t>
-            </w:r>
-            <w:proofErr w:type="spellEnd"/>
-            <w:r>
-              <w:t xml:space="preserve">, </w:t>
-            </w:r>
-            <w:proofErr w:type="spellStart"/>
-            <w:r>
-              <w:t>contactEmail</w:t>
-            </w:r>
-            <w:proofErr w:type="spellEnd"/>
-            <w:r>
-              <w:t xml:space="preserve">} · </w:t>
-            </w:r>
-            <w:proofErr w:type="spellStart"/>
-            <w:r>
-              <w:t>registerOrg</w:t>
-            </w:r>
-            <w:proofErr w:type="spellEnd"/>
-            <w:r>
-              <w:t xml:space="preserve">(request) → </w:t>
-            </w:r>
-            <w:proofErr w:type="spellStart"/>
-            <w:r>
-              <w:t>orgId</w:t>
-            </w:r>
-            <w:proofErr w:type="spellEnd"/>
+              <w:t>) → Listing</w:t>
+            </w:r>
           </w:p>
         </w:tc>
         <w:tc>
@@ -3793,15 +3635,7 @@
           </w:tcPr>
           <w:p>
             <w:r>
-              <w:t>Listing (</w:t>
-            </w:r>
-            <w:proofErr w:type="spellStart"/>
-            <w:r>
-              <w:t>verifyOrgStatus</w:t>
-            </w:r>
-            <w:proofErr w:type="spellEnd"/>
-            <w:r>
-              <w:t xml:space="preserve"> before accepting a post), client-facing API</w:t>
+              <w:t>Engagement, client-facing API</w:t>
             </w:r>
           </w:p>
         </w:tc>
@@ -3826,7 +3660,7 @@
           </w:tcPr>
           <w:p>
             <w:r>
-              <w:t>Listing</w:t>
+              <w:t>Engagement</w:t>
             </w:r>
           </w:p>
         </w:tc>
@@ -3850,11 +3684,19 @@
           <w:p>
             <w:proofErr w:type="gramStart"/>
             <w:r>
-              <w:t>listing.*</w:t>
+              <w:t>engagement.*</w:t>
             </w:r>
             <w:proofErr w:type="gramEnd"/>
             <w:r>
-              <w:t xml:space="preserve"> (Listing, Category, Location entities)</w:t>
+              <w:t xml:space="preserve"> (</w:t>
+            </w:r>
+            <w:proofErr w:type="spellStart"/>
+            <w:r>
+              <w:t>SavedListing</w:t>
+            </w:r>
+            <w:proofErr w:type="spellEnd"/>
+            <w:r>
+              <w:t>, Notification entities)</w:t>
             </w:r>
           </w:p>
         </w:tc>
@@ -3876,58 +3718,10 @@
             </w:tcMar>
           </w:tcPr>
           <w:p>
-            <w:proofErr w:type="spellStart"/>
-            <w:r>
-              <w:t>createListing</w:t>
-            </w:r>
-            <w:proofErr w:type="spellEnd"/>
-            <w:r>
-              <w:t xml:space="preserve">(request) → </w:t>
-            </w:r>
-            <w:proofErr w:type="spellStart"/>
-            <w:r>
-              <w:t>listingId</w:t>
-            </w:r>
-            <w:proofErr w:type="spellEnd"/>
-            <w:r>
-              <w:t xml:space="preserve"> · </w:t>
-            </w:r>
-            <w:proofErr w:type="spellStart"/>
-            <w:r>
-              <w:t>getActiveListings</w:t>
-            </w:r>
-            <w:proofErr w:type="spellEnd"/>
-            <w:r>
-              <w:t xml:space="preserve">(filters?) → </w:t>
-            </w:r>
-            <w:proofErr w:type="gramStart"/>
-            <w:r>
-              <w:t>Listing[</w:t>
-            </w:r>
-            <w:proofErr w:type="gramEnd"/>
-            <w:r>
-              <w:t xml:space="preserve">] · </w:t>
-            </w:r>
-            <w:proofErr w:type="spellStart"/>
-            <w:r>
-              <w:t>getListingById</w:t>
-            </w:r>
-            <w:proofErr w:type="spellEnd"/>
-            <w:r>
-              <w:t>(</w:t>
-            </w:r>
-            <w:proofErr w:type="spellStart"/>
-            <w:r>
-              <w:t>listingId</w:t>
-            </w:r>
-            <w:proofErr w:type="spellEnd"/>
-            <w:r>
-              <w:t xml:space="preserve">) → Listing · </w:t>
-            </w:r>
             <w:proofErr w:type="spellStart"/>
             <w:proofErr w:type="gramStart"/>
             <w:r>
-              <w:t>updateListingStatus</w:t>
+              <w:t>saveListing</w:t>
             </w:r>
             <w:proofErr w:type="spellEnd"/>
             <w:r>
@@ -3936,15 +3730,23 @@
             <w:proofErr w:type="spellStart"/>
             <w:proofErr w:type="gramEnd"/>
             <w:r>
+              <w:t>userId</w:t>
+            </w:r>
+            <w:proofErr w:type="spellEnd"/>
+            <w:r>
+              <w:t xml:space="preserve">, </w:t>
+            </w:r>
+            <w:proofErr w:type="spellStart"/>
+            <w:r>
               <w:t>listingId</w:t>
             </w:r>
             <w:proofErr w:type="spellEnd"/>
             <w:r>
-              <w:t xml:space="preserve">, status, reason?) → void · </w:t>
+              <w:t xml:space="preserve">) → void · </w:t>
             </w:r>
             <w:proofErr w:type="spellStart"/>
             <w:r>
-              <w:t>getListingsByOrg</w:t>
+              <w:t>getSavedListings</w:t>
             </w:r>
             <w:proofErr w:type="spellEnd"/>
             <w:r>
@@ -3952,7 +3754,7 @@
             </w:r>
             <w:proofErr w:type="spellStart"/>
             <w:r>
-              <w:t>orgId</w:t>
+              <w:t>userId</w:t>
             </w:r>
             <w:proofErr w:type="spellEnd"/>
             <w:r>
@@ -3964,6 +3766,30 @@
             </w:r>
             <w:proofErr w:type="gramEnd"/>
             <w:r>
+              <w:t xml:space="preserve">] · </w:t>
+            </w:r>
+            <w:proofErr w:type="spellStart"/>
+            <w:r>
+              <w:t>getNotificationsForUser</w:t>
+            </w:r>
+            <w:proofErr w:type="spellEnd"/>
+            <w:r>
+              <w:t>(</w:t>
+            </w:r>
+            <w:proofErr w:type="spellStart"/>
+            <w:r>
+              <w:t>userId</w:t>
+            </w:r>
+            <w:proofErr w:type="spellEnd"/>
+            <w:r>
+              <w:t xml:space="preserve">) → </w:t>
+            </w:r>
+            <w:proofErr w:type="gramStart"/>
+            <w:r>
+              <w:t>Notification[</w:t>
+            </w:r>
+            <w:proofErr w:type="gramEnd"/>
+            <w:r>
               <w:t>]</w:t>
             </w:r>
           </w:p>
@@ -3987,15 +3813,7 @@
           </w:tcPr>
           <w:p>
             <w:r>
-              <w:t>Governance (</w:t>
-            </w:r>
-            <w:proofErr w:type="spellStart"/>
-            <w:r>
-              <w:t>updateListingStatus</w:t>
-            </w:r>
-            <w:proofErr w:type="spellEnd"/>
-            <w:r>
-              <w:t xml:space="preserve"> on approval/rejection), client-facing API</w:t>
+              <w:t>client-facing API</w:t>
             </w:r>
           </w:p>
         </w:tc>
@@ -4018,11 +3836,7 @@
               <w:right w:w="150" w:type="dxa"/>
             </w:tcMar>
           </w:tcPr>
-          <w:p>
-            <w:r>
-              <w:t>Saved</w:t>
-            </w:r>
-          </w:p>
+          <w:p/>
         </w:tc>
         <w:tc>
           <w:tcPr>
@@ -4041,24 +3855,7 @@
               <w:right w:w="150" w:type="dxa"/>
             </w:tcMar>
           </w:tcPr>
-          <w:p>
-            <w:proofErr w:type="gramStart"/>
-            <w:r>
-              <w:t>saved.*</w:t>
-            </w:r>
-            <w:proofErr w:type="gramEnd"/>
-            <w:r>
-              <w:t xml:space="preserve"> (</w:t>
-            </w:r>
-            <w:proofErr w:type="spellStart"/>
-            <w:r>
-              <w:t>SavedListing</w:t>
-            </w:r>
-            <w:proofErr w:type="spellEnd"/>
-            <w:r>
-              <w:t xml:space="preserve"> entity)</w:t>
-            </w:r>
-          </w:p>
+          <w:p/>
         </w:tc>
         <w:tc>
           <w:tcPr>
@@ -4077,84 +3874,7 @@
               <w:right w:w="150" w:type="dxa"/>
             </w:tcMar>
           </w:tcPr>
-          <w:p>
-            <w:proofErr w:type="spellStart"/>
-            <w:proofErr w:type="gramStart"/>
-            <w:r>
-              <w:t>saveListing</w:t>
-            </w:r>
-            <w:proofErr w:type="spellEnd"/>
-            <w:r>
-              <w:t>(</w:t>
-            </w:r>
-            <w:proofErr w:type="spellStart"/>
-            <w:proofErr w:type="gramEnd"/>
-            <w:r>
-              <w:t>userId</w:t>
-            </w:r>
-            <w:proofErr w:type="spellEnd"/>
-            <w:r>
-              <w:t xml:space="preserve">, </w:t>
-            </w:r>
-            <w:proofErr w:type="spellStart"/>
-            <w:r>
-              <w:t>listingId</w:t>
-            </w:r>
-            <w:proofErr w:type="spellEnd"/>
-            <w:r>
-              <w:t xml:space="preserve">) → void · </w:t>
-            </w:r>
-            <w:proofErr w:type="spellStart"/>
-            <w:proofErr w:type="gramStart"/>
-            <w:r>
-              <w:t>unsaveListing</w:t>
-            </w:r>
-            <w:proofErr w:type="spellEnd"/>
-            <w:r>
-              <w:t>(</w:t>
-            </w:r>
-            <w:proofErr w:type="spellStart"/>
-            <w:proofErr w:type="gramEnd"/>
-            <w:r>
-              <w:t>userId</w:t>
-            </w:r>
-            <w:proofErr w:type="spellEnd"/>
-            <w:r>
-              <w:t xml:space="preserve">, </w:t>
-            </w:r>
-            <w:proofErr w:type="spellStart"/>
-            <w:r>
-              <w:t>listingId</w:t>
-            </w:r>
-            <w:proofErr w:type="spellEnd"/>
-            <w:r>
-              <w:t xml:space="preserve">) → void · </w:t>
-            </w:r>
-            <w:proofErr w:type="spellStart"/>
-            <w:r>
-              <w:t>getSavedListings</w:t>
-            </w:r>
-            <w:proofErr w:type="spellEnd"/>
-            <w:r>
-              <w:t>(</w:t>
-            </w:r>
-            <w:proofErr w:type="spellStart"/>
-            <w:r>
-              <w:t>userId</w:t>
-            </w:r>
-            <w:proofErr w:type="spellEnd"/>
-            <w:r>
-              <w:t xml:space="preserve">) → </w:t>
-            </w:r>
-            <w:proofErr w:type="gramStart"/>
-            <w:r>
-              <w:t>Listing[</w:t>
-            </w:r>
-            <w:proofErr w:type="gramEnd"/>
-            <w:r>
-              <w:t>]</w:t>
-            </w:r>
-          </w:p>
+          <w:p/>
         </w:tc>
         <w:tc>
           <w:tcPr>
@@ -4173,11 +3893,7 @@
               <w:right w:w="150" w:type="dxa"/>
             </w:tcMar>
           </w:tcPr>
-          <w:p>
-            <w:r>
-              <w:t>Client facing API only</w:t>
-            </w:r>
-          </w:p>
+          <w:p/>
         </w:tc>
       </w:tr>
       <w:tr>
@@ -4198,11 +3914,7 @@
               <w:right w:w="150" w:type="dxa"/>
             </w:tcMar>
           </w:tcPr>
-          <w:p>
-            <w:r>
-              <w:t>Notification</w:t>
-            </w:r>
-          </w:p>
+          <w:p/>
         </w:tc>
         <w:tc>
           <w:tcPr>
@@ -4221,16 +3933,7 @@
               <w:right w:w="150" w:type="dxa"/>
             </w:tcMar>
           </w:tcPr>
-          <w:p>
-            <w:proofErr w:type="gramStart"/>
-            <w:r>
-              <w:t>notification.*</w:t>
-            </w:r>
-            <w:proofErr w:type="gramEnd"/>
-            <w:r>
-              <w:t xml:space="preserve"> (Notification entity)</w:t>
-            </w:r>
-          </w:p>
+          <w:p/>
         </w:tc>
         <w:tc>
           <w:tcPr>
@@ -4249,85 +3952,7 @@
               <w:right w:w="150" w:type="dxa"/>
             </w:tcMar>
           </w:tcPr>
-          <w:p>
-            <w:proofErr w:type="spellStart"/>
-            <w:r>
-              <w:t>getNotificationsForUser</w:t>
-            </w:r>
-            <w:proofErr w:type="spellEnd"/>
-            <w:r>
-              <w:t>(</w:t>
-            </w:r>
-            <w:proofErr w:type="spellStart"/>
-            <w:r>
-              <w:t>userId</w:t>
-            </w:r>
-            <w:proofErr w:type="spellEnd"/>
-            <w:r>
-              <w:t xml:space="preserve">) → </w:t>
-            </w:r>
-            <w:proofErr w:type="gramStart"/>
-            <w:r>
-              <w:t>Notification</w:t>
-            </w:r>
-            <w:r>
-              <w:t>[</w:t>
-            </w:r>
-            <w:proofErr w:type="gramEnd"/>
-            <w:r>
-              <w:t xml:space="preserve">] · </w:t>
-            </w:r>
-            <w:proofErr w:type="spellStart"/>
-            <w:r>
-              <w:t>markRead</w:t>
-            </w:r>
-            <w:proofErr w:type="spellEnd"/>
-            <w:r>
-              <w:t>(</w:t>
-            </w:r>
-            <w:proofErr w:type="spellStart"/>
-            <w:r>
-              <w:t>notificationId</w:t>
-            </w:r>
-            <w:proofErr w:type="spellEnd"/>
-            <w:r>
-              <w:t xml:space="preserve">) → void · Subscribes </w:t>
-            </w:r>
-            <w:proofErr w:type="gramStart"/>
-            <w:r>
-              <w:t>to:</w:t>
-            </w:r>
-            <w:proofErr w:type="gramEnd"/>
-            <w:r>
-              <w:t xml:space="preserve"> </w:t>
-            </w:r>
-            <w:proofErr w:type="gramStart"/>
-            <w:r>
-              <w:t>on(</w:t>
-            </w:r>
-            <w:proofErr w:type="spellStart"/>
-            <w:proofErr w:type="gramEnd"/>
-            <w:r>
-              <w:t>ListingApproved</w:t>
-            </w:r>
-            <w:proofErr w:type="spellEnd"/>
-            <w:r>
-              <w:t xml:space="preserve">) → dispatch push to matching students · </w:t>
-            </w:r>
-            <w:proofErr w:type="gramStart"/>
-            <w:r>
-              <w:t>on(</w:t>
-            </w:r>
-            <w:proofErr w:type="spellStart"/>
-            <w:proofErr w:type="gramEnd"/>
-            <w:r>
-              <w:t>ListingRejected</w:t>
-            </w:r>
-            <w:proofErr w:type="spellEnd"/>
-            <w:r>
-              <w:t>) → notify org rep</w:t>
-            </w:r>
-          </w:p>
+          <w:p/>
         </w:tc>
         <w:tc>
           <w:tcPr>
@@ -4346,11 +3971,7 @@
               <w:right w:w="150" w:type="dxa"/>
             </w:tcMar>
           </w:tcPr>
-          <w:p>
-            <w:r>
-              <w:t>Client facing API, called by internal event</w:t>
-            </w:r>
-          </w:p>
+          <w:p/>
         </w:tc>
       </w:tr>
       <w:tr>
@@ -4371,11 +3992,7 @@
               <w:right w:w="150" w:type="dxa"/>
             </w:tcMar>
           </w:tcPr>
-          <w:p>
-            <w:r>
-              <w:t>Governance</w:t>
-            </w:r>
-          </w:p>
+          <w:p/>
         </w:tc>
         <w:tc>
           <w:tcPr>
@@ -4394,24 +4011,7 @@
               <w:right w:w="150" w:type="dxa"/>
             </w:tcMar>
           </w:tcPr>
-          <w:p>
-            <w:proofErr w:type="gramStart"/>
-            <w:r>
-              <w:t>governance.*</w:t>
-            </w:r>
-            <w:proofErr w:type="gramEnd"/>
-            <w:r>
-              <w:t xml:space="preserve"> (</w:t>
-            </w:r>
-            <w:proofErr w:type="spellStart"/>
-            <w:r>
-              <w:t>ModerationAction</w:t>
-            </w:r>
-            <w:proofErr w:type="spellEnd"/>
-            <w:r>
-              <w:t xml:space="preserve"> entity)</w:t>
-            </w:r>
-          </w:p>
+          <w:p/>
         </w:tc>
         <w:tc>
           <w:tcPr>
@@ -4430,170 +4030,7 @@
               <w:right w:w="150" w:type="dxa"/>
             </w:tcMar>
           </w:tcPr>
-          <w:p>
-            <w:proofErr w:type="spellStart"/>
-            <w:proofErr w:type="gramStart"/>
-            <w:r>
-              <w:t>getPendingListings</w:t>
-            </w:r>
-            <w:proofErr w:type="spellEnd"/>
-            <w:r>
-              <w:t>(</w:t>
-            </w:r>
-            <w:proofErr w:type="gramEnd"/>
-            <w:r>
-              <w:t xml:space="preserve">) → </w:t>
-            </w:r>
-            <w:proofErr w:type="gramStart"/>
-            <w:r>
-              <w:t>Listing[</w:t>
-            </w:r>
-            <w:proofErr w:type="gramEnd"/>
-            <w:r>
-              <w:t xml:space="preserve">] · </w:t>
-            </w:r>
-            <w:proofErr w:type="spellStart"/>
-            <w:proofErr w:type="gramStart"/>
-            <w:r>
-              <w:t>approveListing</w:t>
-            </w:r>
-            <w:proofErr w:type="spellEnd"/>
-            <w:r>
-              <w:t>(</w:t>
-            </w:r>
-            <w:proofErr w:type="spellStart"/>
-            <w:proofErr w:type="gramEnd"/>
-            <w:r>
-              <w:t>listingId</w:t>
-            </w:r>
-            <w:proofErr w:type="spellEnd"/>
-            <w:r>
-              <w:t xml:space="preserve">, </w:t>
-            </w:r>
-            <w:proofErr w:type="spellStart"/>
-            <w:r>
-              <w:t>adminId</w:t>
-            </w:r>
-            <w:proofErr w:type="spellEnd"/>
-            <w:r>
-              <w:t xml:space="preserve">) → void · </w:t>
-            </w:r>
-            <w:proofErr w:type="spellStart"/>
-            <w:proofErr w:type="gramStart"/>
-            <w:r>
-              <w:t>rejectListing</w:t>
-            </w:r>
-            <w:proofErr w:type="spellEnd"/>
-            <w:r>
-              <w:t>(</w:t>
-            </w:r>
-            <w:proofErr w:type="spellStart"/>
-            <w:proofErr w:type="gramEnd"/>
-            <w:r>
-              <w:t>listingId</w:t>
-            </w:r>
-            <w:proofErr w:type="spellEnd"/>
-            <w:r>
-              <w:t xml:space="preserve">, </w:t>
-            </w:r>
-            <w:proofErr w:type="spellStart"/>
-            <w:r>
-              <w:t>adminId</w:t>
-            </w:r>
-            <w:proofErr w:type="spellEnd"/>
-            <w:r>
-              <w:t xml:space="preserve">, reason) → void · </w:t>
-            </w:r>
-            <w:proofErr w:type="spellStart"/>
-            <w:proofErr w:type="gramStart"/>
-            <w:r>
-              <w:t>removeListing</w:t>
-            </w:r>
-            <w:proofErr w:type="spellEnd"/>
-            <w:r>
-              <w:t>(</w:t>
-            </w:r>
-            <w:proofErr w:type="spellStart"/>
-            <w:proofErr w:type="gramEnd"/>
-            <w:r>
-              <w:t>listingId</w:t>
-            </w:r>
-            <w:proofErr w:type="spellEnd"/>
-            <w:r>
-              <w:t xml:space="preserve">, </w:t>
-            </w:r>
-            <w:proofErr w:type="spellStart"/>
-            <w:r>
-              <w:t>adminId</w:t>
-            </w:r>
-            <w:proofErr w:type="spellEnd"/>
-            <w:r>
-              <w:t xml:space="preserve">, reason) → void · </w:t>
-            </w:r>
-            <w:proofErr w:type="spellStart"/>
-            <w:r>
-              <w:t>getModerationHistory</w:t>
-            </w:r>
-            <w:proofErr w:type="spellEnd"/>
-            <w:r>
-              <w:t>(</w:t>
-            </w:r>
-            <w:proofErr w:type="spellStart"/>
-            <w:r>
-              <w:t>listingId</w:t>
-            </w:r>
-            <w:proofErr w:type="spellEnd"/>
-            <w:r>
-              <w:t xml:space="preserve">) → </w:t>
-            </w:r>
-            <w:proofErr w:type="spellStart"/>
-            <w:proofErr w:type="gramStart"/>
-            <w:r>
-              <w:t>ModerationAction</w:t>
-            </w:r>
-            <w:proofErr w:type="spellEnd"/>
-            <w:r>
-              <w:t>[</w:t>
-            </w:r>
-            <w:proofErr w:type="gramEnd"/>
-            <w:r>
-              <w:t xml:space="preserve">] · </w:t>
-            </w:r>
-            <w:proofErr w:type="spellStart"/>
-            <w:r>
-              <w:t>generateReport</w:t>
-            </w:r>
-            <w:proofErr w:type="spellEnd"/>
-            <w:r>
-              <w:t xml:space="preserve">(params) → Report · Subscribes </w:t>
-            </w:r>
-            <w:proofErr w:type="gramStart"/>
-            <w:r>
-              <w:t>to:</w:t>
-            </w:r>
-            <w:proofErr w:type="gramEnd"/>
-            <w:r>
-              <w:t xml:space="preserve"> </w:t>
-            </w:r>
-            <w:proofErr w:type="gramStart"/>
-            <w:r>
-              <w:t>on(</w:t>
-            </w:r>
-            <w:proofErr w:type="spellStart"/>
-            <w:proofErr w:type="gramEnd"/>
-            <w:r>
-              <w:t>ListingSubmitted</w:t>
-            </w:r>
-            <w:proofErr w:type="spellEnd"/>
-            <w:r>
-              <w:t xml:space="preserve">) → create pending </w:t>
-            </w:r>
-            <w:proofErr w:type="spellStart"/>
-            <w:r>
-              <w:t>ModerationAction</w:t>
-            </w:r>
-            <w:proofErr w:type="spellEnd"/>
-          </w:p>
+          <w:p/>
         </w:tc>
         <w:tc>
           <w:tcPr>
@@ -4612,11 +4049,7 @@
               <w:right w:w="150" w:type="dxa"/>
             </w:tcMar>
           </w:tcPr>
-          <w:p>
-            <w:r>
-              <w:t>Admin client facing API; called by internal event</w:t>
-            </w:r>
-          </w:p>
+          <w:p/>
         </w:tc>
       </w:tr>
     </w:tbl>
@@ -4626,7 +4059,6 @@
         <w:pStyle w:val="Heading2"/>
       </w:pPr>
       <w:r>
-        <w:lastRenderedPageBreak/>
         <w:t>Cross-module communication summary</w:t>
       </w:r>
     </w:p>
@@ -4684,10 +4116,10 @@
         <w:tblLook w:val="0000" w:firstRow="0" w:lastRow="0" w:firstColumn="0" w:lastColumn="0" w:noHBand="0" w:noVBand="0"/>
       </w:tblPr>
       <w:tblGrid>
-        <w:gridCol w:w="1647"/>
-        <w:gridCol w:w="1669"/>
-        <w:gridCol w:w="3113"/>
-        <w:gridCol w:w="2931"/>
+        <w:gridCol w:w="1677"/>
+        <w:gridCol w:w="1615"/>
+        <w:gridCol w:w="3064"/>
+        <w:gridCol w:w="3004"/>
       </w:tblGrid>
       <w:tr>
         <w:trPr>
@@ -4830,7 +4262,7 @@
           </w:tcPr>
           <w:p>
             <w:r>
-              <w:t>Listing</w:t>
+              <w:t>Listings</w:t>
             </w:r>
           </w:p>
         </w:tc>
@@ -4853,7 +4285,7 @@
           </w:tcPr>
           <w:p>
             <w:r>
-              <w:t>Organization</w:t>
+              <w:t>Identity &amp; Access</w:t>
             </w:r>
           </w:p>
         </w:tc>
@@ -4912,18 +4344,7 @@
           </w:tcPr>
           <w:p>
             <w:r>
-              <w:t>Before accepting a listing submission, the Listing module must confirm the org is VERIFIED. The caller needs an immediate yes/no answer to proceed</w:t>
-            </w:r>
-            <w:r>
-              <w:t xml:space="preserve">. </w:t>
-            </w:r>
-            <w:proofErr w:type="gramStart"/>
-            <w:r>
-              <w:t>if</w:t>
-            </w:r>
-            <w:proofErr w:type="gramEnd"/>
-            <w:r>
-              <w:t xml:space="preserve"> unverified, the submission is rejected before it enters the system. Cannot be deferred.</w:t>
+              <w:t>Before a listing is accepted, the system must confirm the organization is verified</w:t>
             </w:r>
           </w:p>
         </w:tc>
@@ -4948,7 +4369,7 @@
           </w:tcPr>
           <w:p>
             <w:r>
-              <w:t>Governance</w:t>
+              <w:t>Engagement</w:t>
             </w:r>
           </w:p>
         </w:tc>
@@ -4971,7 +4392,7 @@
           </w:tcPr>
           <w:p>
             <w:r>
-              <w:t>Listing</w:t>
+              <w:t>Identity &amp; Access</w:t>
             </w:r>
           </w:p>
         </w:tc>
@@ -4994,22 +4415,20 @@
           </w:tcPr>
           <w:p>
             <w:proofErr w:type="spellStart"/>
-            <w:proofErr w:type="gramStart"/>
-            <w:r>
-              <w:t>updateListingStatus</w:t>
+            <w:r>
+              <w:t>getUserById</w:t>
             </w:r>
             <w:proofErr w:type="spellEnd"/>
             <w:r>
               <w:t>(</w:t>
             </w:r>
             <w:proofErr w:type="spellStart"/>
-            <w:proofErr w:type="gramEnd"/>
-            <w:r>
-              <w:t>listingId</w:t>
+            <w:r>
+              <w:t>userId</w:t>
             </w:r>
             <w:proofErr w:type="spellEnd"/>
             <w:r>
-              <w:t>, status, reason) [synchronous]</w:t>
+              <w:t>) [synchronous]</w:t>
             </w:r>
           </w:p>
         </w:tc>
@@ -5032,7 +4451,7 @@
           </w:tcPr>
           <w:p>
             <w:r>
-              <w:t>When an admin approves or rejects a listing, the Listing module must update the status atomically. The admin's screen must show immediate confirmation of the action, so the call must be synchronous.</w:t>
+              <w:t>The Engagement module needs user information before sending notifications or retrieving saved listings</w:t>
             </w:r>
           </w:p>
         </w:tc>
@@ -5057,7 +4476,7 @@
           </w:tcPr>
           <w:p>
             <w:r>
-              <w:t>Notification</w:t>
+              <w:t>Engagement</w:t>
             </w:r>
           </w:p>
         </w:tc>
@@ -5080,7 +4499,7 @@
           </w:tcPr>
           <w:p>
             <w:r>
-              <w:t>Identity</w:t>
+              <w:t>Listings</w:t>
             </w:r>
           </w:p>
         </w:tc>
@@ -5104,7 +4523,7 @@
           <w:p>
             <w:proofErr w:type="spellStart"/>
             <w:r>
-              <w:t>getNotificationPrefs</w:t>
+              <w:t>getListingById</w:t>
             </w:r>
             <w:proofErr w:type="spellEnd"/>
             <w:r>
@@ -5112,7 +4531,7 @@
             </w:r>
             <w:proofErr w:type="spellStart"/>
             <w:r>
-              <w:t>userId</w:t>
+              <w:t>listingId</w:t>
             </w:r>
             <w:proofErr w:type="spellEnd"/>
             <w:r>
@@ -5139,7 +4558,11 @@
           </w:tcPr>
           <w:p>
             <w:r>
-              <w:t>Before dispatching a push alert, the Notification module needs the student's channel preferences and category filters. The caller needs these immediately to decide whether and how to send the notification.</w:t>
+              <w:t xml:space="preserve">The Engagement module retrieves listing details for </w:t>
+            </w:r>
+            <w:r>
+              <w:lastRenderedPageBreak/>
+              <w:t>saved listings and notifications</w:t>
             </w:r>
           </w:p>
         </w:tc>
@@ -5164,7 +4587,8 @@
           </w:tcPr>
           <w:p>
             <w:r>
-              <w:t>Listing</w:t>
+              <w:lastRenderedPageBreak/>
+              <w:t>Engagement</w:t>
             </w:r>
           </w:p>
         </w:tc>
@@ -5187,7 +4611,7 @@
           </w:tcPr>
           <w:p>
             <w:r>
-              <w:t>Internal Event bus</w:t>
+              <w:t>Push Notification Service</w:t>
             </w:r>
           </w:p>
         </w:tc>
@@ -5209,16 +4633,13 @@
             </w:tcMar>
           </w:tcPr>
           <w:p>
-            <w:r>
-              <w:t xml:space="preserve">publish </w:t>
-            </w:r>
             <w:proofErr w:type="spellStart"/>
             <w:r>
-              <w:t>ListingSubmitted</w:t>
+              <w:t>sendNotification</w:t>
             </w:r>
             <w:proofErr w:type="spellEnd"/>
             <w:r>
-              <w:t xml:space="preserve"> [asynchronous — INPROC]</w:t>
+              <w:t>(notification) [webhook/API]</w:t>
             </w:r>
           </w:p>
         </w:tc>
@@ -5241,19 +4662,7 @@
           </w:tcPr>
           <w:p>
             <w:r>
-              <w:t xml:space="preserve">When a listing is submitted, Governance needs to create a pending moderation entry. This does not need to </w:t>
-            </w:r>
-            <w:proofErr w:type="gramStart"/>
-            <w:r>
-              <w:t>complete</w:t>
-            </w:r>
-            <w:proofErr w:type="gramEnd"/>
-            <w:r>
-              <w:t xml:space="preserve"> before the org rep receives their submission </w:t>
-            </w:r>
-            <w:r>
-              <w:lastRenderedPageBreak/>
-              <w:t>confirmation. Async decouples posting speed from moderation queue creation.</w:t>
+              <w:t>Sends push notifications to students when new listings match their preferences</w:t>
             </w:r>
           </w:p>
         </w:tc>
@@ -5276,12 +4685,7 @@
               <w:right w:w="150" w:type="dxa"/>
             </w:tcMar>
           </w:tcPr>
-          <w:p>
-            <w:r>
-              <w:lastRenderedPageBreak/>
-              <w:t>Governance</w:t>
-            </w:r>
-          </w:p>
+          <w:p/>
         </w:tc>
         <w:tc>
           <w:tcPr>
@@ -5300,11 +4704,7 @@
               <w:right w:w="150" w:type="dxa"/>
             </w:tcMar>
           </w:tcPr>
-          <w:p>
-            <w:r>
-              <w:t>Internal Event bus</w:t>
-            </w:r>
-          </w:p>
+          <w:p/>
         </w:tc>
         <w:tc>
           <w:tcPr>
@@ -5323,19 +4723,7 @@
               <w:right w:w="150" w:type="dxa"/>
             </w:tcMar>
           </w:tcPr>
-          <w:p>
-            <w:r>
-              <w:t xml:space="preserve">publish </w:t>
-            </w:r>
-            <w:proofErr w:type="spellStart"/>
-            <w:r>
-              <w:t>ListingApproved</w:t>
-            </w:r>
-            <w:proofErr w:type="spellEnd"/>
-            <w:r>
-              <w:t xml:space="preserve"> [asynchronous — INPROC]</w:t>
-            </w:r>
-          </w:p>
+          <w:p/>
         </w:tc>
         <w:tc>
           <w:tcPr>
@@ -5354,11 +4742,7 @@
               <w:right w:w="150" w:type="dxa"/>
             </w:tcMar>
           </w:tcPr>
-          <w:p>
-            <w:r>
-              <w:t>When a listing is approved, the admin's confirmation should return immediately without waiting for notifications to be dispatched to potentially hundreds of students. Multiple modules can subscribe to this event independently.</w:t>
-            </w:r>
-          </w:p>
+          <w:p/>
         </w:tc>
       </w:tr>
       <w:tr>
@@ -5379,11 +4763,7 @@
               <w:right w:w="150" w:type="dxa"/>
             </w:tcMar>
           </w:tcPr>
-          <w:p>
-            <w:r>
-              <w:t>Governance</w:t>
-            </w:r>
-          </w:p>
+          <w:p/>
         </w:tc>
         <w:tc>
           <w:tcPr>
@@ -5402,11 +4782,7 @@
               <w:right w:w="150" w:type="dxa"/>
             </w:tcMar>
           </w:tcPr>
-          <w:p>
-            <w:r>
-              <w:t>Internal Event bus</w:t>
-            </w:r>
-          </w:p>
+          <w:p/>
         </w:tc>
         <w:tc>
           <w:tcPr>
@@ -5425,19 +4801,7 @@
               <w:right w:w="150" w:type="dxa"/>
             </w:tcMar>
           </w:tcPr>
-          <w:p>
-            <w:r>
-              <w:t xml:space="preserve">publish </w:t>
-            </w:r>
-            <w:proofErr w:type="spellStart"/>
-            <w:r>
-              <w:t>ListingRejected</w:t>
-            </w:r>
-            <w:proofErr w:type="spellEnd"/>
-            <w:r>
-              <w:t xml:space="preserve"> [asynchronous — INPROC]</w:t>
-            </w:r>
-          </w:p>
+          <w:p/>
         </w:tc>
         <w:tc>
           <w:tcPr>
@@ -5456,19 +4820,7 @@
               <w:right w:w="150" w:type="dxa"/>
             </w:tcMar>
           </w:tcPr>
-          <w:p>
-            <w:r>
-              <w:t xml:space="preserve">Rejection notification to the org rep does not need to </w:t>
-            </w:r>
-            <w:proofErr w:type="gramStart"/>
-            <w:r>
-              <w:t>complete</w:t>
-            </w:r>
-            <w:proofErr w:type="gramEnd"/>
-            <w:r>
-              <w:t xml:space="preserve"> before the admin sees their action confirmed. Keeps the admin's response time independent of notification delivery.</w:t>
-            </w:r>
-          </w:p>
+          <w:p/>
         </w:tc>
       </w:tr>
       <w:tr>
@@ -5489,11 +4841,7 @@
               <w:right w:w="150" w:type="dxa"/>
             </w:tcMar>
           </w:tcPr>
-          <w:p>
-            <w:r>
-              <w:t>Internal Event Bus</w:t>
-            </w:r>
-          </w:p>
+          <w:p/>
         </w:tc>
         <w:tc>
           <w:tcPr>
@@ -5512,11 +4860,7 @@
               <w:right w:w="150" w:type="dxa"/>
             </w:tcMar>
           </w:tcPr>
-          <w:p>
-            <w:r>
-              <w:t>Notification Dispatcher</w:t>
-            </w:r>
-          </w:p>
+          <w:p/>
         </w:tc>
         <w:tc>
           <w:tcPr>
@@ -5535,29 +4879,7 @@
               <w:right w:w="150" w:type="dxa"/>
             </w:tcMar>
           </w:tcPr>
-          <w:p>
-            <w:proofErr w:type="gramStart"/>
-            <w:r>
-              <w:t>on(</w:t>
-            </w:r>
-            <w:proofErr w:type="spellStart"/>
-            <w:proofErr w:type="gramEnd"/>
-            <w:r>
-              <w:t>ListingApproved</w:t>
-            </w:r>
-            <w:proofErr w:type="spellEnd"/>
-            <w:r>
-              <w:t xml:space="preserve"> | </w:t>
-            </w:r>
-            <w:proofErr w:type="spellStart"/>
-            <w:r>
-              <w:t>ListingRejected</w:t>
-            </w:r>
-            <w:proofErr w:type="spellEnd"/>
-            <w:r>
-              <w:t>) [asynchronous — INPROC]</w:t>
-            </w:r>
-          </w:p>
+          <w:p/>
         </w:tc>
         <w:tc>
           <w:tcPr>
@@ -5576,17 +4898,7 @@
               <w:right w:w="150" w:type="dxa"/>
             </w:tcMar>
           </w:tcPr>
-          <w:p>
-            <w:r>
-              <w:t>The Notification Dispatcher subscribes to approval and rejection events and routes them to the appropriate recipients</w:t>
-            </w:r>
-            <w:r>
-              <w:t xml:space="preserve">. </w:t>
-            </w:r>
-            <w:r>
-              <w:t>students for approvals, org reps for rejections. Decouples notification logic from moderation logic.</w:t>
-            </w:r>
-          </w:p>
+          <w:p/>
         </w:tc>
       </w:tr>
     </w:tbl>
@@ -5674,7 +4986,6 @@
                 <w:sz w:val="19"/>
                 <w:szCs w:val="19"/>
               </w:rPr>
-              <w:lastRenderedPageBreak/>
               <w:t>Pattern</w:t>
             </w:r>
           </w:p>
@@ -6408,6 +5719,7 @@
                 <w:sz w:val="19"/>
                 <w:szCs w:val="19"/>
               </w:rPr>
+              <w:lastRenderedPageBreak/>
               <w:t>#</w:t>
             </w:r>
           </w:p>
@@ -6602,6 +5914,9 @@
             <w:r>
               <w:t>Listing</w:t>
             </w:r>
+            <w:r>
+              <w:t>s</w:t>
+            </w:r>
           </w:p>
         </w:tc>
         <w:tc>
@@ -6623,7 +5938,7 @@
           </w:tcPr>
           <w:p>
             <w:r>
-              <w:t>Organization</w:t>
+              <w:t>Identity &amp; Access</w:t>
             </w:r>
           </w:p>
         </w:tc>
@@ -6691,35 +6006,7 @@
           </w:tcPr>
           <w:p>
             <w:r>
-              <w:t>Does the caller need an immediate response? Yes</w:t>
-            </w:r>
-            <w:r>
-              <w:t xml:space="preserve">: </w:t>
-            </w:r>
-            <w:r>
-              <w:t xml:space="preserve">if the org is not verified, the listing must be rejected before it is saved. Can this be deferred? </w:t>
-            </w:r>
-          </w:p>
-          <w:p>
-            <w:r>
-              <w:t>No</w:t>
-            </w:r>
-            <w:r>
-              <w:t xml:space="preserve">: </w:t>
-            </w:r>
-            <w:r>
-              <w:t>the poster is waiting for confirmation. One consumer?</w:t>
-            </w:r>
-            <w:r>
-              <w:t xml:space="preserve"> </w:t>
-            </w:r>
-            <w:r>
-              <w:t xml:space="preserve">Yes. </w:t>
-            </w:r>
-          </w:p>
-          <w:p>
-            <w:r>
-              <w:t>Pattern: SYNC.</w:t>
+              <w:t>Does the caller need an immediate response? Yes. The Listings module must immediately verify that the organization is approved before allowing a listing to be submitted. Can this be deferred? No, because unverified organizations should not be able to create listings. One consumer? Yes. Pattern: SYNC.</w:t>
             </w:r>
           </w:p>
         </w:tc>
@@ -6777,7 +6064,7 @@
           </w:tcPr>
           <w:p>
             <w:r>
-              <w:t>Governance</w:t>
+              <w:t>Engagement</w:t>
             </w:r>
           </w:p>
         </w:tc>
@@ -6800,7 +6087,7 @@
           </w:tcPr>
           <w:p>
             <w:r>
-              <w:t>Listing</w:t>
+              <w:t>Identity &amp; Access</w:t>
             </w:r>
           </w:p>
         </w:tc>
@@ -6868,37 +6155,7 @@
           </w:tcPr>
           <w:p>
             <w:r>
-              <w:t xml:space="preserve">Does the caller need an immediate response? </w:t>
-            </w:r>
-          </w:p>
-          <w:p>
-            <w:r>
-              <w:t>Yes</w:t>
-            </w:r>
-            <w:r>
-              <w:t xml:space="preserve">: </w:t>
-            </w:r>
-            <w:r>
-              <w:t xml:space="preserve">the admin must see the listing status updated before their approval action </w:t>
-            </w:r>
-            <w:proofErr w:type="gramStart"/>
-            <w:r>
-              <w:t>completes</w:t>
-            </w:r>
-            <w:proofErr w:type="gramEnd"/>
-            <w:r>
-              <w:t>. Can this be deferred?</w:t>
-            </w:r>
-          </w:p>
-          <w:p>
-            <w:r>
-              <w:t xml:space="preserve"> No</w:t>
-            </w:r>
-            <w:r>
-              <w:t xml:space="preserve">: </w:t>
-            </w:r>
-            <w:r>
-              <w:t>immediate consistency required. One consumer? Yes. Pattern: SYNC.</w:t>
+              <w:t>Does the caller need an immediate response? Yes. The Engagement module needs user information immediately before retrieving saved listings or sending notifications. Can this be deferred? No. One consumer? Yes. Pattern: SYNC.</w:t>
             </w:r>
           </w:p>
         </w:tc>
@@ -6933,7 +6190,6 @@
                 <w:sz w:val="18"/>
                 <w:szCs w:val="18"/>
               </w:rPr>
-              <w:lastRenderedPageBreak/>
               <w:t>3</w:t>
             </w:r>
           </w:p>
@@ -6957,7 +6213,7 @@
           </w:tcPr>
           <w:p>
             <w:r>
-              <w:t>Notification</w:t>
+              <w:t>Engagement</w:t>
             </w:r>
           </w:p>
         </w:tc>
@@ -6980,7 +6236,7 @@
           </w:tcPr>
           <w:p>
             <w:r>
-              <w:t>Identity</w:t>
+              <w:t>Listings</w:t>
             </w:r>
           </w:p>
         </w:tc>
@@ -7048,29 +6304,15 @@
           </w:tcPr>
           <w:p>
             <w:r>
-              <w:t xml:space="preserve">Does the caller need an immediate response? </w:t>
-            </w:r>
-          </w:p>
-          <w:p>
-            <w:r>
-              <w:t>Yes</w:t>
-            </w:r>
-            <w:r>
-              <w:t xml:space="preserve">: </w:t>
-            </w:r>
-            <w:r>
-              <w:t xml:space="preserve">notification preferences must be fetched before the dispatch decision is made. Can this be deferred? </w:t>
-            </w:r>
-          </w:p>
-          <w:p>
-            <w:r>
-              <w:t>No</w:t>
-            </w:r>
-            <w:r>
-              <w:t xml:space="preserve">: </w:t>
-            </w:r>
-            <w:r>
-              <w:t>the dispatcher cannot send without knowing the student's channel choice. One consumer? Yes. Pattern: SYNC.</w:t>
+              <w:t xml:space="preserve">Does the caller need an immediate response? Yes. Listing information is needed immediately when displaying saved listings and notifications to students. Can this be deferred? No, because the user is actively </w:t>
+            </w:r>
+            <w:proofErr w:type="gramStart"/>
+            <w:r>
+              <w:t>requesting listing</w:t>
+            </w:r>
+            <w:proofErr w:type="gramEnd"/>
+            <w:r>
+              <w:t xml:space="preserve"> information. One consumer? Yes. Pattern: SYNC.</w:t>
             </w:r>
           </w:p>
         </w:tc>
@@ -7128,7 +6370,7 @@
           </w:tcPr>
           <w:p>
             <w:r>
-              <w:t>Listing</w:t>
+              <w:t>Engagement</w:t>
             </w:r>
           </w:p>
         </w:tc>
@@ -7151,7 +6393,7 @@
           </w:tcPr>
           <w:p>
             <w:r>
-              <w:t>Internal Event Bus</w:t>
+              <w:t>Push Notification Service</w:t>
             </w:r>
           </w:p>
         </w:tc>
@@ -7179,16 +6421,24 @@
                 <w:sz w:val="17"/>
                 <w:szCs w:val="17"/>
               </w:rPr>
-              <w:t xml:space="preserve">Select: Synchronous request-reply / Async message queue / Event stream / Webhook </w:t>
+              <w:t xml:space="preserve">Select: Synchronous request-reply / Async message queue / Event stream / </w:t>
             </w:r>
             <w:r>
               <w:rPr>
                 <w:color w:val="666666"/>
                 <w:sz w:val="17"/>
                 <w:szCs w:val="17"/>
-                <w:shd w:val="clear" w:color="auto" w:fill="FFFF00"/>
-              </w:rPr>
-              <w:t>/ In-process event bus</w:t>
+                <w:highlight w:val="yellow"/>
+              </w:rPr>
+              <w:t>Webhook</w:t>
+            </w:r>
+            <w:r>
+              <w:rPr>
+                <w:color w:val="666666"/>
+                <w:sz w:val="17"/>
+                <w:szCs w:val="17"/>
+              </w:rPr>
+              <w:t xml:space="preserve"> </w:t>
             </w:r>
           </w:p>
         </w:tc>
@@ -7211,24 +6461,19 @@
           </w:tcPr>
           <w:p>
             <w:r>
-              <w:t xml:space="preserve">Does the caller need an immediate response? </w:t>
-            </w:r>
-          </w:p>
-          <w:p>
-            <w:r>
-              <w:t>No</w:t>
-            </w:r>
-            <w:r>
-              <w:t xml:space="preserve">: </w:t>
-            </w:r>
-            <w:r>
-              <w:t>listing submission confirmation does not depend on the moderation queue being created. Multiple consumers? Governance subscribes; analytics could subscribe in future. Same process? Yes</w:t>
-            </w:r>
-            <w:r>
-              <w:t xml:space="preserve">: </w:t>
-            </w:r>
-            <w:r>
-              <w:t>modular monolith. Pattern: INPROC.</w:t>
+              <w:t xml:space="preserve">Is this communication with an external system that pushes notifications? Yes. The Engagement module sends outbound </w:t>
+            </w:r>
+            <w:r>
+              <w:lastRenderedPageBreak/>
+              <w:t xml:space="preserve">notification requests to Firebase Cloud Messaging through its API. Does the caller need an immediate response? No, delivery confirmation is not required before the action </w:t>
+            </w:r>
+            <w:proofErr w:type="gramStart"/>
+            <w:r>
+              <w:t>completes</w:t>
+            </w:r>
+            <w:proofErr w:type="gramEnd"/>
+            <w:r>
+              <w:t>. Pattern: WEBHOOK.</w:t>
             </w:r>
           </w:p>
         </w:tc>
@@ -7263,6 +6508,7 @@
                 <w:sz w:val="18"/>
                 <w:szCs w:val="18"/>
               </w:rPr>
+              <w:lastRenderedPageBreak/>
               <w:t>5</w:t>
             </w:r>
           </w:p>
@@ -7284,11 +6530,7 @@
               <w:right w:w="150" w:type="dxa"/>
             </w:tcMar>
           </w:tcPr>
-          <w:p>
-            <w:r>
-              <w:t>Governance</w:t>
-            </w:r>
-          </w:p>
+          <w:p/>
         </w:tc>
         <w:tc>
           <w:tcPr>
@@ -7307,11 +6549,7 @@
               <w:right w:w="150" w:type="dxa"/>
             </w:tcMar>
           </w:tcPr>
-          <w:p>
-            <w:r>
-              <w:t>Internal Event Bus</w:t>
-            </w:r>
-          </w:p>
+          <w:p/>
         </w:tc>
         <w:tc>
           <w:tcPr>
@@ -7330,25 +6568,7 @@
               <w:right w:w="150" w:type="dxa"/>
             </w:tcMar>
           </w:tcPr>
-          <w:p>
-            <w:r>
-              <w:rPr>
-                <w:color w:val="666666"/>
-                <w:sz w:val="17"/>
-                <w:szCs w:val="17"/>
-              </w:rPr>
-              <w:t xml:space="preserve">Select: Synchronous request-reply / Async message queue / Event stream / Webhook / </w:t>
-            </w:r>
-            <w:r>
-              <w:rPr>
-                <w:color w:val="666666"/>
-                <w:sz w:val="17"/>
-                <w:szCs w:val="17"/>
-                <w:shd w:val="clear" w:color="auto" w:fill="FFFF00"/>
-              </w:rPr>
-              <w:t>In-process event bus</w:t>
-            </w:r>
-          </w:p>
+          <w:p/>
         </w:tc>
         <w:tc>
           <w:tcPr>
@@ -7367,33 +6587,7 @@
               <w:right w:w="150" w:type="dxa"/>
             </w:tcMar>
           </w:tcPr>
-          <w:p>
-            <w:r>
-              <w:t xml:space="preserve">Does the caller need an immediate response? </w:t>
-            </w:r>
-          </w:p>
-          <w:p>
-            <w:r>
-              <w:t>No</w:t>
-            </w:r>
-            <w:r>
-              <w:t xml:space="preserve">: </w:t>
-            </w:r>
-            <w:r>
-              <w:t xml:space="preserve">admin approval confirmation does not depend on notifications being sent to students. Multiple consumers? </w:t>
-            </w:r>
-          </w:p>
-          <w:p>
-            <w:r>
-              <w:t>Yes</w:t>
-            </w:r>
-            <w:r>
-              <w:t xml:space="preserve">: </w:t>
-            </w:r>
-            <w:r>
-              <w:t>Notification subscribes, and future analytics could also subscribe. Same process? Yes. Pattern: INPROC.</w:t>
-            </w:r>
-          </w:p>
+          <w:p/>
         </w:tc>
       </w:tr>
       <w:tr>
@@ -7447,11 +6641,7 @@
               <w:right w:w="150" w:type="dxa"/>
             </w:tcMar>
           </w:tcPr>
-          <w:p>
-            <w:r>
-              <w:t>Governance</w:t>
-            </w:r>
-          </w:p>
+          <w:p/>
         </w:tc>
         <w:tc>
           <w:tcPr>
@@ -7470,11 +6660,7 @@
               <w:right w:w="150" w:type="dxa"/>
             </w:tcMar>
           </w:tcPr>
-          <w:p>
-            <w:r>
-              <w:t>Internal Event Bus</w:t>
-            </w:r>
-          </w:p>
+          <w:p/>
         </w:tc>
         <w:tc>
           <w:tcPr>
@@ -7493,34 +6679,7 @@
               <w:right w:w="150" w:type="dxa"/>
             </w:tcMar>
           </w:tcPr>
-          <w:p>
-            <w:r>
-              <w:rPr>
-                <w:color w:val="666666"/>
-                <w:sz w:val="17"/>
-                <w:szCs w:val="17"/>
-              </w:rPr>
-              <w:t xml:space="preserve">Select: Synchronous request-reply / Async message queue / Event stream / </w:t>
-            </w:r>
-            <w:r>
-              <w:rPr>
-                <w:color w:val="666666"/>
-                <w:sz w:val="17"/>
-                <w:szCs w:val="17"/>
-              </w:rPr>
-              <w:lastRenderedPageBreak/>
-              <w:t xml:space="preserve">Webhook </w:t>
-            </w:r>
-            <w:r>
-              <w:rPr>
-                <w:color w:val="666666"/>
-                <w:sz w:val="17"/>
-                <w:szCs w:val="17"/>
-                <w:shd w:val="clear" w:color="auto" w:fill="FFFF00"/>
-              </w:rPr>
-              <w:t>/ In-process event bus</w:t>
-            </w:r>
-          </w:p>
+          <w:p/>
         </w:tc>
         <w:tc>
           <w:tcPr>
@@ -7539,32 +6698,7 @@
               <w:right w:w="150" w:type="dxa"/>
             </w:tcMar>
           </w:tcPr>
-          <w:p>
-            <w:r>
-              <w:lastRenderedPageBreak/>
-              <w:t xml:space="preserve">Does the caller need an immediate response? </w:t>
-            </w:r>
-          </w:p>
-          <w:p>
-            <w:r>
-              <w:t>No</w:t>
-            </w:r>
-            <w:r>
-              <w:t xml:space="preserve">: </w:t>
-            </w:r>
-            <w:r>
-              <w:t xml:space="preserve">rejection notification to org does not block the </w:t>
-            </w:r>
-            <w:r>
-              <w:lastRenderedPageBreak/>
-              <w:t xml:space="preserve">admin's action confirmation. Same process? </w:t>
-            </w:r>
-          </w:p>
-          <w:p>
-            <w:r>
-              <w:t>Yes. Multiple consumers? Notification subscribes. Pattern: INPROC.</w:t>
-            </w:r>
-          </w:p>
+          <w:p/>
         </w:tc>
       </w:tr>
       <w:tr>
@@ -7597,7 +6731,6 @@
                 <w:sz w:val="18"/>
                 <w:szCs w:val="18"/>
               </w:rPr>
-              <w:lastRenderedPageBreak/>
               <w:t>7</w:t>
             </w:r>
           </w:p>
@@ -7619,11 +6752,7 @@
               <w:right w:w="150" w:type="dxa"/>
             </w:tcMar>
           </w:tcPr>
-          <w:p>
-            <w:r>
-              <w:t>Internal Event Bus</w:t>
-            </w:r>
-          </w:p>
+          <w:p/>
         </w:tc>
         <w:tc>
           <w:tcPr>
@@ -7642,11 +6771,7 @@
               <w:right w:w="150" w:type="dxa"/>
             </w:tcMar>
           </w:tcPr>
-          <w:p>
-            <w:r>
-              <w:t>Notification Dispatcher</w:t>
-            </w:r>
-          </w:p>
+          <w:p/>
         </w:tc>
         <w:tc>
           <w:tcPr>
@@ -7665,25 +6790,7 @@
               <w:right w:w="150" w:type="dxa"/>
             </w:tcMar>
           </w:tcPr>
-          <w:p>
-            <w:r>
-              <w:rPr>
-                <w:color w:val="666666"/>
-                <w:sz w:val="17"/>
-                <w:szCs w:val="17"/>
-              </w:rPr>
-              <w:t xml:space="preserve">Select: Synchronous request-reply / Async message queue / Event stream / Webhook </w:t>
-            </w:r>
-            <w:r>
-              <w:rPr>
-                <w:color w:val="666666"/>
-                <w:sz w:val="17"/>
-                <w:szCs w:val="17"/>
-                <w:shd w:val="clear" w:color="auto" w:fill="FFFF00"/>
-              </w:rPr>
-              <w:t>/ In-process event bus</w:t>
-            </w:r>
-          </w:p>
+          <w:p/>
         </w:tc>
         <w:tc>
           <w:tcPr>
@@ -7702,30 +6809,13 @@
               <w:right w:w="150" w:type="dxa"/>
             </w:tcMar>
           </w:tcPr>
-          <w:p>
-            <w:r>
-              <w:t xml:space="preserve">Does the caller need an immediate response? </w:t>
-            </w:r>
-          </w:p>
-          <w:p>
-            <w:r>
-              <w:t>No</w:t>
-            </w:r>
-            <w:r>
-              <w:t xml:space="preserve">: </w:t>
-            </w:r>
-            <w:r>
-              <w:t xml:space="preserve">event dispatch is fire-and-forget within the same process. Multiple consumers? </w:t>
-            </w:r>
-          </w:p>
-          <w:p>
-            <w:r>
-              <w:t>The dispatcher is the single subscriber but handles both approval and rejection event types. Same process? Yes. Pattern: INPROC.</w:t>
-            </w:r>
-          </w:p>
+          <w:p/>
         </w:tc>
       </w:tr>
       <w:tr>
+        <w:trPr>
+          <w:trHeight w:val="1618"/>
+        </w:trPr>
         <w:tc>
           <w:tcPr>
             <w:tcW w:w="480" w:type="dxa"/>
@@ -7776,11 +6866,7 @@
               <w:right w:w="150" w:type="dxa"/>
             </w:tcMar>
           </w:tcPr>
-          <w:p>
-            <w:r>
-              <w:t>Notification Dispatcher</w:t>
-            </w:r>
-          </w:p>
+          <w:p/>
         </w:tc>
         <w:tc>
           <w:tcPr>
@@ -7799,11 +6885,7 @@
               <w:right w:w="150" w:type="dxa"/>
             </w:tcMar>
           </w:tcPr>
-          <w:p>
-            <w:r>
-              <w:t>Push Notification Service</w:t>
-            </w:r>
-          </w:p>
+          <w:p/>
         </w:tc>
         <w:tc>
           <w:tcPr>
@@ -7822,33 +6904,7 @@
               <w:right w:w="150" w:type="dxa"/>
             </w:tcMar>
           </w:tcPr>
-          <w:p>
-            <w:r>
-              <w:rPr>
-                <w:color w:val="666666"/>
-                <w:sz w:val="17"/>
-                <w:szCs w:val="17"/>
-              </w:rPr>
-              <w:t xml:space="preserve">Select: Synchronous request-reply / Async message queue / Event stream / </w:t>
-            </w:r>
-            <w:r>
-              <w:rPr>
-                <w:color w:val="666666"/>
-                <w:sz w:val="17"/>
-                <w:szCs w:val="17"/>
-                <w:shd w:val="clear" w:color="auto" w:fill="FFFF00"/>
-              </w:rPr>
-              <w:t>Webhook</w:t>
-            </w:r>
-            <w:r>
-              <w:rPr>
-                <w:color w:val="666666"/>
-                <w:sz w:val="17"/>
-                <w:szCs w:val="17"/>
-              </w:rPr>
-              <w:t xml:space="preserve"> / In-process event bus</w:t>
-            </w:r>
-          </w:p>
+          <w:p/>
         </w:tc>
         <w:tc>
           <w:tcPr>
@@ -7867,46 +6923,7 @@
               <w:right w:w="150" w:type="dxa"/>
             </w:tcMar>
           </w:tcPr>
-          <w:p>
-            <w:r>
-              <w:t xml:space="preserve">Is this communication with an external system that pushes notifications to your system? </w:t>
-            </w:r>
-          </w:p>
-          <w:p>
-            <w:r>
-              <w:t>No</w:t>
-            </w:r>
-            <w:r>
-              <w:t xml:space="preserve">: </w:t>
-            </w:r>
-            <w:r>
-              <w:t xml:space="preserve">in this case our system calls out. The external system (FCM) receives our request and delivers to student devices. </w:t>
-            </w:r>
-          </w:p>
-          <w:p>
-            <w:r>
-              <w:t xml:space="preserve">Does the caller need an immediate delivery confirmation? </w:t>
-            </w:r>
-          </w:p>
-          <w:p>
-            <w:r>
-              <w:t>No</w:t>
-            </w:r>
-            <w:r>
-              <w:t xml:space="preserve">: </w:t>
-            </w:r>
-            <w:r>
-              <w:t xml:space="preserve">delivery is </w:t>
-            </w:r>
-            <w:proofErr w:type="gramStart"/>
-            <w:r>
-              <w:t>best-effort</w:t>
-            </w:r>
-            <w:proofErr w:type="gramEnd"/>
-            <w:r>
-              <w:t>. Pattern: WEBHOOK (outbound call to external push API).</w:t>
-            </w:r>
-          </w:p>
+          <w:p/>
         </w:tc>
       </w:tr>
     </w:tbl>
@@ -7928,11 +6945,7 @@
         <w:t xml:space="preserve">Two Architecture Decision Records are required. Each captures a significant, hard-to-reverse decision. Complete all fields. </w:t>
       </w:r>
       <w:r>
-        <w:t xml:space="preserve">The consequences section is the most analytically important part of an ADR, and </w:t>
-      </w:r>
-      <w:r>
-        <w:lastRenderedPageBreak/>
-        <w:t xml:space="preserve">the </w:t>
+        <w:t xml:space="preserve">The consequences section is the most analytically important part of an ADR, and the </w:t>
       </w:r>
       <w:proofErr w:type="gramStart"/>
       <w:r>
@@ -8266,7 +7279,15 @@
                 <w:sz w:val="18"/>
                 <w:szCs w:val="18"/>
               </w:rPr>
-              <w:t>Document how data consistency across module or service boundaries is maintained. For a modular monolith: how schema separation is enforced and when cross-schema transactions are permitted. For microservices: acknowledge eventual consistency, name the operations most at risk, and specify which pattern (saga, outbox, or compensating approach) would be used. Alternatives must include at least one distributed approach and one simpler approach.</w:t>
+              <w:t xml:space="preserve">Document how data consistency across module or service boundaries is maintained. For a modular monolith: how schema separation is enforced and when cross-schema transactions are permitted. For </w:t>
+            </w:r>
+            <w:r>
+              <w:rPr>
+                <w:sz w:val="18"/>
+                <w:szCs w:val="18"/>
+              </w:rPr>
+              <w:lastRenderedPageBreak/>
+              <w:t>microservices: acknowledge eventual consistency, name the operations most at risk, and specify which pattern (saga, outbox, or compensating approach) would be used. Alternatives must include at least one distributed approach and one simpler approach.</w:t>
             </w:r>
           </w:p>
         </w:tc>
@@ -8369,47 +7390,241 @@
               </w:rPr>
               <w:t>1</w:t>
             </w:r>
+          </w:p>
+        </w:tc>
+      </w:tr>
+      <w:tr>
+        <w:tc>
+          <w:tcPr>
+            <w:tcW w:w="1800" w:type="dxa"/>
+            <w:tcBorders>
+              <w:top w:val="single" w:sz="1" w:space="0" w:color="CCCCCC"/>
+              <w:left w:val="single" w:sz="1" w:space="0" w:color="CCCCCC"/>
+              <w:bottom w:val="single" w:sz="1" w:space="0" w:color="CCCCCC"/>
+              <w:right w:val="single" w:sz="1" w:space="0" w:color="CCCCCC"/>
+            </w:tcBorders>
+            <w:shd w:val="clear" w:color="auto" w:fill="F0F0EE"/>
+            <w:tcMar>
+              <w:top w:w="90" w:type="dxa"/>
+              <w:left w:w="150" w:type="dxa"/>
+              <w:bottom w:w="90" w:type="dxa"/>
+              <w:right w:w="150" w:type="dxa"/>
+            </w:tcMar>
+          </w:tcPr>
+          <w:p>
+            <w:pPr>
+              <w:rPr>
+                <w:color w:val="000000" w:themeColor="text1"/>
+                <w:sz w:val="20"/>
+                <w:szCs w:val="20"/>
+              </w:rPr>
+            </w:pPr>
+            <w:r>
+              <w:rPr>
+                <w:b/>
+                <w:bCs/>
+                <w:color w:val="000000" w:themeColor="text1"/>
+                <w:sz w:val="20"/>
+                <w:szCs w:val="20"/>
+              </w:rPr>
+              <w:t>Title</w:t>
+            </w:r>
+          </w:p>
+        </w:tc>
+        <w:tc>
+          <w:tcPr>
+            <w:tcW w:w="7560" w:type="dxa"/>
+            <w:tcBorders>
+              <w:top w:val="single" w:sz="1" w:space="0" w:color="CCCCCC"/>
+              <w:left w:val="single" w:sz="1" w:space="0" w:color="CCCCCC"/>
+              <w:bottom w:val="single" w:sz="1" w:space="0" w:color="CCCCCC"/>
+              <w:right w:val="single" w:sz="1" w:space="0" w:color="CCCCCC"/>
+            </w:tcBorders>
+            <w:shd w:val="clear" w:color="auto" w:fill="FFFFFF"/>
+            <w:tcMar>
+              <w:top w:w="90" w:type="dxa"/>
+              <w:left w:w="150" w:type="dxa"/>
+              <w:bottom w:w="90" w:type="dxa"/>
+              <w:right w:w="150" w:type="dxa"/>
+            </w:tcMar>
+          </w:tcPr>
+          <w:p>
+            <w:pPr>
+              <w:rPr>
+                <w:color w:val="000000" w:themeColor="text1"/>
+                <w:sz w:val="20"/>
+                <w:szCs w:val="20"/>
+              </w:rPr>
+            </w:pPr>
+            <w:r>
+              <w:rPr>
+                <w:color w:val="000000" w:themeColor="text1"/>
+                <w:sz w:val="20"/>
+                <w:szCs w:val="20"/>
+              </w:rPr>
+              <w:t>Use synchronous request-</w:t>
+            </w:r>
             <w:proofErr w:type="gramStart"/>
             <w:r>
               <w:rPr>
-                <w:b/>
-                <w:bCs/>
-                <w:color w:val="000000" w:themeColor="text1"/>
-              </w:rPr>
-              <w:t>:</w:t>
-            </w:r>
-            <w:r>
-              <w:rPr>
-                <w:b/>
-                <w:bCs/>
-                <w:color w:val="000000" w:themeColor="text1"/>
-              </w:rPr>
-              <w:t xml:space="preserve">  </w:t>
+                <w:color w:val="000000" w:themeColor="text1"/>
+                <w:sz w:val="20"/>
+                <w:szCs w:val="20"/>
+              </w:rPr>
+              <w:t>reply</w:t>
+            </w:r>
+            <w:proofErr w:type="gramEnd"/>
+            <w:r>
+              <w:rPr>
+                <w:color w:val="000000" w:themeColor="text1"/>
+                <w:sz w:val="20"/>
+                <w:szCs w:val="20"/>
+              </w:rPr>
+              <w:t xml:space="preserve"> communication between internal modules</w:t>
+            </w:r>
+          </w:p>
+        </w:tc>
+      </w:tr>
+      <w:tr>
+        <w:tc>
+          <w:tcPr>
+            <w:tcW w:w="1800" w:type="dxa"/>
+            <w:tcBorders>
+              <w:top w:val="single" w:sz="1" w:space="0" w:color="CCCCCC"/>
+              <w:left w:val="single" w:sz="1" w:space="0" w:color="CCCCCC"/>
+              <w:bottom w:val="single" w:sz="1" w:space="0" w:color="CCCCCC"/>
+              <w:right w:val="single" w:sz="1" w:space="0" w:color="CCCCCC"/>
+            </w:tcBorders>
+            <w:shd w:val="clear" w:color="auto" w:fill="F0F0EE"/>
+            <w:tcMar>
+              <w:top w:w="90" w:type="dxa"/>
+              <w:left w:w="150" w:type="dxa"/>
+              <w:bottom w:w="90" w:type="dxa"/>
+              <w:right w:w="150" w:type="dxa"/>
+            </w:tcMar>
+          </w:tcPr>
+          <w:p>
+            <w:pPr>
+              <w:rPr>
+                <w:color w:val="000000" w:themeColor="text1"/>
+                <w:sz w:val="20"/>
+                <w:szCs w:val="20"/>
+              </w:rPr>
+            </w:pPr>
+            <w:r>
+              <w:rPr>
+                <w:b/>
+                <w:bCs/>
+                <w:color w:val="000000" w:themeColor="text1"/>
+                <w:sz w:val="20"/>
+                <w:szCs w:val="20"/>
+              </w:rPr>
+              <w:t>Status</w:t>
+            </w:r>
+          </w:p>
+        </w:tc>
+        <w:tc>
+          <w:tcPr>
+            <w:tcW w:w="7560" w:type="dxa"/>
+            <w:tcBorders>
+              <w:top w:val="single" w:sz="1" w:space="0" w:color="CCCCCC"/>
+              <w:left w:val="single" w:sz="1" w:space="0" w:color="CCCCCC"/>
+              <w:bottom w:val="single" w:sz="1" w:space="0" w:color="CCCCCC"/>
+              <w:right w:val="single" w:sz="1" w:space="0" w:color="CCCCCC"/>
+            </w:tcBorders>
+            <w:shd w:val="clear" w:color="auto" w:fill="FFFFFF"/>
+            <w:tcMar>
+              <w:top w:w="90" w:type="dxa"/>
+              <w:left w:w="150" w:type="dxa"/>
+              <w:bottom w:w="90" w:type="dxa"/>
+              <w:right w:w="150" w:type="dxa"/>
+            </w:tcMar>
+          </w:tcPr>
+          <w:p>
+            <w:pPr>
+              <w:rPr>
+                <w:color w:val="000000" w:themeColor="text1"/>
+                <w:sz w:val="20"/>
+                <w:szCs w:val="20"/>
+              </w:rPr>
+            </w:pPr>
+            <w:r>
+              <w:rPr>
+                <w:b/>
+                <w:bCs/>
+                <w:color w:val="000000" w:themeColor="text1"/>
+                <w:sz w:val="20"/>
+                <w:szCs w:val="20"/>
+                <w:shd w:val="clear" w:color="auto" w:fill="FEF3E2"/>
+              </w:rPr>
+              <w:t xml:space="preserve"> </w:t>
+            </w:r>
+            <w:r>
+              <w:rPr>
+                <w:sz w:val="20"/>
+                <w:szCs w:val="20"/>
+              </w:rPr>
+              <w:t xml:space="preserve">Proposed   </w:t>
+            </w:r>
+            <w:r>
+              <w:rPr>
+                <w:sz w:val="20"/>
+                <w:szCs w:val="20"/>
+                <w:shd w:val="clear" w:color="auto" w:fill="FFFF00"/>
+              </w:rPr>
+              <w:t xml:space="preserve">  Accepted     </w:t>
+            </w:r>
+            <w:r>
+              <w:rPr>
+                <w:sz w:val="20"/>
+                <w:szCs w:val="20"/>
+              </w:rPr>
+              <w:t>Superseded</w:t>
+            </w:r>
+            <w:r>
+              <w:rPr>
+                <w:b/>
+                <w:bCs/>
+                <w:color w:val="000000" w:themeColor="text1"/>
+                <w:sz w:val="20"/>
+                <w:szCs w:val="20"/>
+                <w:shd w:val="clear" w:color="auto" w:fill="F4F4F2"/>
+              </w:rPr>
+              <w:t xml:space="preserve"> </w:t>
+            </w:r>
+            <w:r>
+              <w:rPr>
+                <w:color w:val="000000" w:themeColor="text1"/>
+                <w:sz w:val="20"/>
+                <w:szCs w:val="20"/>
+              </w:rPr>
+              <w:t xml:space="preserve">     </w:t>
+            </w:r>
+            <w:r>
+              <w:rPr>
+                <w:color w:val="000000" w:themeColor="text1"/>
+                <w:sz w:val="20"/>
+                <w:szCs w:val="20"/>
+              </w:rPr>
+              <w:sym w:font="Wingdings" w:char="F0DF"/>
+            </w:r>
+            <w:r>
+              <w:rPr>
+                <w:color w:val="000000" w:themeColor="text1"/>
+                <w:sz w:val="20"/>
+                <w:szCs w:val="20"/>
+              </w:rPr>
+              <w:t xml:space="preserve"> </w:t>
             </w:r>
             <w:r>
               <w:rPr>
                 <w:i/>
                 <w:iCs/>
                 <w:color w:val="000000" w:themeColor="text1"/>
-              </w:rPr>
-              <w:t>Use</w:t>
-            </w:r>
-            <w:proofErr w:type="gramEnd"/>
-            <w:r>
-              <w:rPr>
-                <w:i/>
-                <w:iCs/>
-                <w:color w:val="000000" w:themeColor="text1"/>
-              </w:rPr>
-              <w:t xml:space="preserve"> </w:t>
-            </w:r>
-            <w:r>
-              <w:rPr>
-                <w:i/>
-                <w:iCs/>
-                <w:color w:val="000000" w:themeColor="text1"/>
-              </w:rPr>
-              <w:t>async in process event bus for listing approval to student notification</w:t>
+                <w:sz w:val="20"/>
+                <w:szCs w:val="20"/>
+              </w:rPr>
+              <w:t>choose one</w:t>
             </w:r>
           </w:p>
         </w:tc>
@@ -8448,7 +7663,7 @@
                 <w:sz w:val="20"/>
                 <w:szCs w:val="20"/>
               </w:rPr>
-              <w:t>Title</w:t>
+              <w:t>Context</w:t>
             </w:r>
           </w:p>
         </w:tc>
@@ -8461,29 +7676,48 @@
               <w:bottom w:val="single" w:sz="1" w:space="0" w:color="CCCCCC"/>
               <w:right w:val="single" w:sz="1" w:space="0" w:color="CCCCCC"/>
             </w:tcBorders>
-            <w:shd w:val="clear" w:color="auto" w:fill="FFFFFF"/>
-            <w:tcMar>
-              <w:top w:w="90" w:type="dxa"/>
-              <w:left w:w="150" w:type="dxa"/>
-              <w:bottom w:w="90" w:type="dxa"/>
-              <w:right w:w="150" w:type="dxa"/>
-            </w:tcMar>
-          </w:tcPr>
-          <w:p>
-            <w:pPr>
-              <w:rPr>
-                <w:color w:val="000000" w:themeColor="text1"/>
-                <w:sz w:val="20"/>
-                <w:szCs w:val="20"/>
-              </w:rPr>
-            </w:pPr>
-            <w:r>
-              <w:rPr>
-                <w:color w:val="000000" w:themeColor="text1"/>
-                <w:sz w:val="20"/>
-                <w:szCs w:val="20"/>
-              </w:rPr>
-              <w:t>Use asynchronous in-process event bus for Governance-to-Notification integration</w:t>
+            <w:shd w:val="clear" w:color="auto" w:fill="EBF0F7"/>
+            <w:tcMar>
+              <w:top w:w="90" w:type="dxa"/>
+              <w:left w:w="150" w:type="dxa"/>
+              <w:bottom w:w="90" w:type="dxa"/>
+              <w:right w:w="150" w:type="dxa"/>
+            </w:tcMar>
+          </w:tcPr>
+          <w:p>
+            <w:pPr>
+              <w:spacing w:before="80"/>
+              <w:rPr>
+                <w:color w:val="000000" w:themeColor="text1"/>
+                <w:sz w:val="20"/>
+                <w:szCs w:val="20"/>
+              </w:rPr>
+            </w:pPr>
+            <w:r>
+              <w:rPr>
+                <w:color w:val="000000" w:themeColor="text1"/>
+                <w:sz w:val="20"/>
+                <w:szCs w:val="20"/>
+              </w:rPr>
+              <w:t xml:space="preserve">The system is built as a modular monolith with three main modules: Identity &amp; Access, Listings, and Engagement. Some actions in the system need an immediate response before the user can continue. For example, before a listing is posted, the Listings module </w:t>
+            </w:r>
+            <w:proofErr w:type="gramStart"/>
+            <w:r>
+              <w:rPr>
+                <w:color w:val="000000" w:themeColor="text1"/>
+                <w:sz w:val="20"/>
+                <w:szCs w:val="20"/>
+              </w:rPr>
+              <w:t>has to</w:t>
+            </w:r>
+            <w:proofErr w:type="gramEnd"/>
+            <w:r>
+              <w:rPr>
+                <w:color w:val="000000" w:themeColor="text1"/>
+                <w:sz w:val="20"/>
+                <w:szCs w:val="20"/>
+              </w:rPr>
+              <w:t xml:space="preserve"> verify that the organization is approved through the Identity &amp; Access module. The Engagement module also needs immediate access to listing and user information when students view saved listings or notifications. Since everything runs in the same application and database, synchronous communication makes the most sense for the current scope of the project.</w:t>
             </w:r>
           </w:p>
         </w:tc>
@@ -8522,7 +7756,7 @@
                 <w:sz w:val="20"/>
                 <w:szCs w:val="20"/>
               </w:rPr>
-              <w:t>Status</w:t>
+              <w:t>Decision</w:t>
             </w:r>
           </w:p>
         </w:tc>
@@ -8535,99 +7769,48 @@
               <w:bottom w:val="single" w:sz="1" w:space="0" w:color="CCCCCC"/>
               <w:right w:val="single" w:sz="1" w:space="0" w:color="CCCCCC"/>
             </w:tcBorders>
-            <w:shd w:val="clear" w:color="auto" w:fill="FFFFFF"/>
-            <w:tcMar>
-              <w:top w:w="90" w:type="dxa"/>
-              <w:left w:w="150" w:type="dxa"/>
-              <w:bottom w:w="90" w:type="dxa"/>
-              <w:right w:w="150" w:type="dxa"/>
-            </w:tcMar>
-          </w:tcPr>
-          <w:p>
-            <w:pPr>
-              <w:rPr>
-                <w:color w:val="000000" w:themeColor="text1"/>
-                <w:sz w:val="20"/>
-                <w:szCs w:val="20"/>
-              </w:rPr>
-            </w:pPr>
-            <w:r>
-              <w:rPr>
-                <w:b/>
-                <w:bCs/>
-                <w:color w:val="000000" w:themeColor="text1"/>
-                <w:sz w:val="20"/>
-                <w:szCs w:val="20"/>
-                <w:shd w:val="clear" w:color="auto" w:fill="FEF3E2"/>
-              </w:rPr>
-              <w:t xml:space="preserve"> </w:t>
-            </w:r>
-            <w:r>
-              <w:rPr>
-                <w:sz w:val="20"/>
-                <w:szCs w:val="20"/>
-              </w:rPr>
-              <w:t xml:space="preserve">Proposed   </w:t>
-            </w:r>
-            <w:r>
-              <w:rPr>
-                <w:sz w:val="20"/>
-                <w:szCs w:val="20"/>
-                <w:shd w:val="clear" w:color="auto" w:fill="FFFF00"/>
-              </w:rPr>
-              <w:t xml:space="preserve">  Accepted     </w:t>
-            </w:r>
-            <w:r>
-              <w:rPr>
-                <w:sz w:val="20"/>
-                <w:szCs w:val="20"/>
-              </w:rPr>
-              <w:t>Superseded</w:t>
-            </w:r>
-            <w:r>
-              <w:rPr>
-                <w:b/>
-                <w:bCs/>
-                <w:color w:val="000000" w:themeColor="text1"/>
-                <w:sz w:val="20"/>
-                <w:szCs w:val="20"/>
-                <w:shd w:val="clear" w:color="auto" w:fill="F4F4F2"/>
-              </w:rPr>
-              <w:t xml:space="preserve"> </w:t>
-            </w:r>
-            <w:r>
-              <w:rPr>
-                <w:color w:val="000000" w:themeColor="text1"/>
-                <w:sz w:val="20"/>
-                <w:szCs w:val="20"/>
-              </w:rPr>
-              <w:t xml:space="preserve">     </w:t>
-            </w:r>
-            <w:r>
-              <w:rPr>
-                <w:color w:val="000000" w:themeColor="text1"/>
-                <w:sz w:val="20"/>
-                <w:szCs w:val="20"/>
-              </w:rPr>
-              <w:sym w:font="Wingdings" w:char="F0DF"/>
-            </w:r>
-            <w:r>
-              <w:rPr>
-                <w:color w:val="000000" w:themeColor="text1"/>
-                <w:sz w:val="20"/>
-                <w:szCs w:val="20"/>
-              </w:rPr>
-              <w:t xml:space="preserve"> </w:t>
-            </w:r>
-            <w:r>
-              <w:rPr>
-                <w:i/>
-                <w:iCs/>
-                <w:color w:val="000000" w:themeColor="text1"/>
-                <w:sz w:val="20"/>
-                <w:szCs w:val="20"/>
-              </w:rPr>
-              <w:t>choose one</w:t>
+            <w:shd w:val="clear" w:color="auto" w:fill="E1F5EE"/>
+            <w:tcMar>
+              <w:top w:w="90" w:type="dxa"/>
+              <w:left w:w="150" w:type="dxa"/>
+              <w:bottom w:w="90" w:type="dxa"/>
+              <w:right w:w="150" w:type="dxa"/>
+            </w:tcMar>
+          </w:tcPr>
+          <w:p>
+            <w:pPr>
+              <w:spacing w:before="40"/>
+              <w:rPr>
+                <w:color w:val="000000" w:themeColor="text1"/>
+                <w:sz w:val="20"/>
+                <w:szCs w:val="20"/>
+              </w:rPr>
+            </w:pPr>
+            <w:r>
+              <w:rPr>
+                <w:color w:val="000000" w:themeColor="text1"/>
+                <w:sz w:val="20"/>
+                <w:szCs w:val="20"/>
+              </w:rPr>
+              <w:t>Internal module communication will use synchronous request-</w:t>
+            </w:r>
+            <w:proofErr w:type="gramStart"/>
+            <w:r>
+              <w:rPr>
+                <w:color w:val="000000" w:themeColor="text1"/>
+                <w:sz w:val="20"/>
+                <w:szCs w:val="20"/>
+              </w:rPr>
+              <w:t>reply</w:t>
+            </w:r>
+            <w:proofErr w:type="gramEnd"/>
+            <w:r>
+              <w:rPr>
+                <w:color w:val="000000" w:themeColor="text1"/>
+                <w:sz w:val="20"/>
+                <w:szCs w:val="20"/>
+              </w:rPr>
+              <w:t xml:space="preserve"> calls. Each module will expose clear interfaces that other modules can call directly inside the modular monolith.</w:t>
             </w:r>
           </w:p>
         </w:tc>
@@ -8666,7 +7849,7 @@
                 <w:sz w:val="20"/>
                 <w:szCs w:val="20"/>
               </w:rPr>
-              <w:t>Context</w:t>
+              <w:t>Alternatives considered</w:t>
             </w:r>
           </w:p>
         </w:tc>
@@ -8679,74 +7862,29 @@
               <w:bottom w:val="single" w:sz="1" w:space="0" w:color="CCCCCC"/>
               <w:right w:val="single" w:sz="1" w:space="0" w:color="CCCCCC"/>
             </w:tcBorders>
-            <w:shd w:val="clear" w:color="auto" w:fill="EBF0F7"/>
-            <w:tcMar>
-              <w:top w:w="90" w:type="dxa"/>
-              <w:left w:w="150" w:type="dxa"/>
-              <w:bottom w:w="90" w:type="dxa"/>
-              <w:right w:w="150" w:type="dxa"/>
-            </w:tcMar>
-          </w:tcPr>
-          <w:p>
-            <w:pPr>
-              <w:spacing w:before="80"/>
-              <w:rPr>
-                <w:color w:val="000000" w:themeColor="text1"/>
-                <w:sz w:val="20"/>
-                <w:szCs w:val="20"/>
-              </w:rPr>
-            </w:pPr>
-            <w:r>
-              <w:rPr>
-                <w:color w:val="000000" w:themeColor="text1"/>
-                <w:sz w:val="20"/>
-                <w:szCs w:val="20"/>
-              </w:rPr>
-              <w:t xml:space="preserve">Describe the situation: </w:t>
-            </w:r>
-            <w:r>
-              <w:rPr>
-                <w:color w:val="000000" w:themeColor="text1"/>
-                <w:sz w:val="20"/>
-                <w:szCs w:val="20"/>
-              </w:rPr>
-              <w:t xml:space="preserve">When the system admin approves a listing, the system must both provide </w:t>
-            </w:r>
-            <w:proofErr w:type="gramStart"/>
-            <w:r>
-              <w:rPr>
-                <w:color w:val="000000" w:themeColor="text1"/>
-                <w:sz w:val="20"/>
-                <w:szCs w:val="20"/>
-              </w:rPr>
-              <w:t>an on</w:t>
-            </w:r>
-            <w:proofErr w:type="gramEnd"/>
-            <w:r>
-              <w:rPr>
-                <w:color w:val="000000" w:themeColor="text1"/>
-                <w:sz w:val="20"/>
-                <w:szCs w:val="20"/>
-              </w:rPr>
-              <w:t xml:space="preserve">-screen confirmation to the admin, as well as dispatch push notifications to potentially hundreds of students. The approval of a listing by the admin is the only requirement of US-06; it must respond immediately to the admin’s action. The Notification module will be responsible for dispatching the push notifications; the Governance module will be responsible for the admin’s approval of a listing. These two modules must be decoupled from each other. The system will exist as a modular monolith on </w:t>
-            </w:r>
-            <w:proofErr w:type="spellStart"/>
-            <w:r>
-              <w:rPr>
-                <w:color w:val="000000" w:themeColor="text1"/>
-                <w:sz w:val="20"/>
-                <w:szCs w:val="20"/>
-              </w:rPr>
-              <w:t>Replit</w:t>
-            </w:r>
-            <w:proofErr w:type="spellEnd"/>
-            <w:r>
-              <w:rPr>
-                <w:color w:val="000000" w:themeColor="text1"/>
-                <w:sz w:val="20"/>
-                <w:szCs w:val="20"/>
-              </w:rPr>
-              <w:t>, with no external message broker infrastructure available.</w:t>
+            <w:shd w:val="clear" w:color="auto" w:fill="F7F7F5"/>
+            <w:tcMar>
+              <w:top w:w="90" w:type="dxa"/>
+              <w:left w:w="150" w:type="dxa"/>
+              <w:bottom w:w="90" w:type="dxa"/>
+              <w:right w:w="150" w:type="dxa"/>
+            </w:tcMar>
+          </w:tcPr>
+          <w:p>
+            <w:pPr>
+              <w:rPr>
+                <w:color w:val="000000" w:themeColor="text1"/>
+                <w:sz w:val="20"/>
+                <w:szCs w:val="20"/>
+              </w:rPr>
+            </w:pPr>
+            <w:r>
+              <w:rPr>
+                <w:color w:val="000000" w:themeColor="text1"/>
+                <w:sz w:val="20"/>
+                <w:szCs w:val="20"/>
+              </w:rPr>
+              <w:t>Complete one row per alternative. At least two alternatives are required.</w:t>
             </w:r>
           </w:p>
         </w:tc>
@@ -8761,31 +7899,29 @@
               <w:bottom w:val="single" w:sz="1" w:space="0" w:color="CCCCCC"/>
               <w:right w:val="single" w:sz="1" w:space="0" w:color="CCCCCC"/>
             </w:tcBorders>
-            <w:shd w:val="clear" w:color="auto" w:fill="F0F0EE"/>
-            <w:tcMar>
-              <w:top w:w="90" w:type="dxa"/>
-              <w:left w:w="150" w:type="dxa"/>
-              <w:bottom w:w="90" w:type="dxa"/>
-              <w:right w:w="150" w:type="dxa"/>
-            </w:tcMar>
-          </w:tcPr>
-          <w:p>
-            <w:pPr>
-              <w:rPr>
-                <w:color w:val="000000" w:themeColor="text1"/>
-                <w:sz w:val="20"/>
-                <w:szCs w:val="20"/>
-              </w:rPr>
-            </w:pPr>
-            <w:r>
-              <w:rPr>
-                <w:b/>
-                <w:bCs/>
-                <w:color w:val="000000" w:themeColor="text1"/>
-                <w:sz w:val="20"/>
-                <w:szCs w:val="20"/>
-              </w:rPr>
-              <w:t>Decision</w:t>
+            <w:shd w:val="clear" w:color="auto" w:fill="F7F7F5"/>
+            <w:tcMar>
+              <w:top w:w="90" w:type="dxa"/>
+              <w:left w:w="150" w:type="dxa"/>
+              <w:bottom w:w="90" w:type="dxa"/>
+              <w:right w:w="150" w:type="dxa"/>
+            </w:tcMar>
+          </w:tcPr>
+          <w:p>
+            <w:pPr>
+              <w:rPr>
+                <w:color w:val="000000" w:themeColor="text1"/>
+                <w:sz w:val="20"/>
+                <w:szCs w:val="20"/>
+              </w:rPr>
+            </w:pPr>
+            <w:r>
+              <w:rPr>
+                <w:color w:val="000000" w:themeColor="text1"/>
+                <w:sz w:val="20"/>
+                <w:szCs w:val="20"/>
+              </w:rPr>
+              <w:t>Alt. 1</w:t>
             </w:r>
           </w:p>
         </w:tc>
@@ -8798,30 +7934,126 @@
               <w:bottom w:val="single" w:sz="1" w:space="0" w:color="CCCCCC"/>
               <w:right w:val="single" w:sz="1" w:space="0" w:color="CCCCCC"/>
             </w:tcBorders>
-            <w:shd w:val="clear" w:color="auto" w:fill="E1F5EE"/>
-            <w:tcMar>
-              <w:top w:w="90" w:type="dxa"/>
-              <w:left w:w="150" w:type="dxa"/>
-              <w:bottom w:w="90" w:type="dxa"/>
-              <w:right w:w="150" w:type="dxa"/>
-            </w:tcMar>
-          </w:tcPr>
-          <w:p>
-            <w:pPr>
-              <w:spacing w:before="40"/>
-              <w:rPr>
-                <w:color w:val="000000" w:themeColor="text1"/>
-                <w:sz w:val="20"/>
-                <w:szCs w:val="20"/>
-              </w:rPr>
-            </w:pPr>
-            <w:r>
-              <w:rPr>
-                <w:color w:val="000000" w:themeColor="text1"/>
-                <w:sz w:val="20"/>
-                <w:szCs w:val="20"/>
-              </w:rPr>
-              <w:t>For the integration between Governance and Notification, we will use an asynchronous in-process event bus. When a listing is approved in the Governance module, an event is published on the event bus. The Notification module is subscribed to this event and dispatches push notifications asynchronously. The admin will receive confirmation of the listing approval without waiting for the student notifications to be processed.</w:t>
+            <w:shd w:val="clear" w:color="auto" w:fill="FAFAFA"/>
+            <w:tcMar>
+              <w:top w:w="90" w:type="dxa"/>
+              <w:left w:w="150" w:type="dxa"/>
+              <w:bottom w:w="90" w:type="dxa"/>
+              <w:right w:w="150" w:type="dxa"/>
+            </w:tcMar>
+          </w:tcPr>
+          <w:p>
+            <w:pPr>
+              <w:spacing w:after="20"/>
+              <w:rPr>
+                <w:b/>
+                <w:bCs/>
+                <w:color w:val="000000" w:themeColor="text1"/>
+                <w:sz w:val="20"/>
+                <w:szCs w:val="20"/>
+              </w:rPr>
+            </w:pPr>
+            <w:r>
+              <w:rPr>
+                <w:b/>
+                <w:bCs/>
+                <w:color w:val="000000" w:themeColor="text1"/>
+                <w:sz w:val="20"/>
+                <w:szCs w:val="20"/>
+              </w:rPr>
+              <w:t>Option:</w:t>
+            </w:r>
+            <w:r>
+              <w:rPr>
+                <w:b/>
+                <w:bCs/>
+                <w:color w:val="000000" w:themeColor="text1"/>
+                <w:sz w:val="20"/>
+                <w:szCs w:val="20"/>
+              </w:rPr>
+              <w:t xml:space="preserve"> </w:t>
+            </w:r>
+            <w:r>
+              <w:rPr>
+                <w:b/>
+                <w:bCs/>
+                <w:color w:val="000000" w:themeColor="text1"/>
+                <w:sz w:val="20"/>
+                <w:szCs w:val="20"/>
+              </w:rPr>
+              <w:t xml:space="preserve">Asynchronous in-process event </w:t>
+            </w:r>
+            <w:r>
+              <w:rPr>
+                <w:b/>
+                <w:bCs/>
+                <w:color w:val="000000" w:themeColor="text1"/>
+                <w:sz w:val="20"/>
+                <w:szCs w:val="20"/>
+              </w:rPr>
+              <w:t>bus</w:t>
+            </w:r>
+            <w:r>
+              <w:rPr>
+                <w:b/>
+                <w:bCs/>
+                <w:color w:val="000000" w:themeColor="text1"/>
+                <w:sz w:val="20"/>
+                <w:szCs w:val="20"/>
+              </w:rPr>
+              <w:t xml:space="preserve"> </w:t>
+            </w:r>
+          </w:p>
+          <w:p>
+            <w:pPr>
+              <w:spacing w:after="20"/>
+              <w:rPr>
+                <w:b/>
+                <w:bCs/>
+                <w:color w:val="000000" w:themeColor="text1"/>
+                <w:sz w:val="20"/>
+                <w:szCs w:val="20"/>
+              </w:rPr>
+            </w:pPr>
+            <w:r>
+              <w:rPr>
+                <w:b/>
+                <w:bCs/>
+                <w:color w:val="000000" w:themeColor="text1"/>
+                <w:sz w:val="20"/>
+                <w:szCs w:val="20"/>
+              </w:rPr>
+              <w:t>Rejected</w:t>
+            </w:r>
+            <w:r>
+              <w:rPr>
+                <w:b/>
+                <w:bCs/>
+                <w:color w:val="000000" w:themeColor="text1"/>
+                <w:sz w:val="20"/>
+                <w:szCs w:val="20"/>
+              </w:rPr>
+              <w:t xml:space="preserve"> because:</w:t>
+            </w:r>
+            <w:r>
+              <w:rPr>
+                <w:b/>
+                <w:bCs/>
+                <w:color w:val="000000" w:themeColor="text1"/>
+                <w:sz w:val="20"/>
+                <w:szCs w:val="20"/>
+              </w:rPr>
+              <w:t xml:space="preserve"> </w:t>
+            </w:r>
+            <w:r>
+              <w:rPr>
+                <w:b/>
+                <w:bCs/>
+                <w:color w:val="000000" w:themeColor="text1"/>
+                <w:sz w:val="20"/>
+                <w:szCs w:val="20"/>
+              </w:rPr>
+              <w:t>most actions in the system require an immediate response before the process can continue, like verifying organizations or retrieving listing details. Adding async communication would create extra complexity that the project does not currently need.</w:t>
             </w:r>
           </w:p>
         </w:tc>
@@ -8836,32 +8068,29 @@
               <w:bottom w:val="single" w:sz="1" w:space="0" w:color="CCCCCC"/>
               <w:right w:val="single" w:sz="1" w:space="0" w:color="CCCCCC"/>
             </w:tcBorders>
-            <w:shd w:val="clear" w:color="auto" w:fill="F0F0EE"/>
-            <w:tcMar>
-              <w:top w:w="90" w:type="dxa"/>
-              <w:left w:w="150" w:type="dxa"/>
-              <w:bottom w:w="90" w:type="dxa"/>
-              <w:right w:w="150" w:type="dxa"/>
-            </w:tcMar>
-          </w:tcPr>
-          <w:p>
-            <w:pPr>
-              <w:rPr>
-                <w:color w:val="000000" w:themeColor="text1"/>
-                <w:sz w:val="20"/>
-                <w:szCs w:val="20"/>
-              </w:rPr>
-            </w:pPr>
-            <w:r>
-              <w:rPr>
-                <w:b/>
-                <w:bCs/>
-                <w:color w:val="000000" w:themeColor="text1"/>
-                <w:sz w:val="20"/>
-                <w:szCs w:val="20"/>
-              </w:rPr>
-              <w:lastRenderedPageBreak/>
-              <w:t>Alternatives considered</w:t>
+            <w:shd w:val="clear" w:color="auto" w:fill="F7F7F5"/>
+            <w:tcMar>
+              <w:top w:w="90" w:type="dxa"/>
+              <w:left w:w="150" w:type="dxa"/>
+              <w:bottom w:w="90" w:type="dxa"/>
+              <w:right w:w="150" w:type="dxa"/>
+            </w:tcMar>
+          </w:tcPr>
+          <w:p>
+            <w:pPr>
+              <w:rPr>
+                <w:color w:val="000000" w:themeColor="text1"/>
+                <w:sz w:val="20"/>
+                <w:szCs w:val="20"/>
+              </w:rPr>
+            </w:pPr>
+            <w:r>
+              <w:rPr>
+                <w:color w:val="000000" w:themeColor="text1"/>
+                <w:sz w:val="20"/>
+                <w:szCs w:val="20"/>
+              </w:rPr>
+              <w:t>Alt. 2</w:t>
             </w:r>
           </w:p>
         </w:tc>
@@ -8874,29 +8103,78 @@
               <w:bottom w:val="single" w:sz="1" w:space="0" w:color="CCCCCC"/>
               <w:right w:val="single" w:sz="1" w:space="0" w:color="CCCCCC"/>
             </w:tcBorders>
-            <w:shd w:val="clear" w:color="auto" w:fill="F7F7F5"/>
-            <w:tcMar>
-              <w:top w:w="90" w:type="dxa"/>
-              <w:left w:w="150" w:type="dxa"/>
-              <w:bottom w:w="90" w:type="dxa"/>
-              <w:right w:w="150" w:type="dxa"/>
-            </w:tcMar>
-          </w:tcPr>
-          <w:p>
-            <w:pPr>
-              <w:rPr>
-                <w:color w:val="000000" w:themeColor="text1"/>
-                <w:sz w:val="20"/>
-                <w:szCs w:val="20"/>
-              </w:rPr>
-            </w:pPr>
-            <w:r>
-              <w:rPr>
-                <w:color w:val="000000" w:themeColor="text1"/>
-                <w:sz w:val="20"/>
-                <w:szCs w:val="20"/>
-              </w:rPr>
-              <w:t>Complete one row per alternative. At least two alternatives are required.</w:t>
+            <w:shd w:val="clear" w:color="auto" w:fill="FAFAFA"/>
+            <w:tcMar>
+              <w:top w:w="90" w:type="dxa"/>
+              <w:left w:w="150" w:type="dxa"/>
+              <w:bottom w:w="90" w:type="dxa"/>
+              <w:right w:w="150" w:type="dxa"/>
+            </w:tcMar>
+          </w:tcPr>
+          <w:p>
+            <w:pPr>
+              <w:spacing w:after="20"/>
+              <w:rPr>
+                <w:b/>
+                <w:bCs/>
+                <w:color w:val="000000" w:themeColor="text1"/>
+                <w:sz w:val="20"/>
+                <w:szCs w:val="20"/>
+              </w:rPr>
+            </w:pPr>
+            <w:r>
+              <w:rPr>
+                <w:b/>
+                <w:bCs/>
+                <w:color w:val="000000" w:themeColor="text1"/>
+                <w:sz w:val="20"/>
+                <w:szCs w:val="20"/>
+              </w:rPr>
+              <w:t xml:space="preserve">Option: </w:t>
+            </w:r>
+            <w:r>
+              <w:rPr>
+                <w:b/>
+                <w:bCs/>
+                <w:color w:val="000000" w:themeColor="text1"/>
+                <w:sz w:val="20"/>
+                <w:szCs w:val="20"/>
+              </w:rPr>
+              <w:t>External message queue (RabbitMQ/Redis).</w:t>
+            </w:r>
+          </w:p>
+          <w:p>
+            <w:pPr>
+              <w:rPr>
+                <w:b/>
+                <w:bCs/>
+                <w:color w:val="000000" w:themeColor="text1"/>
+                <w:sz w:val="20"/>
+                <w:szCs w:val="20"/>
+              </w:rPr>
+            </w:pPr>
+            <w:r>
+              <w:rPr>
+                <w:b/>
+                <w:bCs/>
+                <w:color w:val="000000" w:themeColor="text1"/>
+                <w:sz w:val="20"/>
+                <w:szCs w:val="20"/>
+              </w:rPr>
+              <w:t>Rejected because:</w:t>
+            </w:r>
+            <w:r>
+              <w:t xml:space="preserve"> </w:t>
+            </w:r>
+            <w:r>
+              <w:rPr>
+                <w:b/>
+                <w:bCs/>
+                <w:color w:val="000000" w:themeColor="text1"/>
+                <w:sz w:val="20"/>
+                <w:szCs w:val="20"/>
+              </w:rPr>
+              <w:t>the system is relatively small and does not need separate distributed infrastructure or durable event processing.</w:t>
             </w:r>
           </w:p>
         </w:tc>
@@ -8933,7 +8211,7 @@
                 <w:sz w:val="20"/>
                 <w:szCs w:val="20"/>
               </w:rPr>
-              <w:t>Alt. 1</w:t>
+              <w:t>Alt. 3</w:t>
             </w:r>
           </w:p>
         </w:tc>
@@ -8956,33 +8234,56 @@
           </w:tcPr>
           <w:p>
             <w:pPr>
-              <w:spacing w:after="20"/>
-              <w:rPr>
-                <w:b/>
-                <w:bCs/>
-                <w:color w:val="000000" w:themeColor="text1"/>
-                <w:sz w:val="20"/>
-                <w:szCs w:val="20"/>
-              </w:rPr>
-            </w:pPr>
-            <w:r>
-              <w:rPr>
-                <w:b/>
-                <w:bCs/>
-                <w:color w:val="000000" w:themeColor="text1"/>
-                <w:sz w:val="20"/>
-                <w:szCs w:val="20"/>
-              </w:rPr>
-              <w:t>Option:</w:t>
-            </w:r>
-            <w:r>
-              <w:rPr>
-                <w:b/>
-                <w:bCs/>
-                <w:color w:val="000000" w:themeColor="text1"/>
-                <w:sz w:val="20"/>
-                <w:szCs w:val="20"/>
-              </w:rPr>
+              <w:rPr>
+                <w:b/>
+                <w:bCs/>
+                <w:color w:val="000000" w:themeColor="text1"/>
+                <w:sz w:val="20"/>
+                <w:szCs w:val="20"/>
+              </w:rPr>
+            </w:pPr>
+            <w:r>
+              <w:rPr>
+                <w:b/>
+                <w:bCs/>
+                <w:color w:val="000000" w:themeColor="text1"/>
+                <w:sz w:val="20"/>
+                <w:szCs w:val="20"/>
+              </w:rPr>
+              <w:t xml:space="preserve">Option: </w:t>
+            </w:r>
+            <w:r>
+              <w:rPr>
+                <w:b/>
+                <w:bCs/>
+                <w:color w:val="000000" w:themeColor="text1"/>
+                <w:sz w:val="20"/>
+                <w:szCs w:val="20"/>
+              </w:rPr>
+              <w:t xml:space="preserve">Direct database access between modules. </w:t>
+            </w:r>
+          </w:p>
+          <w:p>
+            <w:pPr>
+              <w:rPr>
+                <w:b/>
+                <w:bCs/>
+                <w:color w:val="000000" w:themeColor="text1"/>
+                <w:sz w:val="20"/>
+                <w:szCs w:val="20"/>
+              </w:rPr>
+            </w:pPr>
+            <w:r>
+              <w:rPr>
+                <w:b/>
+                <w:bCs/>
+                <w:color w:val="000000" w:themeColor="text1"/>
+                <w:sz w:val="20"/>
+                <w:szCs w:val="20"/>
+              </w:rPr>
+              <w:t>Rejected because:</w:t>
+            </w:r>
+            <w:r>
               <w:t xml:space="preserve"> </w:t>
             </w:r>
             <w:r>
@@ -8993,71 +8294,7 @@
                 <w:sz w:val="20"/>
                 <w:szCs w:val="20"/>
               </w:rPr>
-              <w:t>Synchronous call from Governance directly to Notification.</w:t>
-            </w:r>
-            <w:r>
-              <w:rPr>
-                <w:b/>
-                <w:bCs/>
-                <w:color w:val="000000" w:themeColor="text1"/>
-                <w:sz w:val="20"/>
-                <w:szCs w:val="20"/>
-              </w:rPr>
-              <w:t xml:space="preserve"> </w:t>
-            </w:r>
-          </w:p>
-          <w:p>
-            <w:pPr>
-              <w:spacing w:after="20"/>
-              <w:rPr>
-                <w:b/>
-                <w:bCs/>
-                <w:color w:val="000000" w:themeColor="text1"/>
-                <w:sz w:val="20"/>
-                <w:szCs w:val="20"/>
-              </w:rPr>
-            </w:pPr>
-            <w:r>
-              <w:rPr>
-                <w:b/>
-                <w:bCs/>
-                <w:color w:val="000000" w:themeColor="text1"/>
-                <w:sz w:val="20"/>
-                <w:szCs w:val="20"/>
-              </w:rPr>
-              <w:t xml:space="preserve">Rejected because: </w:t>
-            </w:r>
-            <w:r>
-              <w:rPr>
-                <w:b/>
-                <w:bCs/>
-                <w:color w:val="000000" w:themeColor="text1"/>
-                <w:sz w:val="20"/>
-                <w:szCs w:val="20"/>
-              </w:rPr>
-              <w:t xml:space="preserve">This would make the admin’s response time </w:t>
-            </w:r>
-            <w:proofErr w:type="spellStart"/>
-            <w:r>
-              <w:rPr>
-                <w:b/>
-                <w:bCs/>
-                <w:color w:val="000000" w:themeColor="text1"/>
-                <w:sz w:val="20"/>
-                <w:szCs w:val="20"/>
-              </w:rPr>
-              <w:t>dependant</w:t>
-            </w:r>
-            <w:proofErr w:type="spellEnd"/>
-            <w:r>
-              <w:rPr>
-                <w:b/>
-                <w:bCs/>
-                <w:color w:val="000000" w:themeColor="text1"/>
-                <w:sz w:val="20"/>
-                <w:szCs w:val="20"/>
-              </w:rPr>
-              <w:t xml:space="preserve"> upon dispatching notifications to potentially hundreds of students, which could take several seconds. Furthermore, if the notifications system failed, the approval would also fail.</w:t>
+              <w:t>modules should communicate through interfaces instead of directly reading or writing another module’s schema, since that would weaken the module boundaries.</w:t>
             </w:r>
           </w:p>
         </w:tc>
@@ -9072,29 +8309,31 @@
               <w:bottom w:val="single" w:sz="1" w:space="0" w:color="CCCCCC"/>
               <w:right w:val="single" w:sz="1" w:space="0" w:color="CCCCCC"/>
             </w:tcBorders>
-            <w:shd w:val="clear" w:color="auto" w:fill="F7F7F5"/>
-            <w:tcMar>
-              <w:top w:w="90" w:type="dxa"/>
-              <w:left w:w="150" w:type="dxa"/>
-              <w:bottom w:w="90" w:type="dxa"/>
-              <w:right w:w="150" w:type="dxa"/>
-            </w:tcMar>
-          </w:tcPr>
-          <w:p>
-            <w:pPr>
-              <w:rPr>
-                <w:color w:val="000000" w:themeColor="text1"/>
-                <w:sz w:val="20"/>
-                <w:szCs w:val="20"/>
-              </w:rPr>
-            </w:pPr>
-            <w:r>
-              <w:rPr>
-                <w:color w:val="000000" w:themeColor="text1"/>
-                <w:sz w:val="20"/>
-                <w:szCs w:val="20"/>
-              </w:rPr>
-              <w:t>Alt. 2</w:t>
+            <w:shd w:val="clear" w:color="auto" w:fill="F0F0EE"/>
+            <w:tcMar>
+              <w:top w:w="90" w:type="dxa"/>
+              <w:left w:w="150" w:type="dxa"/>
+              <w:bottom w:w="90" w:type="dxa"/>
+              <w:right w:w="150" w:type="dxa"/>
+            </w:tcMar>
+          </w:tcPr>
+          <w:p>
+            <w:pPr>
+              <w:rPr>
+                <w:color w:val="000000" w:themeColor="text1"/>
+                <w:sz w:val="20"/>
+                <w:szCs w:val="20"/>
+              </w:rPr>
+            </w:pPr>
+            <w:r>
+              <w:rPr>
+                <w:b/>
+                <w:bCs/>
+                <w:color w:val="000000" w:themeColor="text1"/>
+                <w:sz w:val="20"/>
+                <w:szCs w:val="20"/>
+              </w:rPr>
+              <w:t>Positive consequences</w:t>
             </w:r>
           </w:p>
         </w:tc>
@@ -9107,86 +8346,68 @@
               <w:bottom w:val="single" w:sz="1" w:space="0" w:color="CCCCCC"/>
               <w:right w:val="single" w:sz="1" w:space="0" w:color="CCCCCC"/>
             </w:tcBorders>
-            <w:shd w:val="clear" w:color="auto" w:fill="FAFAFA"/>
-            <w:tcMar>
-              <w:top w:w="90" w:type="dxa"/>
-              <w:left w:w="150" w:type="dxa"/>
-              <w:bottom w:w="90" w:type="dxa"/>
-              <w:right w:w="150" w:type="dxa"/>
-            </w:tcMar>
-          </w:tcPr>
-          <w:p>
-            <w:pPr>
-              <w:spacing w:after="20"/>
-              <w:rPr>
-                <w:b/>
-                <w:bCs/>
-                <w:color w:val="000000" w:themeColor="text1"/>
-                <w:sz w:val="20"/>
-                <w:szCs w:val="20"/>
-              </w:rPr>
-            </w:pPr>
-            <w:r>
-              <w:rPr>
-                <w:b/>
-                <w:bCs/>
-                <w:color w:val="000000" w:themeColor="text1"/>
-                <w:sz w:val="20"/>
-                <w:szCs w:val="20"/>
-              </w:rPr>
-              <w:t xml:space="preserve">Option: </w:t>
-            </w:r>
-            <w:r>
-              <w:rPr>
-                <w:b/>
-                <w:bCs/>
-                <w:color w:val="000000" w:themeColor="text1"/>
-                <w:sz w:val="20"/>
-                <w:szCs w:val="20"/>
-              </w:rPr>
-              <w:t>External message queue (Redis or RabbitMQ)</w:t>
-            </w:r>
-          </w:p>
-          <w:p>
-            <w:pPr>
-              <w:rPr>
-                <w:b/>
-                <w:bCs/>
-                <w:color w:val="000000" w:themeColor="text1"/>
-                <w:sz w:val="20"/>
-                <w:szCs w:val="20"/>
-              </w:rPr>
-            </w:pPr>
-            <w:r>
-              <w:rPr>
-                <w:b/>
-                <w:bCs/>
-                <w:color w:val="000000" w:themeColor="text1"/>
-                <w:sz w:val="20"/>
-                <w:szCs w:val="20"/>
-              </w:rPr>
-              <w:t>Rejected because:</w:t>
-            </w:r>
-            <w:r>
-              <w:rPr>
-                <w:b/>
-                <w:bCs/>
-                <w:color w:val="000000" w:themeColor="text1"/>
-                <w:sz w:val="20"/>
-                <w:szCs w:val="20"/>
-              </w:rPr>
-              <w:t xml:space="preserve"> </w:t>
-            </w:r>
-            <w:r>
-              <w:rPr>
-                <w:b/>
-                <w:bCs/>
-                <w:color w:val="000000" w:themeColor="text1"/>
-                <w:sz w:val="20"/>
-                <w:szCs w:val="20"/>
-              </w:rPr>
-              <w:t>The added complexity of deploying and maintaining an external message broker is not justified by the current project size and team. The same functionality can be achieved in-process.</w:t>
-            </w:r>
+            <w:shd w:val="clear" w:color="auto" w:fill="EAF3E8"/>
+            <w:tcMar>
+              <w:top w:w="90" w:type="dxa"/>
+              <w:left w:w="150" w:type="dxa"/>
+              <w:bottom w:w="90" w:type="dxa"/>
+              <w:right w:w="150" w:type="dxa"/>
+            </w:tcMar>
+          </w:tcPr>
+          <w:p>
+            <w:pPr>
+              <w:spacing w:after="30"/>
+              <w:rPr>
+                <w:color w:val="000000" w:themeColor="text1"/>
+                <w:sz w:val="20"/>
+                <w:szCs w:val="20"/>
+              </w:rPr>
+            </w:pPr>
+            <w:r>
+              <w:rPr>
+                <w:color w:val="000000" w:themeColor="text1"/>
+                <w:sz w:val="20"/>
+                <w:szCs w:val="20"/>
+              </w:rPr>
+              <w:t xml:space="preserve">1. Easier to implement and debug compared to asynchronous communication. </w:t>
+            </w:r>
+            <w:r>
+              <w:rPr>
+                <w:color w:val="000000" w:themeColor="text1"/>
+                <w:sz w:val="20"/>
+                <w:szCs w:val="20"/>
+              </w:rPr>
+              <w:br/>
+              <w:t xml:space="preserve">2. Users receive immediate responses when creating listings or viewing </w:t>
+            </w:r>
+            <w:r>
+              <w:rPr>
+                <w:color w:val="000000" w:themeColor="text1"/>
+                <w:sz w:val="20"/>
+                <w:szCs w:val="20"/>
+              </w:rPr>
+              <w:lastRenderedPageBreak/>
+              <w:t xml:space="preserve">information. </w:t>
+            </w:r>
+            <w:r>
+              <w:rPr>
+                <w:color w:val="000000" w:themeColor="text1"/>
+                <w:sz w:val="20"/>
+                <w:szCs w:val="20"/>
+              </w:rPr>
+              <w:br/>
+              <w:t>3. Module boundaries are still maintained through defined interfaces.</w:t>
+            </w:r>
+          </w:p>
+          <w:p>
+            <w:pPr>
+              <w:spacing w:after="30"/>
+              <w:rPr>
+                <w:color w:val="000000" w:themeColor="text1"/>
+                <w:sz w:val="20"/>
+                <w:szCs w:val="20"/>
+              </w:rPr>
+            </w:pPr>
           </w:p>
         </w:tc>
       </w:tr>
@@ -9200,29 +8421,32 @@
               <w:bottom w:val="single" w:sz="1" w:space="0" w:color="CCCCCC"/>
               <w:right w:val="single" w:sz="1" w:space="0" w:color="CCCCCC"/>
             </w:tcBorders>
-            <w:shd w:val="clear" w:color="auto" w:fill="F7F7F5"/>
-            <w:tcMar>
-              <w:top w:w="90" w:type="dxa"/>
-              <w:left w:w="150" w:type="dxa"/>
-              <w:bottom w:w="90" w:type="dxa"/>
-              <w:right w:w="150" w:type="dxa"/>
-            </w:tcMar>
-          </w:tcPr>
-          <w:p>
-            <w:pPr>
-              <w:rPr>
-                <w:color w:val="000000" w:themeColor="text1"/>
-                <w:sz w:val="20"/>
-                <w:szCs w:val="20"/>
-              </w:rPr>
-            </w:pPr>
-            <w:r>
-              <w:rPr>
-                <w:color w:val="000000" w:themeColor="text1"/>
-                <w:sz w:val="20"/>
-                <w:szCs w:val="20"/>
-              </w:rPr>
-              <w:t>Alt. 3</w:t>
+            <w:shd w:val="clear" w:color="auto" w:fill="F0F0EE"/>
+            <w:tcMar>
+              <w:top w:w="90" w:type="dxa"/>
+              <w:left w:w="150" w:type="dxa"/>
+              <w:bottom w:w="90" w:type="dxa"/>
+              <w:right w:w="150" w:type="dxa"/>
+            </w:tcMar>
+          </w:tcPr>
+          <w:p>
+            <w:pPr>
+              <w:rPr>
+                <w:color w:val="000000" w:themeColor="text1"/>
+                <w:sz w:val="20"/>
+                <w:szCs w:val="20"/>
+              </w:rPr>
+            </w:pPr>
+            <w:r>
+              <w:rPr>
+                <w:b/>
+                <w:bCs/>
+                <w:color w:val="000000" w:themeColor="text1"/>
+                <w:sz w:val="20"/>
+                <w:szCs w:val="20"/>
+              </w:rPr>
+              <w:lastRenderedPageBreak/>
+              <w:t>Negative consequences</w:t>
             </w:r>
           </w:p>
         </w:tc>
@@ -9235,105 +8459,39 @@
               <w:bottom w:val="single" w:sz="1" w:space="0" w:color="CCCCCC"/>
               <w:right w:val="single" w:sz="1" w:space="0" w:color="CCCCCC"/>
             </w:tcBorders>
-            <w:shd w:val="clear" w:color="auto" w:fill="FAFAFA"/>
-            <w:tcMar>
-              <w:top w:w="90" w:type="dxa"/>
-              <w:left w:w="150" w:type="dxa"/>
-              <w:bottom w:w="90" w:type="dxa"/>
-              <w:right w:w="150" w:type="dxa"/>
-            </w:tcMar>
-          </w:tcPr>
-          <w:p>
-            <w:pPr>
-              <w:spacing w:after="20"/>
-              <w:rPr>
-                <w:b/>
-                <w:bCs/>
-                <w:color w:val="000000" w:themeColor="text1"/>
-                <w:sz w:val="20"/>
-                <w:szCs w:val="20"/>
-              </w:rPr>
-            </w:pPr>
-            <w:r>
-              <w:rPr>
-                <w:b/>
-                <w:bCs/>
-                <w:color w:val="000000" w:themeColor="text1"/>
-                <w:sz w:val="20"/>
-                <w:szCs w:val="20"/>
-              </w:rPr>
-              <w:t xml:space="preserve">Option: </w:t>
-            </w:r>
-            <w:r>
-              <w:rPr>
-                <w:b/>
-                <w:bCs/>
-                <w:color w:val="000000" w:themeColor="text1"/>
-                <w:sz w:val="20"/>
-                <w:szCs w:val="20"/>
-              </w:rPr>
-              <w:t>Write directly to the database's notifications queue table from the Governance module.</w:t>
-            </w:r>
-          </w:p>
-          <w:p>
-            <w:pPr>
-              <w:rPr>
-                <w:b/>
-                <w:bCs/>
-                <w:color w:val="000000" w:themeColor="text1"/>
-                <w:sz w:val="20"/>
-                <w:szCs w:val="20"/>
-              </w:rPr>
-            </w:pPr>
-            <w:r>
-              <w:rPr>
-                <w:b/>
-                <w:bCs/>
-                <w:color w:val="000000" w:themeColor="text1"/>
-                <w:sz w:val="20"/>
-                <w:szCs w:val="20"/>
-              </w:rPr>
-              <w:t>Rejected because:</w:t>
-            </w:r>
-            <w:r>
-              <w:rPr>
-                <w:b/>
-                <w:bCs/>
-                <w:color w:val="000000" w:themeColor="text1"/>
-                <w:sz w:val="20"/>
-                <w:szCs w:val="20"/>
-              </w:rPr>
-              <w:t xml:space="preserve"> </w:t>
-            </w:r>
-            <w:r>
-              <w:rPr>
-                <w:b/>
-                <w:bCs/>
-                <w:color w:val="000000" w:themeColor="text1"/>
-                <w:sz w:val="20"/>
-                <w:szCs w:val="20"/>
-              </w:rPr>
-              <w:t>due to the Governance module having to know the schema structure of the Notification module</w:t>
-            </w:r>
-            <w:r>
-              <w:rPr>
-                <w:b/>
-                <w:bCs/>
-                <w:color w:val="000000" w:themeColor="text1"/>
-                <w:sz w:val="20"/>
-                <w:szCs w:val="20"/>
-              </w:rPr>
-              <w:t xml:space="preserve">; </w:t>
-            </w:r>
-            <w:r>
-              <w:rPr>
-                <w:b/>
-                <w:bCs/>
-                <w:color w:val="000000" w:themeColor="text1"/>
-                <w:sz w:val="20"/>
-                <w:szCs w:val="20"/>
-              </w:rPr>
-              <w:t>a violation of the boundary of the module and its dependencies not being represented on the component diagram.</w:t>
+            <w:shd w:val="clear" w:color="auto" w:fill="FAECE7"/>
+            <w:tcMar>
+              <w:top w:w="90" w:type="dxa"/>
+              <w:left w:w="150" w:type="dxa"/>
+              <w:bottom w:w="90" w:type="dxa"/>
+              <w:right w:w="150" w:type="dxa"/>
+            </w:tcMar>
+          </w:tcPr>
+          <w:p>
+            <w:pPr>
+              <w:spacing w:after="30"/>
+              <w:rPr>
+                <w:color w:val="000000" w:themeColor="text1"/>
+                <w:sz w:val="20"/>
+                <w:szCs w:val="20"/>
+              </w:rPr>
+            </w:pPr>
+            <w:r>
+              <w:rPr>
+                <w:color w:val="000000" w:themeColor="text1"/>
+                <w:sz w:val="20"/>
+                <w:szCs w:val="20"/>
+              </w:rPr>
+              <w:t xml:space="preserve">1. Synchronous communication creates temporal coupling between modules. </w:t>
+            </w:r>
+            <w:r>
+              <w:rPr>
+                <w:color w:val="000000" w:themeColor="text1"/>
+                <w:sz w:val="20"/>
+                <w:szCs w:val="20"/>
+              </w:rPr>
+              <w:br/>
+              <w:t>2. If one module becomes slow or unavailable, the dependent module is also affected.</w:t>
             </w:r>
           </w:p>
         </w:tc>
@@ -9372,7 +8530,7 @@
                 <w:sz w:val="20"/>
                 <w:szCs w:val="20"/>
               </w:rPr>
-              <w:t>Positive consequences</w:t>
+              <w:t>Traces to</w:t>
             </w:r>
           </w:p>
         </w:tc>
@@ -9385,327 +8543,6 @@
               <w:bottom w:val="single" w:sz="1" w:space="0" w:color="CCCCCC"/>
               <w:right w:val="single" w:sz="1" w:space="0" w:color="CCCCCC"/>
             </w:tcBorders>
-            <w:shd w:val="clear" w:color="auto" w:fill="EAF3E8"/>
-            <w:tcMar>
-              <w:top w:w="90" w:type="dxa"/>
-              <w:left w:w="150" w:type="dxa"/>
-              <w:bottom w:w="90" w:type="dxa"/>
-              <w:right w:w="150" w:type="dxa"/>
-            </w:tcMar>
-          </w:tcPr>
-          <w:p>
-            <w:pPr>
-              <w:spacing w:after="30"/>
-              <w:rPr>
-                <w:color w:val="000000" w:themeColor="text1"/>
-                <w:sz w:val="20"/>
-                <w:szCs w:val="20"/>
-              </w:rPr>
-            </w:pPr>
-            <w:r>
-              <w:rPr>
-                <w:color w:val="000000" w:themeColor="text1"/>
-                <w:sz w:val="20"/>
-                <w:szCs w:val="20"/>
-              </w:rPr>
-              <w:t>1.</w:t>
-            </w:r>
-            <w:r>
-              <w:rPr>
-                <w:color w:val="000000" w:themeColor="text1"/>
-                <w:sz w:val="20"/>
-                <w:szCs w:val="20"/>
-              </w:rPr>
-              <w:t xml:space="preserve"> </w:t>
-            </w:r>
-            <w:r>
-              <w:rPr>
-                <w:color w:val="000000" w:themeColor="text1"/>
-                <w:sz w:val="20"/>
-                <w:szCs w:val="20"/>
-              </w:rPr>
-              <w:t>A failure in the notification dispatch does not cause the approval action to fail</w:t>
-            </w:r>
-          </w:p>
-          <w:p>
-            <w:pPr>
-              <w:spacing w:after="30"/>
-              <w:rPr>
-                <w:color w:val="000000" w:themeColor="text1"/>
-                <w:sz w:val="20"/>
-                <w:szCs w:val="20"/>
-              </w:rPr>
-            </w:pPr>
-            <w:r>
-              <w:rPr>
-                <w:color w:val="000000" w:themeColor="text1"/>
-                <w:sz w:val="20"/>
-                <w:szCs w:val="20"/>
-              </w:rPr>
-              <w:t>2.</w:t>
-            </w:r>
-            <w:r>
-              <w:t xml:space="preserve"> </w:t>
-            </w:r>
-            <w:r>
-              <w:rPr>
-                <w:color w:val="000000" w:themeColor="text1"/>
-                <w:sz w:val="20"/>
-                <w:szCs w:val="20"/>
-              </w:rPr>
-              <w:t>Admin approval response time is not affected by notification delivery time</w:t>
-            </w:r>
-          </w:p>
-          <w:p>
-            <w:pPr>
-              <w:spacing w:after="30"/>
-              <w:rPr>
-                <w:color w:val="000000" w:themeColor="text1"/>
-                <w:sz w:val="20"/>
-                <w:szCs w:val="20"/>
-              </w:rPr>
-            </w:pPr>
-            <w:r>
-              <w:rPr>
-                <w:color w:val="000000" w:themeColor="text1"/>
-                <w:sz w:val="20"/>
-                <w:szCs w:val="20"/>
-              </w:rPr>
-              <w:t>…</w:t>
-            </w:r>
-          </w:p>
-        </w:tc>
-      </w:tr>
-      <w:tr>
-        <w:tc>
-          <w:tcPr>
-            <w:tcW w:w="1800" w:type="dxa"/>
-            <w:tcBorders>
-              <w:top w:val="single" w:sz="1" w:space="0" w:color="CCCCCC"/>
-              <w:left w:val="single" w:sz="1" w:space="0" w:color="CCCCCC"/>
-              <w:bottom w:val="single" w:sz="1" w:space="0" w:color="CCCCCC"/>
-              <w:right w:val="single" w:sz="1" w:space="0" w:color="CCCCCC"/>
-            </w:tcBorders>
-            <w:shd w:val="clear" w:color="auto" w:fill="F0F0EE"/>
-            <w:tcMar>
-              <w:top w:w="90" w:type="dxa"/>
-              <w:left w:w="150" w:type="dxa"/>
-              <w:bottom w:w="90" w:type="dxa"/>
-              <w:right w:w="150" w:type="dxa"/>
-            </w:tcMar>
-          </w:tcPr>
-          <w:p>
-            <w:pPr>
-              <w:rPr>
-                <w:color w:val="000000" w:themeColor="text1"/>
-                <w:sz w:val="20"/>
-                <w:szCs w:val="20"/>
-              </w:rPr>
-            </w:pPr>
-            <w:r>
-              <w:rPr>
-                <w:b/>
-                <w:bCs/>
-                <w:color w:val="000000" w:themeColor="text1"/>
-                <w:sz w:val="20"/>
-                <w:szCs w:val="20"/>
-              </w:rPr>
-              <w:t>Negative consequences</w:t>
-            </w:r>
-          </w:p>
-        </w:tc>
-        <w:tc>
-          <w:tcPr>
-            <w:tcW w:w="7560" w:type="dxa"/>
-            <w:tcBorders>
-              <w:top w:val="single" w:sz="1" w:space="0" w:color="CCCCCC"/>
-              <w:left w:val="single" w:sz="1" w:space="0" w:color="CCCCCC"/>
-              <w:bottom w:val="single" w:sz="1" w:space="0" w:color="CCCCCC"/>
-              <w:right w:val="single" w:sz="1" w:space="0" w:color="CCCCCC"/>
-            </w:tcBorders>
-            <w:shd w:val="clear" w:color="auto" w:fill="FAECE7"/>
-            <w:tcMar>
-              <w:top w:w="90" w:type="dxa"/>
-              <w:left w:w="150" w:type="dxa"/>
-              <w:bottom w:w="90" w:type="dxa"/>
-              <w:right w:w="150" w:type="dxa"/>
-            </w:tcMar>
-          </w:tcPr>
-          <w:p>
-            <w:pPr>
-              <w:spacing w:after="30"/>
-              <w:rPr>
-                <w:color w:val="000000" w:themeColor="text1"/>
-                <w:sz w:val="20"/>
-                <w:szCs w:val="20"/>
-              </w:rPr>
-            </w:pPr>
-            <w:r>
-              <w:rPr>
-                <w:color w:val="000000" w:themeColor="text1"/>
-                <w:sz w:val="20"/>
-                <w:szCs w:val="20"/>
-              </w:rPr>
-              <w:t>1.</w:t>
-            </w:r>
-            <w:r>
-              <w:t xml:space="preserve"> </w:t>
-            </w:r>
-            <w:r>
-              <w:rPr>
-                <w:color w:val="000000" w:themeColor="text1"/>
-                <w:sz w:val="20"/>
-                <w:szCs w:val="20"/>
-              </w:rPr>
-              <w:t>If the process crashes between event publication and subscriber processing, events may be lost</w:t>
-            </w:r>
-            <w:r>
-              <w:rPr>
-                <w:color w:val="000000" w:themeColor="text1"/>
-                <w:sz w:val="20"/>
-                <w:szCs w:val="20"/>
-              </w:rPr>
-              <w:t xml:space="preserve">, </w:t>
-            </w:r>
-            <w:r>
-              <w:rPr>
-                <w:color w:val="000000" w:themeColor="text1"/>
-                <w:sz w:val="20"/>
-                <w:szCs w:val="20"/>
-              </w:rPr>
-              <w:t>an in-process event bus has no durability guarantees of an external message broker</w:t>
-            </w:r>
-          </w:p>
-          <w:p>
-            <w:pPr>
-              <w:spacing w:after="30"/>
-              <w:rPr>
-                <w:color w:val="000000" w:themeColor="text1"/>
-                <w:sz w:val="20"/>
-                <w:szCs w:val="20"/>
-              </w:rPr>
-            </w:pPr>
-            <w:r>
-              <w:rPr>
-                <w:color w:val="000000" w:themeColor="text1"/>
-                <w:sz w:val="20"/>
-                <w:szCs w:val="20"/>
-              </w:rPr>
-              <w:t>2.</w:t>
-            </w:r>
-            <w:r>
-              <w:t xml:space="preserve"> </w:t>
-            </w:r>
-            <w:r>
-              <w:rPr>
-                <w:color w:val="000000" w:themeColor="text1"/>
-                <w:sz w:val="20"/>
-                <w:szCs w:val="20"/>
-              </w:rPr>
-              <w:t xml:space="preserve">If notification dispatch fails </w:t>
-            </w:r>
-            <w:r>
-              <w:rPr>
-                <w:color w:val="000000" w:themeColor="text1"/>
-                <w:sz w:val="20"/>
-                <w:szCs w:val="20"/>
-              </w:rPr>
-              <w:t>midway</w:t>
-            </w:r>
-            <w:r>
-              <w:rPr>
-                <w:color w:val="000000" w:themeColor="text1"/>
-                <w:sz w:val="20"/>
-                <w:szCs w:val="20"/>
-              </w:rPr>
-              <w:t xml:space="preserve"> (after </w:t>
-            </w:r>
-            <w:proofErr w:type="gramStart"/>
-            <w:r>
-              <w:rPr>
-                <w:color w:val="000000" w:themeColor="text1"/>
-                <w:sz w:val="20"/>
-                <w:szCs w:val="20"/>
-              </w:rPr>
-              <w:t>sending</w:t>
-            </w:r>
-            <w:proofErr w:type="gramEnd"/>
-            <w:r>
-              <w:rPr>
-                <w:color w:val="000000" w:themeColor="text1"/>
-                <w:sz w:val="20"/>
-                <w:szCs w:val="20"/>
-              </w:rPr>
-              <w:t xml:space="preserve"> to some but not all students), there is no automatic retry</w:t>
-            </w:r>
-          </w:p>
-          <w:p>
-            <w:pPr>
-              <w:spacing w:after="30"/>
-              <w:rPr>
-                <w:color w:val="000000" w:themeColor="text1"/>
-                <w:sz w:val="20"/>
-                <w:szCs w:val="20"/>
-              </w:rPr>
-            </w:pPr>
-            <w:r>
-              <w:rPr>
-                <w:color w:val="000000" w:themeColor="text1"/>
-                <w:sz w:val="20"/>
-                <w:szCs w:val="20"/>
-              </w:rPr>
-              <w:t>…</w:t>
-            </w:r>
-          </w:p>
-        </w:tc>
-      </w:tr>
-      <w:tr>
-        <w:tc>
-          <w:tcPr>
-            <w:tcW w:w="1800" w:type="dxa"/>
-            <w:tcBorders>
-              <w:top w:val="single" w:sz="1" w:space="0" w:color="CCCCCC"/>
-              <w:left w:val="single" w:sz="1" w:space="0" w:color="CCCCCC"/>
-              <w:bottom w:val="single" w:sz="1" w:space="0" w:color="CCCCCC"/>
-              <w:right w:val="single" w:sz="1" w:space="0" w:color="CCCCCC"/>
-            </w:tcBorders>
-            <w:shd w:val="clear" w:color="auto" w:fill="F0F0EE"/>
-            <w:tcMar>
-              <w:top w:w="90" w:type="dxa"/>
-              <w:left w:w="150" w:type="dxa"/>
-              <w:bottom w:w="90" w:type="dxa"/>
-              <w:right w:w="150" w:type="dxa"/>
-            </w:tcMar>
-          </w:tcPr>
-          <w:p>
-            <w:pPr>
-              <w:rPr>
-                <w:color w:val="000000" w:themeColor="text1"/>
-                <w:sz w:val="20"/>
-                <w:szCs w:val="20"/>
-              </w:rPr>
-            </w:pPr>
-            <w:r>
-              <w:rPr>
-                <w:b/>
-                <w:bCs/>
-                <w:color w:val="000000" w:themeColor="text1"/>
-                <w:sz w:val="20"/>
-                <w:szCs w:val="20"/>
-              </w:rPr>
-              <w:t>Traces to</w:t>
-            </w:r>
-          </w:p>
-        </w:tc>
-        <w:tc>
-          <w:tcPr>
-            <w:tcW w:w="7560" w:type="dxa"/>
-            <w:tcBorders>
-              <w:top w:val="single" w:sz="1" w:space="0" w:color="CCCCCC"/>
-              <w:left w:val="single" w:sz="1" w:space="0" w:color="CCCCCC"/>
-              <w:bottom w:val="single" w:sz="1" w:space="0" w:color="CCCCCC"/>
-              <w:right w:val="single" w:sz="1" w:space="0" w:color="CCCCCC"/>
-            </w:tcBorders>
             <w:shd w:val="clear" w:color="auto" w:fill="FFFFFF"/>
             <w:tcMar>
               <w:top w:w="90" w:type="dxa"/>
@@ -9728,7 +8565,7 @@
                 <w:sz w:val="20"/>
                 <w:szCs w:val="20"/>
               </w:rPr>
-              <w:t>US-05, US-06, US-04</w:t>
+              <w:t>US-01, US-02, US-05</w:t>
             </w:r>
           </w:p>
         </w:tc>
@@ -9829,16 +8666,7 @@
                 <w:bCs/>
                 <w:color w:val="000000" w:themeColor="text1"/>
               </w:rPr>
-              <w:t>2</w:t>
-            </w:r>
-            <w:proofErr w:type="gramStart"/>
-            <w:r>
-              <w:rPr>
-                <w:b/>
-                <w:bCs/>
-                <w:color w:val="000000" w:themeColor="text1"/>
-              </w:rPr>
-              <w:t>:</w:t>
+              <w:t>2:</w:t>
             </w:r>
             <w:r>
               <w:rPr>
@@ -9847,31 +8675,343 @@
                 <w:color w:val="000000" w:themeColor="text1"/>
               </w:rPr>
               <w:t xml:space="preserve">  </w:t>
+            </w:r>
+          </w:p>
+        </w:tc>
+      </w:tr>
+      <w:tr>
+        <w:tc>
+          <w:tcPr>
+            <w:tcW w:w="1800" w:type="dxa"/>
+            <w:tcBorders>
+              <w:top w:val="single" w:sz="1" w:space="0" w:color="CCCCCC"/>
+              <w:left w:val="single" w:sz="1" w:space="0" w:color="CCCCCC"/>
+              <w:bottom w:val="single" w:sz="1" w:space="0" w:color="CCCCCC"/>
+              <w:right w:val="single" w:sz="1" w:space="0" w:color="CCCCCC"/>
+            </w:tcBorders>
+            <w:shd w:val="clear" w:color="auto" w:fill="F0F0EE"/>
+            <w:tcMar>
+              <w:top w:w="90" w:type="dxa"/>
+              <w:left w:w="150" w:type="dxa"/>
+              <w:bottom w:w="90" w:type="dxa"/>
+              <w:right w:w="150" w:type="dxa"/>
+            </w:tcMar>
+          </w:tcPr>
+          <w:p>
+            <w:pPr>
+              <w:rPr>
+                <w:color w:val="000000" w:themeColor="text1"/>
+                <w:sz w:val="20"/>
+                <w:szCs w:val="20"/>
+              </w:rPr>
+            </w:pPr>
+            <w:r>
+              <w:rPr>
+                <w:b/>
+                <w:bCs/>
+                <w:color w:val="000000" w:themeColor="text1"/>
+                <w:sz w:val="20"/>
+                <w:szCs w:val="20"/>
+              </w:rPr>
+              <w:t>Title</w:t>
+            </w:r>
+          </w:p>
+        </w:tc>
+        <w:tc>
+          <w:tcPr>
+            <w:tcW w:w="7560" w:type="dxa"/>
+            <w:tcBorders>
+              <w:top w:val="single" w:sz="1" w:space="0" w:color="CCCCCC"/>
+              <w:left w:val="single" w:sz="1" w:space="0" w:color="CCCCCC"/>
+              <w:bottom w:val="single" w:sz="1" w:space="0" w:color="CCCCCC"/>
+              <w:right w:val="single" w:sz="1" w:space="0" w:color="CCCCCC"/>
+            </w:tcBorders>
+            <w:shd w:val="clear" w:color="auto" w:fill="FFFFFF"/>
+            <w:tcMar>
+              <w:top w:w="90" w:type="dxa"/>
+              <w:left w:w="150" w:type="dxa"/>
+              <w:bottom w:w="90" w:type="dxa"/>
+              <w:right w:w="150" w:type="dxa"/>
+            </w:tcMar>
+          </w:tcPr>
+          <w:p>
+            <w:pPr>
+              <w:rPr>
+                <w:color w:val="000000" w:themeColor="text1"/>
+                <w:sz w:val="20"/>
+                <w:szCs w:val="20"/>
+              </w:rPr>
+            </w:pPr>
+            <w:r>
+              <w:rPr>
+                <w:color w:val="000000" w:themeColor="text1"/>
+                <w:sz w:val="20"/>
+                <w:szCs w:val="20"/>
+              </w:rPr>
+              <w:t>Manage data consistency using schema separation in a shared PostgreSQL database</w:t>
+            </w:r>
+          </w:p>
+        </w:tc>
+      </w:tr>
+      <w:tr>
+        <w:tc>
+          <w:tcPr>
+            <w:tcW w:w="1800" w:type="dxa"/>
+            <w:tcBorders>
+              <w:top w:val="single" w:sz="1" w:space="0" w:color="CCCCCC"/>
+              <w:left w:val="single" w:sz="1" w:space="0" w:color="CCCCCC"/>
+              <w:bottom w:val="single" w:sz="1" w:space="0" w:color="CCCCCC"/>
+              <w:right w:val="single" w:sz="1" w:space="0" w:color="CCCCCC"/>
+            </w:tcBorders>
+            <w:shd w:val="clear" w:color="auto" w:fill="F0F0EE"/>
+            <w:tcMar>
+              <w:top w:w="90" w:type="dxa"/>
+              <w:left w:w="150" w:type="dxa"/>
+              <w:bottom w:w="90" w:type="dxa"/>
+              <w:right w:w="150" w:type="dxa"/>
+            </w:tcMar>
+          </w:tcPr>
+          <w:p>
+            <w:pPr>
+              <w:rPr>
+                <w:color w:val="000000" w:themeColor="text1"/>
+                <w:sz w:val="20"/>
+                <w:szCs w:val="20"/>
+              </w:rPr>
+            </w:pPr>
+            <w:r>
+              <w:rPr>
+                <w:b/>
+                <w:bCs/>
+                <w:color w:val="000000" w:themeColor="text1"/>
+                <w:sz w:val="20"/>
+                <w:szCs w:val="20"/>
+              </w:rPr>
+              <w:t>Status</w:t>
+            </w:r>
+          </w:p>
+        </w:tc>
+        <w:tc>
+          <w:tcPr>
+            <w:tcW w:w="7560" w:type="dxa"/>
+            <w:tcBorders>
+              <w:top w:val="single" w:sz="1" w:space="0" w:color="CCCCCC"/>
+              <w:left w:val="single" w:sz="1" w:space="0" w:color="CCCCCC"/>
+              <w:bottom w:val="single" w:sz="1" w:space="0" w:color="CCCCCC"/>
+              <w:right w:val="single" w:sz="1" w:space="0" w:color="CCCCCC"/>
+            </w:tcBorders>
+            <w:shd w:val="clear" w:color="auto" w:fill="FFFFFF"/>
+            <w:tcMar>
+              <w:top w:w="90" w:type="dxa"/>
+              <w:left w:w="150" w:type="dxa"/>
+              <w:bottom w:w="90" w:type="dxa"/>
+              <w:right w:w="150" w:type="dxa"/>
+            </w:tcMar>
+          </w:tcPr>
+          <w:p>
+            <w:pPr>
+              <w:rPr>
+                <w:color w:val="000000" w:themeColor="text1"/>
+                <w:sz w:val="20"/>
+                <w:szCs w:val="20"/>
+              </w:rPr>
+            </w:pPr>
+            <w:r>
+              <w:rPr>
+                <w:b/>
+                <w:bCs/>
+                <w:color w:val="000000" w:themeColor="text1"/>
+                <w:sz w:val="20"/>
+                <w:szCs w:val="20"/>
+                <w:shd w:val="clear" w:color="auto" w:fill="FEF3E2"/>
+              </w:rPr>
+              <w:t xml:space="preserve"> </w:t>
+            </w:r>
+            <w:r>
+              <w:rPr>
+                <w:sz w:val="20"/>
+                <w:szCs w:val="20"/>
+              </w:rPr>
+              <w:t xml:space="preserve">Proposed     </w:t>
+            </w:r>
+            <w:r>
+              <w:rPr>
+                <w:sz w:val="20"/>
+                <w:szCs w:val="20"/>
+                <w:shd w:val="clear" w:color="auto" w:fill="FFFF00"/>
+              </w:rPr>
+              <w:t xml:space="preserve">Accepted </w:t>
+            </w:r>
+            <w:r>
+              <w:rPr>
+                <w:sz w:val="20"/>
+                <w:szCs w:val="20"/>
+              </w:rPr>
+              <w:t xml:space="preserve">    Superseded</w:t>
+            </w:r>
+            <w:r>
+              <w:rPr>
+                <w:b/>
+                <w:bCs/>
+                <w:color w:val="000000" w:themeColor="text1"/>
+                <w:sz w:val="20"/>
+                <w:szCs w:val="20"/>
+                <w:shd w:val="clear" w:color="auto" w:fill="F4F4F2"/>
+              </w:rPr>
+              <w:t xml:space="preserve"> </w:t>
+            </w:r>
+            <w:r>
+              <w:rPr>
+                <w:color w:val="000000" w:themeColor="text1"/>
+                <w:sz w:val="20"/>
+                <w:szCs w:val="20"/>
+              </w:rPr>
+              <w:t xml:space="preserve">     </w:t>
+            </w:r>
+            <w:r>
+              <w:rPr>
+                <w:color w:val="000000" w:themeColor="text1"/>
+                <w:sz w:val="20"/>
+                <w:szCs w:val="20"/>
+              </w:rPr>
+              <w:sym w:font="Wingdings" w:char="F0DF"/>
+            </w:r>
+            <w:r>
+              <w:rPr>
+                <w:color w:val="000000" w:themeColor="text1"/>
+                <w:sz w:val="20"/>
+                <w:szCs w:val="20"/>
+              </w:rPr>
+              <w:t xml:space="preserve"> </w:t>
             </w:r>
             <w:r>
               <w:rPr>
                 <w:i/>
                 <w:iCs/>
                 <w:color w:val="000000" w:themeColor="text1"/>
-              </w:rPr>
-              <w:t>Manage</w:t>
-            </w:r>
-            <w:proofErr w:type="gramEnd"/>
+                <w:sz w:val="20"/>
+                <w:szCs w:val="20"/>
+              </w:rPr>
+              <w:t>choose one</w:t>
+            </w:r>
+          </w:p>
+        </w:tc>
+      </w:tr>
+      <w:tr>
+        <w:tc>
+          <w:tcPr>
+            <w:tcW w:w="1800" w:type="dxa"/>
+            <w:tcBorders>
+              <w:top w:val="single" w:sz="1" w:space="0" w:color="CCCCCC"/>
+              <w:left w:val="single" w:sz="1" w:space="0" w:color="CCCCCC"/>
+              <w:bottom w:val="single" w:sz="1" w:space="0" w:color="CCCCCC"/>
+              <w:right w:val="single" w:sz="1" w:space="0" w:color="CCCCCC"/>
+            </w:tcBorders>
+            <w:shd w:val="clear" w:color="auto" w:fill="F0F0EE"/>
+            <w:tcMar>
+              <w:top w:w="90" w:type="dxa"/>
+              <w:left w:w="150" w:type="dxa"/>
+              <w:bottom w:w="90" w:type="dxa"/>
+              <w:right w:w="150" w:type="dxa"/>
+            </w:tcMar>
+          </w:tcPr>
+          <w:p>
+            <w:pPr>
+              <w:rPr>
+                <w:color w:val="000000" w:themeColor="text1"/>
+                <w:sz w:val="20"/>
+                <w:szCs w:val="20"/>
+              </w:rPr>
+            </w:pPr>
+            <w:r>
+              <w:rPr>
+                <w:b/>
+                <w:bCs/>
+                <w:color w:val="000000" w:themeColor="text1"/>
+                <w:sz w:val="20"/>
+                <w:szCs w:val="20"/>
+              </w:rPr>
+              <w:t>Context</w:t>
+            </w:r>
+          </w:p>
+        </w:tc>
+        <w:tc>
+          <w:tcPr>
+            <w:tcW w:w="7560" w:type="dxa"/>
+            <w:tcBorders>
+              <w:top w:val="single" w:sz="1" w:space="0" w:color="CCCCCC"/>
+              <w:left w:val="single" w:sz="1" w:space="0" w:color="CCCCCC"/>
+              <w:bottom w:val="single" w:sz="1" w:space="0" w:color="CCCCCC"/>
+              <w:right w:val="single" w:sz="1" w:space="0" w:color="CCCCCC"/>
+            </w:tcBorders>
+            <w:shd w:val="clear" w:color="auto" w:fill="EBF0F7"/>
+            <w:tcMar>
+              <w:top w:w="90" w:type="dxa"/>
+              <w:left w:w="150" w:type="dxa"/>
+              <w:bottom w:w="90" w:type="dxa"/>
+              <w:right w:w="150" w:type="dxa"/>
+            </w:tcMar>
+          </w:tcPr>
+          <w:p>
+            <w:pPr>
+              <w:spacing w:before="80"/>
+              <w:rPr>
+                <w:color w:val="000000" w:themeColor="text1"/>
+                <w:sz w:val="20"/>
+                <w:szCs w:val="20"/>
+              </w:rPr>
+            </w:pPr>
+            <w:r>
+              <w:rPr>
+                <w:color w:val="000000" w:themeColor="text1"/>
+                <w:sz w:val="20"/>
+                <w:szCs w:val="20"/>
+              </w:rPr>
+              <w:t xml:space="preserve">Describe the situation: </w:t>
+            </w:r>
+            <w:r>
+              <w:rPr>
+                <w:color w:val="000000" w:themeColor="text1"/>
+                <w:sz w:val="20"/>
+                <w:szCs w:val="20"/>
+              </w:rPr>
+              <w:t xml:space="preserve">The system uses a modular monolith architecture with a single PostgreSQL database. Data is separated into three schema namespaces: </w:t>
+            </w:r>
+            <w:proofErr w:type="spellStart"/>
+            <w:r>
+              <w:rPr>
+                <w:color w:val="000000" w:themeColor="text1"/>
+                <w:sz w:val="20"/>
+                <w:szCs w:val="20"/>
+              </w:rPr>
+              <w:t>identity_access</w:t>
+            </w:r>
+            <w:proofErr w:type="spellEnd"/>
+            <w:r>
+              <w:rPr>
+                <w:color w:val="000000" w:themeColor="text1"/>
+                <w:sz w:val="20"/>
+                <w:szCs w:val="20"/>
+              </w:rPr>
+              <w:t>.</w:t>
+            </w:r>
             <w:r>
               <w:rPr>
                 <w:i/>
                 <w:iCs/>
                 <w:color w:val="000000" w:themeColor="text1"/>
-              </w:rPr>
-              <w:t xml:space="preserve"> data consistency across boundaries using</w:t>
-            </w:r>
-            <w:r>
-              <w:rPr>
-                <w:i/>
-                <w:iCs/>
-                <w:color w:val="000000" w:themeColor="text1"/>
-              </w:rPr>
-              <w:t xml:space="preserve"> schema separation with local transactions</w:t>
+                <w:sz w:val="20"/>
+                <w:szCs w:val="20"/>
+              </w:rPr>
+              <w:t>, listings.</w:t>
+            </w:r>
+            <w:r>
+              <w:rPr>
+                <w:color w:val="000000" w:themeColor="text1"/>
+                <w:sz w:val="20"/>
+                <w:szCs w:val="20"/>
+              </w:rPr>
+              <w:t>, and engagement.*. The platform needs strong consistency when verifying organizations, creating listings, saving listings, and sending notifications. Since all modules run inside the same application and database instance, PostgreSQL ACID transactions can handle consistency without needing distributed system patterns.</w:t>
             </w:r>
           </w:p>
         </w:tc>
@@ -9910,7 +9050,7 @@
                 <w:sz w:val="20"/>
                 <w:szCs w:val="20"/>
               </w:rPr>
-              <w:t>Title</w:t>
+              <w:t>Decision</w:t>
             </w:r>
           </w:p>
         </w:tc>
@@ -9923,29 +9063,30 @@
               <w:bottom w:val="single" w:sz="1" w:space="0" w:color="CCCCCC"/>
               <w:right w:val="single" w:sz="1" w:space="0" w:color="CCCCCC"/>
             </w:tcBorders>
-            <w:shd w:val="clear" w:color="auto" w:fill="FFFFFF"/>
-            <w:tcMar>
-              <w:top w:w="90" w:type="dxa"/>
-              <w:left w:w="150" w:type="dxa"/>
-              <w:bottom w:w="90" w:type="dxa"/>
-              <w:right w:w="150" w:type="dxa"/>
-            </w:tcMar>
-          </w:tcPr>
-          <w:p>
-            <w:pPr>
-              <w:rPr>
-                <w:color w:val="000000" w:themeColor="text1"/>
-                <w:sz w:val="20"/>
-                <w:szCs w:val="20"/>
-              </w:rPr>
-            </w:pPr>
-            <w:r>
-              <w:rPr>
-                <w:color w:val="000000" w:themeColor="text1"/>
-                <w:sz w:val="20"/>
-                <w:szCs w:val="20"/>
-              </w:rPr>
-              <w:t>Manage data consistency using schema separation</w:t>
+            <w:shd w:val="clear" w:color="auto" w:fill="E1F5EE"/>
+            <w:tcMar>
+              <w:top w:w="90" w:type="dxa"/>
+              <w:left w:w="150" w:type="dxa"/>
+              <w:bottom w:w="90" w:type="dxa"/>
+              <w:right w:w="150" w:type="dxa"/>
+            </w:tcMar>
+          </w:tcPr>
+          <w:p>
+            <w:pPr>
+              <w:spacing w:before="40"/>
+              <w:rPr>
+                <w:color w:val="000000" w:themeColor="text1"/>
+                <w:sz w:val="20"/>
+                <w:szCs w:val="20"/>
+              </w:rPr>
+            </w:pPr>
+            <w:r>
+              <w:rPr>
+                <w:color w:val="000000" w:themeColor="text1"/>
+                <w:sz w:val="20"/>
+                <w:szCs w:val="20"/>
+              </w:rPr>
+              <w:t>Each module will own its own schema namespace and will only write to tables inside that schema. Modules will communicate through interfaces rather than directly modifying another module’s schema. Local PostgreSQL transactions will be used whenever strong consistency is required.</w:t>
             </w:r>
           </w:p>
         </w:tc>
@@ -9984,7 +9125,7 @@
                 <w:sz w:val="20"/>
                 <w:szCs w:val="20"/>
               </w:rPr>
-              <w:t>Status</w:t>
+              <w:t>Alternatives considered</w:t>
             </w:r>
           </w:p>
         </w:tc>
@@ -9997,99 +9138,29 @@
               <w:bottom w:val="single" w:sz="1" w:space="0" w:color="CCCCCC"/>
               <w:right w:val="single" w:sz="1" w:space="0" w:color="CCCCCC"/>
             </w:tcBorders>
-            <w:shd w:val="clear" w:color="auto" w:fill="FFFFFF"/>
-            <w:tcMar>
-              <w:top w:w="90" w:type="dxa"/>
-              <w:left w:w="150" w:type="dxa"/>
-              <w:bottom w:w="90" w:type="dxa"/>
-              <w:right w:w="150" w:type="dxa"/>
-            </w:tcMar>
-          </w:tcPr>
-          <w:p>
-            <w:pPr>
-              <w:rPr>
-                <w:color w:val="000000" w:themeColor="text1"/>
-                <w:sz w:val="20"/>
-                <w:szCs w:val="20"/>
-              </w:rPr>
-            </w:pPr>
-            <w:r>
-              <w:rPr>
-                <w:b/>
-                <w:bCs/>
-                <w:color w:val="000000" w:themeColor="text1"/>
-                <w:sz w:val="20"/>
-                <w:szCs w:val="20"/>
-                <w:shd w:val="clear" w:color="auto" w:fill="FEF3E2"/>
-              </w:rPr>
-              <w:t xml:space="preserve"> </w:t>
-            </w:r>
-            <w:r>
-              <w:rPr>
-                <w:sz w:val="20"/>
-                <w:szCs w:val="20"/>
-              </w:rPr>
-              <w:t xml:space="preserve">Proposed     </w:t>
-            </w:r>
-            <w:r>
-              <w:rPr>
-                <w:sz w:val="20"/>
-                <w:szCs w:val="20"/>
-                <w:shd w:val="clear" w:color="auto" w:fill="FFFF00"/>
-              </w:rPr>
-              <w:t xml:space="preserve">Accepted </w:t>
-            </w:r>
-            <w:r>
-              <w:rPr>
-                <w:sz w:val="20"/>
-                <w:szCs w:val="20"/>
-              </w:rPr>
-              <w:t xml:space="preserve">    Superseded</w:t>
-            </w:r>
-            <w:r>
-              <w:rPr>
-                <w:b/>
-                <w:bCs/>
-                <w:color w:val="000000" w:themeColor="text1"/>
-                <w:sz w:val="20"/>
-                <w:szCs w:val="20"/>
-                <w:shd w:val="clear" w:color="auto" w:fill="F4F4F2"/>
-              </w:rPr>
-              <w:t xml:space="preserve"> </w:t>
-            </w:r>
-            <w:r>
-              <w:rPr>
-                <w:color w:val="000000" w:themeColor="text1"/>
-                <w:sz w:val="20"/>
-                <w:szCs w:val="20"/>
-              </w:rPr>
-              <w:t xml:space="preserve">     </w:t>
-            </w:r>
-            <w:r>
-              <w:rPr>
-                <w:color w:val="000000" w:themeColor="text1"/>
-                <w:sz w:val="20"/>
-                <w:szCs w:val="20"/>
-              </w:rPr>
-              <w:sym w:font="Wingdings" w:char="F0DF"/>
-            </w:r>
-            <w:r>
-              <w:rPr>
-                <w:color w:val="000000" w:themeColor="text1"/>
-                <w:sz w:val="20"/>
-                <w:szCs w:val="20"/>
-              </w:rPr>
-              <w:t xml:space="preserve"> </w:t>
-            </w:r>
-            <w:r>
-              <w:rPr>
-                <w:i/>
-                <w:iCs/>
-                <w:color w:val="000000" w:themeColor="text1"/>
-                <w:sz w:val="20"/>
-                <w:szCs w:val="20"/>
-              </w:rPr>
-              <w:t>choose one</w:t>
+            <w:shd w:val="clear" w:color="auto" w:fill="F7F7F5"/>
+            <w:tcMar>
+              <w:top w:w="90" w:type="dxa"/>
+              <w:left w:w="150" w:type="dxa"/>
+              <w:bottom w:w="90" w:type="dxa"/>
+              <w:right w:w="150" w:type="dxa"/>
+            </w:tcMar>
+          </w:tcPr>
+          <w:p>
+            <w:pPr>
+              <w:rPr>
+                <w:color w:val="000000" w:themeColor="text1"/>
+                <w:sz w:val="20"/>
+                <w:szCs w:val="20"/>
+              </w:rPr>
+            </w:pPr>
+            <w:r>
+              <w:rPr>
+                <w:color w:val="000000" w:themeColor="text1"/>
+                <w:sz w:val="20"/>
+                <w:szCs w:val="20"/>
+              </w:rPr>
+              <w:t>Complete one row per alternative. At least two alternatives are required.</w:t>
             </w:r>
           </w:p>
         </w:tc>
@@ -10104,31 +9175,29 @@
               <w:bottom w:val="single" w:sz="1" w:space="0" w:color="CCCCCC"/>
               <w:right w:val="single" w:sz="1" w:space="0" w:color="CCCCCC"/>
             </w:tcBorders>
-            <w:shd w:val="clear" w:color="auto" w:fill="F0F0EE"/>
-            <w:tcMar>
-              <w:top w:w="90" w:type="dxa"/>
-              <w:left w:w="150" w:type="dxa"/>
-              <w:bottom w:w="90" w:type="dxa"/>
-              <w:right w:w="150" w:type="dxa"/>
-            </w:tcMar>
-          </w:tcPr>
-          <w:p>
-            <w:pPr>
-              <w:rPr>
-                <w:color w:val="000000" w:themeColor="text1"/>
-                <w:sz w:val="20"/>
-                <w:szCs w:val="20"/>
-              </w:rPr>
-            </w:pPr>
-            <w:r>
-              <w:rPr>
-                <w:b/>
-                <w:bCs/>
-                <w:color w:val="000000" w:themeColor="text1"/>
-                <w:sz w:val="20"/>
-                <w:szCs w:val="20"/>
-              </w:rPr>
-              <w:t>Context</w:t>
+            <w:shd w:val="clear" w:color="auto" w:fill="F7F7F5"/>
+            <w:tcMar>
+              <w:top w:w="90" w:type="dxa"/>
+              <w:left w:w="150" w:type="dxa"/>
+              <w:bottom w:w="90" w:type="dxa"/>
+              <w:right w:w="150" w:type="dxa"/>
+            </w:tcMar>
+          </w:tcPr>
+          <w:p>
+            <w:pPr>
+              <w:rPr>
+                <w:color w:val="000000" w:themeColor="text1"/>
+                <w:sz w:val="20"/>
+                <w:szCs w:val="20"/>
+              </w:rPr>
+            </w:pPr>
+            <w:r>
+              <w:rPr>
+                <w:color w:val="000000" w:themeColor="text1"/>
+                <w:sz w:val="20"/>
+                <w:szCs w:val="20"/>
+              </w:rPr>
+              <w:t>Alt. 1</w:t>
             </w:r>
           </w:p>
         </w:tc>
@@ -10141,65 +9210,76 @@
               <w:bottom w:val="single" w:sz="1" w:space="0" w:color="CCCCCC"/>
               <w:right w:val="single" w:sz="1" w:space="0" w:color="CCCCCC"/>
             </w:tcBorders>
-            <w:shd w:val="clear" w:color="auto" w:fill="EBF0F7"/>
-            <w:tcMar>
-              <w:top w:w="90" w:type="dxa"/>
-              <w:left w:w="150" w:type="dxa"/>
-              <w:bottom w:w="90" w:type="dxa"/>
-              <w:right w:w="150" w:type="dxa"/>
-            </w:tcMar>
-          </w:tcPr>
-          <w:p>
-            <w:pPr>
-              <w:spacing w:before="80"/>
-              <w:rPr>
-                <w:color w:val="000000" w:themeColor="text1"/>
-                <w:sz w:val="20"/>
-                <w:szCs w:val="20"/>
-              </w:rPr>
-            </w:pPr>
-            <w:r>
-              <w:rPr>
-                <w:color w:val="000000" w:themeColor="text1"/>
-                <w:sz w:val="20"/>
-                <w:szCs w:val="20"/>
-              </w:rPr>
-              <w:t xml:space="preserve">Describe the situation: </w:t>
-            </w:r>
-            <w:r>
-              <w:rPr>
-                <w:color w:val="000000" w:themeColor="text1"/>
-                <w:sz w:val="20"/>
-                <w:szCs w:val="20"/>
-              </w:rPr>
-              <w:t xml:space="preserve">The modular monolith uses a single PostgreSQL database and breaks its tables into six schema namespaces. The requirements for data consistency include that: (1) no listing can be accepted from an unverified organization; (2) moderation actions must always be associated with both a listing and an admin; and (3) listing status changes and moderation actions must </w:t>
-            </w:r>
-            <w:proofErr w:type="gramStart"/>
-            <w:r>
-              <w:rPr>
-                <w:color w:val="000000" w:themeColor="text1"/>
-                <w:sz w:val="20"/>
-                <w:szCs w:val="20"/>
-              </w:rPr>
-              <w:t xml:space="preserve">either </w:t>
-            </w:r>
-            <w:r>
-              <w:rPr>
-                <w:color w:val="000000" w:themeColor="text1"/>
-                <w:sz w:val="20"/>
-                <w:szCs w:val="20"/>
-              </w:rPr>
-              <w:lastRenderedPageBreak/>
-              <w:t>both</w:t>
-            </w:r>
-            <w:proofErr w:type="gramEnd"/>
-            <w:r>
-              <w:rPr>
-                <w:color w:val="000000" w:themeColor="text1"/>
-                <w:sz w:val="20"/>
-                <w:szCs w:val="20"/>
-              </w:rPr>
-              <w:t xml:space="preserve"> succeed or both fail. All of this takes place on a single instance of PostgreSQL which supports ACID transactions. Due to the lack of experience with distributed systems, and the fact that the current scope of the project is limited to a single campus, there is no need for distributed database systems.</w:t>
+            <w:shd w:val="clear" w:color="auto" w:fill="FAFAFA"/>
+            <w:tcMar>
+              <w:top w:w="90" w:type="dxa"/>
+              <w:left w:w="150" w:type="dxa"/>
+              <w:bottom w:w="90" w:type="dxa"/>
+              <w:right w:w="150" w:type="dxa"/>
+            </w:tcMar>
+          </w:tcPr>
+          <w:p>
+            <w:pPr>
+              <w:spacing w:after="20"/>
+              <w:rPr>
+                <w:b/>
+                <w:bCs/>
+                <w:color w:val="000000" w:themeColor="text1"/>
+                <w:sz w:val="20"/>
+                <w:szCs w:val="20"/>
+              </w:rPr>
+            </w:pPr>
+            <w:r>
+              <w:rPr>
+                <w:b/>
+                <w:bCs/>
+                <w:color w:val="000000" w:themeColor="text1"/>
+                <w:sz w:val="20"/>
+                <w:szCs w:val="20"/>
+              </w:rPr>
+              <w:t xml:space="preserve">Option: </w:t>
+            </w:r>
+            <w:r>
+              <w:rPr>
+                <w:b/>
+                <w:bCs/>
+                <w:color w:val="000000" w:themeColor="text1"/>
+                <w:sz w:val="20"/>
+                <w:szCs w:val="20"/>
+              </w:rPr>
+              <w:t>Eventual consistency using the saga pattern.</w:t>
+            </w:r>
+          </w:p>
+          <w:p>
+            <w:pPr>
+              <w:spacing w:after="20"/>
+              <w:rPr>
+                <w:b/>
+                <w:bCs/>
+                <w:color w:val="000000" w:themeColor="text1"/>
+                <w:sz w:val="20"/>
+                <w:szCs w:val="20"/>
+              </w:rPr>
+            </w:pPr>
+            <w:r>
+              <w:rPr>
+                <w:b/>
+                <w:bCs/>
+                <w:color w:val="000000" w:themeColor="text1"/>
+                <w:sz w:val="20"/>
+                <w:szCs w:val="20"/>
+              </w:rPr>
+              <w:t xml:space="preserve">Rejected because: </w:t>
+            </w:r>
+            <w:r>
+              <w:rPr>
+                <w:b/>
+                <w:bCs/>
+                <w:color w:val="000000" w:themeColor="text1"/>
+                <w:sz w:val="20"/>
+                <w:szCs w:val="20"/>
+              </w:rPr>
+              <w:t>saga patterns are more appropriate for distributed microservices systems with multiple databases, which this project does not use.</w:t>
             </w:r>
           </w:p>
         </w:tc>
@@ -10214,32 +9294,29 @@
               <w:bottom w:val="single" w:sz="1" w:space="0" w:color="CCCCCC"/>
               <w:right w:val="single" w:sz="1" w:space="0" w:color="CCCCCC"/>
             </w:tcBorders>
-            <w:shd w:val="clear" w:color="auto" w:fill="F0F0EE"/>
-            <w:tcMar>
-              <w:top w:w="90" w:type="dxa"/>
-              <w:left w:w="150" w:type="dxa"/>
-              <w:bottom w:w="90" w:type="dxa"/>
-              <w:right w:w="150" w:type="dxa"/>
-            </w:tcMar>
-          </w:tcPr>
-          <w:p>
-            <w:pPr>
-              <w:rPr>
-                <w:color w:val="000000" w:themeColor="text1"/>
-                <w:sz w:val="20"/>
-                <w:szCs w:val="20"/>
-              </w:rPr>
-            </w:pPr>
-            <w:r>
-              <w:rPr>
-                <w:b/>
-                <w:bCs/>
-                <w:color w:val="000000" w:themeColor="text1"/>
-                <w:sz w:val="20"/>
-                <w:szCs w:val="20"/>
-              </w:rPr>
-              <w:lastRenderedPageBreak/>
-              <w:t>Decision</w:t>
+            <w:shd w:val="clear" w:color="auto" w:fill="F7F7F5"/>
+            <w:tcMar>
+              <w:top w:w="90" w:type="dxa"/>
+              <w:left w:w="150" w:type="dxa"/>
+              <w:bottom w:w="90" w:type="dxa"/>
+              <w:right w:w="150" w:type="dxa"/>
+            </w:tcMar>
+          </w:tcPr>
+          <w:p>
+            <w:pPr>
+              <w:rPr>
+                <w:color w:val="000000" w:themeColor="text1"/>
+                <w:sz w:val="20"/>
+                <w:szCs w:val="20"/>
+              </w:rPr>
+            </w:pPr>
+            <w:r>
+              <w:rPr>
+                <w:color w:val="000000" w:themeColor="text1"/>
+                <w:sz w:val="20"/>
+                <w:szCs w:val="20"/>
+              </w:rPr>
+              <w:t>Alt. 2</w:t>
             </w:r>
           </w:p>
         </w:tc>
@@ -10252,48 +9329,85 @@
               <w:bottom w:val="single" w:sz="1" w:space="0" w:color="CCCCCC"/>
               <w:right w:val="single" w:sz="1" w:space="0" w:color="CCCCCC"/>
             </w:tcBorders>
-            <w:shd w:val="clear" w:color="auto" w:fill="E1F5EE"/>
-            <w:tcMar>
-              <w:top w:w="90" w:type="dxa"/>
-              <w:left w:w="150" w:type="dxa"/>
-              <w:bottom w:w="90" w:type="dxa"/>
-              <w:right w:w="150" w:type="dxa"/>
-            </w:tcMar>
-          </w:tcPr>
-          <w:p>
-            <w:pPr>
-              <w:spacing w:before="40"/>
-              <w:rPr>
-                <w:color w:val="000000" w:themeColor="text1"/>
-                <w:sz w:val="20"/>
-                <w:szCs w:val="20"/>
-              </w:rPr>
-            </w:pPr>
-            <w:r>
-              <w:rPr>
-                <w:color w:val="000000" w:themeColor="text1"/>
-                <w:sz w:val="20"/>
-                <w:szCs w:val="20"/>
-              </w:rPr>
-              <w:t xml:space="preserve">We will use this because each module will have its own exclusive “ownership” and none of them will have the ability to write in another </w:t>
-            </w:r>
-            <w:proofErr w:type="gramStart"/>
-            <w:r>
-              <w:rPr>
-                <w:color w:val="000000" w:themeColor="text1"/>
-                <w:sz w:val="20"/>
-                <w:szCs w:val="20"/>
-              </w:rPr>
-              <w:t>modules</w:t>
-            </w:r>
-            <w:proofErr w:type="gramEnd"/>
-            <w:r>
-              <w:rPr>
-                <w:color w:val="000000" w:themeColor="text1"/>
-                <w:sz w:val="20"/>
-                <w:szCs w:val="20"/>
-              </w:rPr>
-              <w:t xml:space="preserve"> schema</w:t>
+            <w:shd w:val="clear" w:color="auto" w:fill="FAFAFA"/>
+            <w:tcMar>
+              <w:top w:w="90" w:type="dxa"/>
+              <w:left w:w="150" w:type="dxa"/>
+              <w:bottom w:w="90" w:type="dxa"/>
+              <w:right w:w="150" w:type="dxa"/>
+            </w:tcMar>
+          </w:tcPr>
+          <w:p>
+            <w:pPr>
+              <w:spacing w:after="20"/>
+              <w:rPr>
+                <w:b/>
+                <w:bCs/>
+                <w:color w:val="000000" w:themeColor="text1"/>
+                <w:sz w:val="20"/>
+                <w:szCs w:val="20"/>
+              </w:rPr>
+            </w:pPr>
+            <w:r>
+              <w:rPr>
+                <w:b/>
+                <w:bCs/>
+                <w:color w:val="000000" w:themeColor="text1"/>
+                <w:sz w:val="20"/>
+                <w:szCs w:val="20"/>
+              </w:rPr>
+              <w:t xml:space="preserve">Option: </w:t>
+            </w:r>
+            <w:r>
+              <w:rPr>
+                <w:b/>
+                <w:bCs/>
+                <w:color w:val="000000" w:themeColor="text1"/>
+                <w:sz w:val="20"/>
+                <w:szCs w:val="20"/>
+              </w:rPr>
+              <w:t>Outbox pattern for cross-module events.</w:t>
+            </w:r>
+          </w:p>
+          <w:p>
+            <w:pPr>
+              <w:rPr>
+                <w:b/>
+                <w:bCs/>
+                <w:color w:val="000000" w:themeColor="text1"/>
+                <w:sz w:val="20"/>
+                <w:szCs w:val="20"/>
+              </w:rPr>
+            </w:pPr>
+            <w:r>
+              <w:rPr>
+                <w:b/>
+                <w:bCs/>
+                <w:color w:val="000000" w:themeColor="text1"/>
+                <w:sz w:val="20"/>
+                <w:szCs w:val="20"/>
+              </w:rPr>
+              <w:t>Rejected because:</w:t>
+            </w:r>
+            <w:r>
+              <w:rPr>
+                <w:b/>
+                <w:bCs/>
+                <w:color w:val="000000" w:themeColor="text1"/>
+                <w:sz w:val="20"/>
+                <w:szCs w:val="20"/>
+              </w:rPr>
+              <w:t xml:space="preserve"> </w:t>
+            </w:r>
+            <w:r>
+              <w:rPr>
+                <w:b/>
+                <w:bCs/>
+                <w:color w:val="000000" w:themeColor="text1"/>
+                <w:sz w:val="20"/>
+                <w:szCs w:val="20"/>
+              </w:rPr>
+              <w:t>the project does not rely heavily on asynchronous event processing, so adding an outbox pattern would create unnecessary complexity.</w:t>
             </w:r>
           </w:p>
         </w:tc>
@@ -10308,31 +9422,29 @@
               <w:bottom w:val="single" w:sz="1" w:space="0" w:color="CCCCCC"/>
               <w:right w:val="single" w:sz="1" w:space="0" w:color="CCCCCC"/>
             </w:tcBorders>
-            <w:shd w:val="clear" w:color="auto" w:fill="F0F0EE"/>
-            <w:tcMar>
-              <w:top w:w="90" w:type="dxa"/>
-              <w:left w:w="150" w:type="dxa"/>
-              <w:bottom w:w="90" w:type="dxa"/>
-              <w:right w:w="150" w:type="dxa"/>
-            </w:tcMar>
-          </w:tcPr>
-          <w:p>
-            <w:pPr>
-              <w:rPr>
-                <w:color w:val="000000" w:themeColor="text1"/>
-                <w:sz w:val="20"/>
-                <w:szCs w:val="20"/>
-              </w:rPr>
-            </w:pPr>
-            <w:r>
-              <w:rPr>
-                <w:b/>
-                <w:bCs/>
-                <w:color w:val="000000" w:themeColor="text1"/>
-                <w:sz w:val="20"/>
-                <w:szCs w:val="20"/>
-              </w:rPr>
-              <w:t>Alternatives considered</w:t>
+            <w:shd w:val="clear" w:color="auto" w:fill="F7F7F5"/>
+            <w:tcMar>
+              <w:top w:w="90" w:type="dxa"/>
+              <w:left w:w="150" w:type="dxa"/>
+              <w:bottom w:w="90" w:type="dxa"/>
+              <w:right w:w="150" w:type="dxa"/>
+            </w:tcMar>
+          </w:tcPr>
+          <w:p>
+            <w:pPr>
+              <w:rPr>
+                <w:color w:val="000000" w:themeColor="text1"/>
+                <w:sz w:val="20"/>
+                <w:szCs w:val="20"/>
+              </w:rPr>
+            </w:pPr>
+            <w:r>
+              <w:rPr>
+                <w:color w:val="000000" w:themeColor="text1"/>
+                <w:sz w:val="20"/>
+                <w:szCs w:val="20"/>
+              </w:rPr>
+              <w:t>Alt. 3</w:t>
             </w:r>
           </w:p>
         </w:tc>
@@ -10345,29 +9457,74 @@
               <w:bottom w:val="single" w:sz="1" w:space="0" w:color="CCCCCC"/>
               <w:right w:val="single" w:sz="1" w:space="0" w:color="CCCCCC"/>
             </w:tcBorders>
-            <w:shd w:val="clear" w:color="auto" w:fill="F7F7F5"/>
-            <w:tcMar>
-              <w:top w:w="90" w:type="dxa"/>
-              <w:left w:w="150" w:type="dxa"/>
-              <w:bottom w:w="90" w:type="dxa"/>
-              <w:right w:w="150" w:type="dxa"/>
-            </w:tcMar>
-          </w:tcPr>
-          <w:p>
-            <w:pPr>
-              <w:rPr>
-                <w:color w:val="000000" w:themeColor="text1"/>
-                <w:sz w:val="20"/>
-                <w:szCs w:val="20"/>
-              </w:rPr>
-            </w:pPr>
-            <w:r>
-              <w:rPr>
-                <w:color w:val="000000" w:themeColor="text1"/>
-                <w:sz w:val="20"/>
-                <w:szCs w:val="20"/>
-              </w:rPr>
-              <w:t>Complete one row per alternative. At least two alternatives are required.</w:t>
+            <w:shd w:val="clear" w:color="auto" w:fill="FAFAFA"/>
+            <w:tcMar>
+              <w:top w:w="90" w:type="dxa"/>
+              <w:left w:w="150" w:type="dxa"/>
+              <w:bottom w:w="90" w:type="dxa"/>
+              <w:right w:w="150" w:type="dxa"/>
+            </w:tcMar>
+          </w:tcPr>
+          <w:p>
+            <w:pPr>
+              <w:spacing w:after="20"/>
+              <w:rPr>
+                <w:color w:val="000000" w:themeColor="text1"/>
+                <w:sz w:val="20"/>
+                <w:szCs w:val="20"/>
+              </w:rPr>
+            </w:pPr>
+            <w:r>
+              <w:rPr>
+                <w:b/>
+                <w:bCs/>
+                <w:color w:val="000000" w:themeColor="text1"/>
+                <w:sz w:val="20"/>
+                <w:szCs w:val="20"/>
+              </w:rPr>
+              <w:t xml:space="preserve">Option: </w:t>
+            </w:r>
+            <w:r>
+              <w:rPr>
+                <w:b/>
+                <w:bCs/>
+                <w:color w:val="000000" w:themeColor="text1"/>
+                <w:sz w:val="20"/>
+                <w:szCs w:val="20"/>
+              </w:rPr>
+              <w:t>Shared unrestricted database access between modules.</w:t>
+            </w:r>
+          </w:p>
+          <w:p>
+            <w:pPr>
+              <w:rPr>
+                <w:color w:val="000000" w:themeColor="text1"/>
+                <w:sz w:val="20"/>
+                <w:szCs w:val="20"/>
+              </w:rPr>
+            </w:pPr>
+            <w:r>
+              <w:rPr>
+                <w:b/>
+                <w:bCs/>
+                <w:color w:val="000000" w:themeColor="text1"/>
+                <w:sz w:val="20"/>
+                <w:szCs w:val="20"/>
+              </w:rPr>
+              <w:t>Rejected because:</w:t>
+            </w:r>
+            <w:r>
+              <w:t xml:space="preserve"> </w:t>
+            </w:r>
+            <w:r>
+              <w:rPr>
+                <w:b/>
+                <w:bCs/>
+                <w:color w:val="000000" w:themeColor="text1"/>
+                <w:sz w:val="20"/>
+                <w:szCs w:val="20"/>
+              </w:rPr>
+              <w:t>allowing modules to freely modify each other’s schemas would weaken boundaries between modules and increase coupling.</w:t>
             </w:r>
           </w:p>
         </w:tc>
@@ -10382,29 +9539,32 @@
               <w:bottom w:val="single" w:sz="1" w:space="0" w:color="CCCCCC"/>
               <w:right w:val="single" w:sz="1" w:space="0" w:color="CCCCCC"/>
             </w:tcBorders>
-            <w:shd w:val="clear" w:color="auto" w:fill="F7F7F5"/>
-            <w:tcMar>
-              <w:top w:w="90" w:type="dxa"/>
-              <w:left w:w="150" w:type="dxa"/>
-              <w:bottom w:w="90" w:type="dxa"/>
-              <w:right w:w="150" w:type="dxa"/>
-            </w:tcMar>
-          </w:tcPr>
-          <w:p>
-            <w:pPr>
-              <w:rPr>
-                <w:color w:val="000000" w:themeColor="text1"/>
-                <w:sz w:val="20"/>
-                <w:szCs w:val="20"/>
-              </w:rPr>
-            </w:pPr>
-            <w:r>
-              <w:rPr>
-                <w:color w:val="000000" w:themeColor="text1"/>
-                <w:sz w:val="20"/>
-                <w:szCs w:val="20"/>
-              </w:rPr>
-              <w:t>Alt. 1</w:t>
+            <w:shd w:val="clear" w:color="auto" w:fill="F0F0EE"/>
+            <w:tcMar>
+              <w:top w:w="90" w:type="dxa"/>
+              <w:left w:w="150" w:type="dxa"/>
+              <w:bottom w:w="90" w:type="dxa"/>
+              <w:right w:w="150" w:type="dxa"/>
+            </w:tcMar>
+          </w:tcPr>
+          <w:p>
+            <w:pPr>
+              <w:rPr>
+                <w:color w:val="000000" w:themeColor="text1"/>
+                <w:sz w:val="20"/>
+                <w:szCs w:val="20"/>
+              </w:rPr>
+            </w:pPr>
+            <w:r>
+              <w:rPr>
+                <w:b/>
+                <w:bCs/>
+                <w:color w:val="000000" w:themeColor="text1"/>
+                <w:sz w:val="20"/>
+                <w:szCs w:val="20"/>
+              </w:rPr>
+              <w:lastRenderedPageBreak/>
+              <w:t>Positive consequences</w:t>
             </w:r>
           </w:p>
         </w:tc>
@@ -10417,77 +9577,59 @@
               <w:bottom w:val="single" w:sz="1" w:space="0" w:color="CCCCCC"/>
               <w:right w:val="single" w:sz="1" w:space="0" w:color="CCCCCC"/>
             </w:tcBorders>
-            <w:shd w:val="clear" w:color="auto" w:fill="FAFAFA"/>
-            <w:tcMar>
-              <w:top w:w="90" w:type="dxa"/>
-              <w:left w:w="150" w:type="dxa"/>
-              <w:bottom w:w="90" w:type="dxa"/>
-              <w:right w:w="150" w:type="dxa"/>
-            </w:tcMar>
-          </w:tcPr>
-          <w:p>
-            <w:pPr>
-              <w:spacing w:after="20"/>
-              <w:rPr>
-                <w:b/>
-                <w:bCs/>
-                <w:color w:val="000000" w:themeColor="text1"/>
-                <w:sz w:val="20"/>
-                <w:szCs w:val="20"/>
-              </w:rPr>
-            </w:pPr>
-            <w:r>
-              <w:rPr>
-                <w:b/>
-                <w:bCs/>
-                <w:color w:val="000000" w:themeColor="text1"/>
-                <w:sz w:val="20"/>
-                <w:szCs w:val="20"/>
-              </w:rPr>
-              <w:t xml:space="preserve">Option: </w:t>
-            </w:r>
-            <w:r>
-              <w:rPr>
-                <w:b/>
-                <w:bCs/>
-                <w:color w:val="000000" w:themeColor="text1"/>
-                <w:sz w:val="20"/>
-                <w:szCs w:val="20"/>
-              </w:rPr>
-              <w:t>Eventual consistency with the saga pattern</w:t>
-            </w:r>
-          </w:p>
-          <w:p>
-            <w:pPr>
-              <w:spacing w:after="20"/>
-              <w:rPr>
-                <w:b/>
-                <w:bCs/>
-                <w:color w:val="000000" w:themeColor="text1"/>
-                <w:sz w:val="20"/>
-                <w:szCs w:val="20"/>
-              </w:rPr>
-            </w:pPr>
-            <w:r>
-              <w:rPr>
-                <w:b/>
-                <w:bCs/>
-                <w:color w:val="000000" w:themeColor="text1"/>
-                <w:sz w:val="20"/>
-                <w:szCs w:val="20"/>
-              </w:rPr>
-              <w:t xml:space="preserve">Rejected because: </w:t>
-            </w:r>
-            <w:r>
-              <w:rPr>
-                <w:b/>
-                <w:bCs/>
-                <w:color w:val="000000" w:themeColor="text1"/>
-                <w:sz w:val="20"/>
-                <w:szCs w:val="20"/>
-              </w:rPr>
-              <w:t xml:space="preserve">the saga pattern is for distributed systems where a transaction cannot span multiple databases. Since all modules of the monolith share the same PostgreSQL database, ACID transactions can ensure consistency. </w:t>
-            </w:r>
+            <w:shd w:val="clear" w:color="auto" w:fill="EAF3E8"/>
+            <w:tcMar>
+              <w:top w:w="90" w:type="dxa"/>
+              <w:left w:w="150" w:type="dxa"/>
+              <w:bottom w:w="90" w:type="dxa"/>
+              <w:right w:w="150" w:type="dxa"/>
+            </w:tcMar>
+          </w:tcPr>
+          <w:p>
+            <w:pPr>
+              <w:spacing w:after="30"/>
+              <w:rPr>
+                <w:color w:val="000000" w:themeColor="text1"/>
+                <w:sz w:val="20"/>
+                <w:szCs w:val="20"/>
+              </w:rPr>
+            </w:pPr>
+            <w:r>
+              <w:rPr>
+                <w:color w:val="000000" w:themeColor="text1"/>
+                <w:sz w:val="20"/>
+                <w:szCs w:val="20"/>
+              </w:rPr>
+              <w:t xml:space="preserve">1. PostgreSQL ACID transactions provide strong consistency across the system. </w:t>
+            </w:r>
+            <w:r>
+              <w:rPr>
+                <w:color w:val="000000" w:themeColor="text1"/>
+                <w:sz w:val="20"/>
+                <w:szCs w:val="20"/>
+              </w:rPr>
+              <w:br/>
+              <w:t xml:space="preserve">2. Schema separation helps keep module responsibilities organized and easier to maintain. </w:t>
+            </w:r>
+            <w:r>
+              <w:rPr>
+                <w:color w:val="000000" w:themeColor="text1"/>
+                <w:sz w:val="20"/>
+                <w:szCs w:val="20"/>
+              </w:rPr>
+              <w:br/>
+              <w:t>3. Easier to implement and debug than distributed consistency approaches.</w:t>
+            </w:r>
+          </w:p>
+          <w:p>
+            <w:pPr>
+              <w:spacing w:after="30"/>
+              <w:rPr>
+                <w:color w:val="000000" w:themeColor="text1"/>
+                <w:sz w:val="20"/>
+                <w:szCs w:val="20"/>
+              </w:rPr>
+            </w:pPr>
           </w:p>
         </w:tc>
       </w:tr>
@@ -10501,29 +9643,31 @@
               <w:bottom w:val="single" w:sz="1" w:space="0" w:color="CCCCCC"/>
               <w:right w:val="single" w:sz="1" w:space="0" w:color="CCCCCC"/>
             </w:tcBorders>
-            <w:shd w:val="clear" w:color="auto" w:fill="F7F7F5"/>
-            <w:tcMar>
-              <w:top w:w="90" w:type="dxa"/>
-              <w:left w:w="150" w:type="dxa"/>
-              <w:bottom w:w="90" w:type="dxa"/>
-              <w:right w:w="150" w:type="dxa"/>
-            </w:tcMar>
-          </w:tcPr>
-          <w:p>
-            <w:pPr>
-              <w:rPr>
-                <w:color w:val="000000" w:themeColor="text1"/>
-                <w:sz w:val="20"/>
-                <w:szCs w:val="20"/>
-              </w:rPr>
-            </w:pPr>
-            <w:r>
-              <w:rPr>
-                <w:color w:val="000000" w:themeColor="text1"/>
-                <w:sz w:val="20"/>
-                <w:szCs w:val="20"/>
-              </w:rPr>
-              <w:t>Alt. 2</w:t>
+            <w:shd w:val="clear" w:color="auto" w:fill="F0F0EE"/>
+            <w:tcMar>
+              <w:top w:w="90" w:type="dxa"/>
+              <w:left w:w="150" w:type="dxa"/>
+              <w:bottom w:w="90" w:type="dxa"/>
+              <w:right w:w="150" w:type="dxa"/>
+            </w:tcMar>
+          </w:tcPr>
+          <w:p>
+            <w:pPr>
+              <w:rPr>
+                <w:color w:val="000000" w:themeColor="text1"/>
+                <w:sz w:val="20"/>
+                <w:szCs w:val="20"/>
+              </w:rPr>
+            </w:pPr>
+            <w:r>
+              <w:rPr>
+                <w:b/>
+                <w:bCs/>
+                <w:color w:val="000000" w:themeColor="text1"/>
+                <w:sz w:val="20"/>
+                <w:szCs w:val="20"/>
+              </w:rPr>
+              <w:t>Negative consequences</w:t>
             </w:r>
           </w:p>
         </w:tc>
@@ -10536,107 +9680,65 @@
               <w:bottom w:val="single" w:sz="1" w:space="0" w:color="CCCCCC"/>
               <w:right w:val="single" w:sz="1" w:space="0" w:color="CCCCCC"/>
             </w:tcBorders>
-            <w:shd w:val="clear" w:color="auto" w:fill="FAFAFA"/>
-            <w:tcMar>
-              <w:top w:w="90" w:type="dxa"/>
-              <w:left w:w="150" w:type="dxa"/>
-              <w:bottom w:w="90" w:type="dxa"/>
-              <w:right w:w="150" w:type="dxa"/>
-            </w:tcMar>
-          </w:tcPr>
-          <w:p>
-            <w:pPr>
-              <w:spacing w:after="20"/>
-              <w:rPr>
-                <w:b/>
-                <w:bCs/>
-                <w:color w:val="000000" w:themeColor="text1"/>
-                <w:sz w:val="20"/>
-                <w:szCs w:val="20"/>
-              </w:rPr>
-            </w:pPr>
-            <w:r>
-              <w:rPr>
-                <w:b/>
-                <w:bCs/>
-                <w:color w:val="000000" w:themeColor="text1"/>
-                <w:sz w:val="20"/>
-                <w:szCs w:val="20"/>
-              </w:rPr>
-              <w:t xml:space="preserve">Option: </w:t>
-            </w:r>
-            <w:r>
-              <w:rPr>
-                <w:b/>
-                <w:bCs/>
-                <w:color w:val="000000" w:themeColor="text1"/>
-                <w:sz w:val="20"/>
-                <w:szCs w:val="20"/>
-              </w:rPr>
-              <w:t>Outbox pattern for all cross-module operations</w:t>
-            </w:r>
-          </w:p>
-          <w:p>
-            <w:pPr>
-              <w:rPr>
-                <w:b/>
-                <w:bCs/>
-                <w:color w:val="000000" w:themeColor="text1"/>
-                <w:sz w:val="20"/>
-                <w:szCs w:val="20"/>
-              </w:rPr>
-            </w:pPr>
-            <w:r>
-              <w:rPr>
-                <w:b/>
-                <w:bCs/>
-                <w:color w:val="000000" w:themeColor="text1"/>
-                <w:sz w:val="20"/>
-                <w:szCs w:val="20"/>
-              </w:rPr>
-              <w:t>Rejected because:</w:t>
-            </w:r>
-            <w:r>
-              <w:rPr>
-                <w:b/>
-                <w:bCs/>
+            <w:shd w:val="clear" w:color="auto" w:fill="FAECE7"/>
+            <w:tcMar>
+              <w:top w:w="90" w:type="dxa"/>
+              <w:left w:w="150" w:type="dxa"/>
+              <w:bottom w:w="90" w:type="dxa"/>
+              <w:right w:w="150" w:type="dxa"/>
+            </w:tcMar>
+          </w:tcPr>
+          <w:p>
+            <w:pPr>
+              <w:spacing w:after="30"/>
+              <w:rPr>
+                <w:color w:val="000000" w:themeColor="text1"/>
+                <w:sz w:val="20"/>
+                <w:szCs w:val="20"/>
+              </w:rPr>
+            </w:pPr>
+            <w:r>
+              <w:rPr>
+                <w:color w:val="000000" w:themeColor="text1"/>
+                <w:sz w:val="20"/>
+                <w:szCs w:val="20"/>
+              </w:rPr>
+              <w:t xml:space="preserve">1. The PostgreSQL database becomes a single point of failure. </w:t>
+            </w:r>
+            <w:r>
+              <w:rPr>
+                <w:color w:val="000000" w:themeColor="text1"/>
+                <w:sz w:val="20"/>
+                <w:szCs w:val="20"/>
+              </w:rPr>
+              <w:br/>
+              <w:t xml:space="preserve">2. This approach would be harder to scale if the system </w:t>
+            </w:r>
+            <w:proofErr w:type="gramStart"/>
+            <w:r>
+              <w:rPr>
+                <w:color w:val="000000" w:themeColor="text1"/>
+                <w:sz w:val="20"/>
+                <w:szCs w:val="20"/>
+              </w:rPr>
+              <w:t>later</w:t>
+            </w:r>
+            <w:proofErr w:type="gramEnd"/>
+            <w:r>
+              <w:rPr>
+                <w:color w:val="000000" w:themeColor="text1"/>
+                <w:sz w:val="20"/>
+                <w:szCs w:val="20"/>
+              </w:rPr>
+              <w:t xml:space="preserve"> moved to independent microservices.</w:t>
+            </w:r>
+            <w:r>
+              <w:rPr>
                 <w:color w:val="000000" w:themeColor="text1"/>
                 <w:sz w:val="20"/>
                 <w:szCs w:val="20"/>
               </w:rPr>
               <w:t xml:space="preserve"> </w:t>
-            </w:r>
-            <w:r>
-              <w:rPr>
-                <w:b/>
-                <w:bCs/>
-                <w:color w:val="000000" w:themeColor="text1"/>
-                <w:sz w:val="20"/>
-                <w:szCs w:val="20"/>
-              </w:rPr>
-              <w:t xml:space="preserve">outbox pattern guarantees that the event will be published if and only if the database </w:t>
-            </w:r>
-            <w:proofErr w:type="gramStart"/>
-            <w:r>
-              <w:rPr>
-                <w:b/>
-                <w:bCs/>
-                <w:color w:val="000000" w:themeColor="text1"/>
-                <w:sz w:val="20"/>
-                <w:szCs w:val="20"/>
-              </w:rPr>
-              <w:t>write</w:t>
-            </w:r>
-            <w:proofErr w:type="gramEnd"/>
-            <w:r>
-              <w:rPr>
-                <w:b/>
-                <w:bCs/>
-                <w:color w:val="000000" w:themeColor="text1"/>
-                <w:sz w:val="20"/>
-                <w:szCs w:val="20"/>
-              </w:rPr>
-              <w:t xml:space="preserve"> succeeded within the same local transaction. </w:t>
             </w:r>
           </w:p>
         </w:tc>
@@ -10651,29 +9753,31 @@
               <w:bottom w:val="single" w:sz="1" w:space="0" w:color="CCCCCC"/>
               <w:right w:val="single" w:sz="1" w:space="0" w:color="CCCCCC"/>
             </w:tcBorders>
-            <w:shd w:val="clear" w:color="auto" w:fill="F7F7F5"/>
-            <w:tcMar>
-              <w:top w:w="90" w:type="dxa"/>
-              <w:left w:w="150" w:type="dxa"/>
-              <w:bottom w:w="90" w:type="dxa"/>
-              <w:right w:w="150" w:type="dxa"/>
-            </w:tcMar>
-          </w:tcPr>
-          <w:p>
-            <w:pPr>
-              <w:rPr>
-                <w:color w:val="000000" w:themeColor="text1"/>
-                <w:sz w:val="20"/>
-                <w:szCs w:val="20"/>
-              </w:rPr>
-            </w:pPr>
-            <w:r>
-              <w:rPr>
-                <w:color w:val="000000" w:themeColor="text1"/>
-                <w:sz w:val="20"/>
-                <w:szCs w:val="20"/>
-              </w:rPr>
-              <w:t>Alt. 3</w:t>
+            <w:shd w:val="clear" w:color="auto" w:fill="F0F0EE"/>
+            <w:tcMar>
+              <w:top w:w="90" w:type="dxa"/>
+              <w:left w:w="150" w:type="dxa"/>
+              <w:bottom w:w="90" w:type="dxa"/>
+              <w:right w:w="150" w:type="dxa"/>
+            </w:tcMar>
+          </w:tcPr>
+          <w:p>
+            <w:pPr>
+              <w:rPr>
+                <w:color w:val="000000" w:themeColor="text1"/>
+                <w:sz w:val="20"/>
+                <w:szCs w:val="20"/>
+              </w:rPr>
+            </w:pPr>
+            <w:r>
+              <w:rPr>
+                <w:b/>
+                <w:bCs/>
+                <w:color w:val="000000" w:themeColor="text1"/>
+                <w:sz w:val="20"/>
+                <w:szCs w:val="20"/>
+              </w:rPr>
+              <w:t>Traces to</w:t>
             </w:r>
           </w:p>
         </w:tc>
@@ -10686,371 +9790,6 @@
               <w:bottom w:val="single" w:sz="1" w:space="0" w:color="CCCCCC"/>
               <w:right w:val="single" w:sz="1" w:space="0" w:color="CCCCCC"/>
             </w:tcBorders>
-            <w:shd w:val="clear" w:color="auto" w:fill="FAFAFA"/>
-            <w:tcMar>
-              <w:top w:w="90" w:type="dxa"/>
-              <w:left w:w="150" w:type="dxa"/>
-              <w:bottom w:w="90" w:type="dxa"/>
-              <w:right w:w="150" w:type="dxa"/>
-            </w:tcMar>
-          </w:tcPr>
-          <w:p>
-            <w:pPr>
-              <w:spacing w:after="20"/>
-              <w:rPr>
-                <w:color w:val="000000" w:themeColor="text1"/>
-                <w:sz w:val="20"/>
-                <w:szCs w:val="20"/>
-              </w:rPr>
-            </w:pPr>
-            <w:r>
-              <w:rPr>
-                <w:b/>
-                <w:bCs/>
-                <w:color w:val="000000" w:themeColor="text1"/>
-                <w:sz w:val="20"/>
-                <w:szCs w:val="20"/>
-              </w:rPr>
-              <w:t xml:space="preserve">Option: </w:t>
-            </w:r>
-          </w:p>
-          <w:p>
-            <w:pPr>
-              <w:rPr>
-                <w:color w:val="000000" w:themeColor="text1"/>
-                <w:sz w:val="20"/>
-                <w:szCs w:val="20"/>
-              </w:rPr>
-            </w:pPr>
-            <w:r>
-              <w:rPr>
-                <w:b/>
-                <w:bCs/>
-                <w:color w:val="000000" w:themeColor="text1"/>
-                <w:sz w:val="20"/>
-                <w:szCs w:val="20"/>
-              </w:rPr>
-              <w:t>Rejected because:</w:t>
-            </w:r>
-          </w:p>
-        </w:tc>
-      </w:tr>
-      <w:tr>
-        <w:tc>
-          <w:tcPr>
-            <w:tcW w:w="1800" w:type="dxa"/>
-            <w:tcBorders>
-              <w:top w:val="single" w:sz="1" w:space="0" w:color="CCCCCC"/>
-              <w:left w:val="single" w:sz="1" w:space="0" w:color="CCCCCC"/>
-              <w:bottom w:val="single" w:sz="1" w:space="0" w:color="CCCCCC"/>
-              <w:right w:val="single" w:sz="1" w:space="0" w:color="CCCCCC"/>
-            </w:tcBorders>
-            <w:shd w:val="clear" w:color="auto" w:fill="F0F0EE"/>
-            <w:tcMar>
-              <w:top w:w="90" w:type="dxa"/>
-              <w:left w:w="150" w:type="dxa"/>
-              <w:bottom w:w="90" w:type="dxa"/>
-              <w:right w:w="150" w:type="dxa"/>
-            </w:tcMar>
-          </w:tcPr>
-          <w:p>
-            <w:pPr>
-              <w:rPr>
-                <w:color w:val="000000" w:themeColor="text1"/>
-                <w:sz w:val="20"/>
-                <w:szCs w:val="20"/>
-              </w:rPr>
-            </w:pPr>
-            <w:r>
-              <w:rPr>
-                <w:b/>
-                <w:bCs/>
-                <w:color w:val="000000" w:themeColor="text1"/>
-                <w:sz w:val="20"/>
-                <w:szCs w:val="20"/>
-              </w:rPr>
-              <w:t>Positive consequences</w:t>
-            </w:r>
-          </w:p>
-        </w:tc>
-        <w:tc>
-          <w:tcPr>
-            <w:tcW w:w="7560" w:type="dxa"/>
-            <w:tcBorders>
-              <w:top w:val="single" w:sz="1" w:space="0" w:color="CCCCCC"/>
-              <w:left w:val="single" w:sz="1" w:space="0" w:color="CCCCCC"/>
-              <w:bottom w:val="single" w:sz="1" w:space="0" w:color="CCCCCC"/>
-              <w:right w:val="single" w:sz="1" w:space="0" w:color="CCCCCC"/>
-            </w:tcBorders>
-            <w:shd w:val="clear" w:color="auto" w:fill="EAF3E8"/>
-            <w:tcMar>
-              <w:top w:w="90" w:type="dxa"/>
-              <w:left w:w="150" w:type="dxa"/>
-              <w:bottom w:w="90" w:type="dxa"/>
-              <w:right w:w="150" w:type="dxa"/>
-            </w:tcMar>
-          </w:tcPr>
-          <w:p>
-            <w:pPr>
-              <w:spacing w:after="30"/>
-              <w:rPr>
-                <w:color w:val="000000" w:themeColor="text1"/>
-                <w:sz w:val="20"/>
-                <w:szCs w:val="20"/>
-              </w:rPr>
-            </w:pPr>
-            <w:r>
-              <w:rPr>
-                <w:color w:val="000000" w:themeColor="text1"/>
-                <w:sz w:val="20"/>
-                <w:szCs w:val="20"/>
-              </w:rPr>
-              <w:t>1.</w:t>
-            </w:r>
-            <w:r>
-              <w:t xml:space="preserve"> </w:t>
-            </w:r>
-            <w:r>
-              <w:rPr>
-                <w:color w:val="000000" w:themeColor="text1"/>
-                <w:sz w:val="20"/>
-                <w:szCs w:val="20"/>
-              </w:rPr>
-              <w:t>PostgreSQL ACID transactions provide strong consistency guarantees across all schemas</w:t>
-            </w:r>
-          </w:p>
-          <w:p>
-            <w:pPr>
-              <w:spacing w:after="30"/>
-              <w:rPr>
-                <w:color w:val="000000" w:themeColor="text1"/>
-                <w:sz w:val="20"/>
-                <w:szCs w:val="20"/>
-              </w:rPr>
-            </w:pPr>
-            <w:r>
-              <w:rPr>
-                <w:color w:val="000000" w:themeColor="text1"/>
-                <w:sz w:val="20"/>
-                <w:szCs w:val="20"/>
-              </w:rPr>
-              <w:t>2.</w:t>
-            </w:r>
-            <w:r>
-              <w:t xml:space="preserve"> </w:t>
-            </w:r>
-            <w:r>
-              <w:rPr>
-                <w:color w:val="000000" w:themeColor="text1"/>
-                <w:sz w:val="20"/>
-                <w:szCs w:val="20"/>
-              </w:rPr>
-              <w:t>Local transactions are simpler to implement, test, and debug than saga or outbox patterns</w:t>
-            </w:r>
-          </w:p>
-          <w:p>
-            <w:pPr>
-              <w:spacing w:after="30"/>
-              <w:rPr>
-                <w:color w:val="000000" w:themeColor="text1"/>
-                <w:sz w:val="20"/>
-                <w:szCs w:val="20"/>
-              </w:rPr>
-            </w:pPr>
-            <w:r>
-              <w:rPr>
-                <w:color w:val="000000" w:themeColor="text1"/>
-                <w:sz w:val="20"/>
-                <w:szCs w:val="20"/>
-              </w:rPr>
-              <w:t>…</w:t>
-            </w:r>
-          </w:p>
-        </w:tc>
-      </w:tr>
-      <w:tr>
-        <w:tc>
-          <w:tcPr>
-            <w:tcW w:w="1800" w:type="dxa"/>
-            <w:tcBorders>
-              <w:top w:val="single" w:sz="1" w:space="0" w:color="CCCCCC"/>
-              <w:left w:val="single" w:sz="1" w:space="0" w:color="CCCCCC"/>
-              <w:bottom w:val="single" w:sz="1" w:space="0" w:color="CCCCCC"/>
-              <w:right w:val="single" w:sz="1" w:space="0" w:color="CCCCCC"/>
-            </w:tcBorders>
-            <w:shd w:val="clear" w:color="auto" w:fill="F0F0EE"/>
-            <w:tcMar>
-              <w:top w:w="90" w:type="dxa"/>
-              <w:left w:w="150" w:type="dxa"/>
-              <w:bottom w:w="90" w:type="dxa"/>
-              <w:right w:w="150" w:type="dxa"/>
-            </w:tcMar>
-          </w:tcPr>
-          <w:p>
-            <w:pPr>
-              <w:rPr>
-                <w:color w:val="000000" w:themeColor="text1"/>
-                <w:sz w:val="20"/>
-                <w:szCs w:val="20"/>
-              </w:rPr>
-            </w:pPr>
-            <w:r>
-              <w:rPr>
-                <w:b/>
-                <w:bCs/>
-                <w:color w:val="000000" w:themeColor="text1"/>
-                <w:sz w:val="20"/>
-                <w:szCs w:val="20"/>
-              </w:rPr>
-              <w:t>Negative consequences</w:t>
-            </w:r>
-          </w:p>
-        </w:tc>
-        <w:tc>
-          <w:tcPr>
-            <w:tcW w:w="7560" w:type="dxa"/>
-            <w:tcBorders>
-              <w:top w:val="single" w:sz="1" w:space="0" w:color="CCCCCC"/>
-              <w:left w:val="single" w:sz="1" w:space="0" w:color="CCCCCC"/>
-              <w:bottom w:val="single" w:sz="1" w:space="0" w:color="CCCCCC"/>
-              <w:right w:val="single" w:sz="1" w:space="0" w:color="CCCCCC"/>
-            </w:tcBorders>
-            <w:shd w:val="clear" w:color="auto" w:fill="FAECE7"/>
-            <w:tcMar>
-              <w:top w:w="90" w:type="dxa"/>
-              <w:left w:w="150" w:type="dxa"/>
-              <w:bottom w:w="90" w:type="dxa"/>
-              <w:right w:w="150" w:type="dxa"/>
-            </w:tcMar>
-          </w:tcPr>
-          <w:p>
-            <w:pPr>
-              <w:spacing w:after="30"/>
-              <w:rPr>
-                <w:color w:val="000000" w:themeColor="text1"/>
-                <w:sz w:val="20"/>
-                <w:szCs w:val="20"/>
-              </w:rPr>
-            </w:pPr>
-            <w:r>
-              <w:rPr>
-                <w:color w:val="000000" w:themeColor="text1"/>
-                <w:sz w:val="20"/>
-                <w:szCs w:val="20"/>
-              </w:rPr>
-              <w:t>1.</w:t>
-            </w:r>
-            <w:r>
-              <w:rPr>
-                <w:color w:val="000000" w:themeColor="text1"/>
-                <w:sz w:val="20"/>
-                <w:szCs w:val="20"/>
-              </w:rPr>
-              <w:t xml:space="preserve"> </w:t>
-            </w:r>
-            <w:r>
-              <w:rPr>
-                <w:color w:val="000000" w:themeColor="text1"/>
-                <w:sz w:val="20"/>
-                <w:szCs w:val="20"/>
-              </w:rPr>
-              <w:t>If the system is ever extracted to microservices, this consistency approach cannot cross service boundaries</w:t>
-            </w:r>
-          </w:p>
-          <w:p>
-            <w:pPr>
-              <w:spacing w:after="30"/>
-              <w:rPr>
-                <w:color w:val="000000" w:themeColor="text1"/>
-                <w:sz w:val="20"/>
-                <w:szCs w:val="20"/>
-              </w:rPr>
-            </w:pPr>
-            <w:r>
-              <w:rPr>
-                <w:color w:val="000000" w:themeColor="text1"/>
-                <w:sz w:val="20"/>
-                <w:szCs w:val="20"/>
-              </w:rPr>
-              <w:t>2.</w:t>
-            </w:r>
-            <w:r>
-              <w:t xml:space="preserve"> </w:t>
-            </w:r>
-            <w:r>
-              <w:rPr>
-                <w:color w:val="000000" w:themeColor="text1"/>
-                <w:sz w:val="20"/>
-                <w:szCs w:val="20"/>
-              </w:rPr>
-              <w:t>A single database is a single point of failure</w:t>
-            </w:r>
-            <w:r>
-              <w:rPr>
-                <w:color w:val="000000" w:themeColor="text1"/>
-                <w:sz w:val="20"/>
-                <w:szCs w:val="20"/>
-              </w:rPr>
-              <w:t>.</w:t>
-            </w:r>
-            <w:r>
-              <w:rPr>
-                <w:color w:val="000000" w:themeColor="text1"/>
-                <w:sz w:val="20"/>
-                <w:szCs w:val="20"/>
-              </w:rPr>
-              <w:t xml:space="preserve"> all six modules are affected simultaneously if the database becomes unavailable</w:t>
-            </w:r>
-          </w:p>
-        </w:tc>
-      </w:tr>
-      <w:tr>
-        <w:tc>
-          <w:tcPr>
-            <w:tcW w:w="1800" w:type="dxa"/>
-            <w:tcBorders>
-              <w:top w:val="single" w:sz="1" w:space="0" w:color="CCCCCC"/>
-              <w:left w:val="single" w:sz="1" w:space="0" w:color="CCCCCC"/>
-              <w:bottom w:val="single" w:sz="1" w:space="0" w:color="CCCCCC"/>
-              <w:right w:val="single" w:sz="1" w:space="0" w:color="CCCCCC"/>
-            </w:tcBorders>
-            <w:shd w:val="clear" w:color="auto" w:fill="F0F0EE"/>
-            <w:tcMar>
-              <w:top w:w="90" w:type="dxa"/>
-              <w:left w:w="150" w:type="dxa"/>
-              <w:bottom w:w="90" w:type="dxa"/>
-              <w:right w:w="150" w:type="dxa"/>
-            </w:tcMar>
-          </w:tcPr>
-          <w:p>
-            <w:pPr>
-              <w:rPr>
-                <w:color w:val="000000" w:themeColor="text1"/>
-                <w:sz w:val="20"/>
-                <w:szCs w:val="20"/>
-              </w:rPr>
-            </w:pPr>
-            <w:r>
-              <w:rPr>
-                <w:b/>
-                <w:bCs/>
-                <w:color w:val="000000" w:themeColor="text1"/>
-                <w:sz w:val="20"/>
-                <w:szCs w:val="20"/>
-              </w:rPr>
-              <w:t>Traces to</w:t>
-            </w:r>
-          </w:p>
-        </w:tc>
-        <w:tc>
-          <w:tcPr>
-            <w:tcW w:w="7560" w:type="dxa"/>
-            <w:tcBorders>
-              <w:top w:val="single" w:sz="1" w:space="0" w:color="CCCCCC"/>
-              <w:left w:val="single" w:sz="1" w:space="0" w:color="CCCCCC"/>
-              <w:bottom w:val="single" w:sz="1" w:space="0" w:color="CCCCCC"/>
-              <w:right w:val="single" w:sz="1" w:space="0" w:color="CCCCCC"/>
-            </w:tcBorders>
             <w:shd w:val="clear" w:color="auto" w:fill="FFFFFF"/>
             <w:tcMar>
               <w:top w:w="90" w:type="dxa"/>
@@ -11073,7 +9812,7 @@
                 <w:sz w:val="20"/>
                 <w:szCs w:val="20"/>
               </w:rPr>
-              <w:t>US-02, US-06</w:t>
+              <w:t>US-01, US-02, US-05, US-09</w:t>
             </w:r>
           </w:p>
         </w:tc>
@@ -11355,15 +10094,7 @@
                 <w:sz w:val="18"/>
                 <w:szCs w:val="18"/>
               </w:rPr>
-              <w:t xml:space="preserve">System boundary correctly drawn. All external actors from the stakeholder map represented. External systems (payment provider, governing body) included. Notation </w:t>
-            </w:r>
-            <w:r>
-              <w:rPr>
-                <w:sz w:val="18"/>
-                <w:szCs w:val="18"/>
-              </w:rPr>
-              <w:lastRenderedPageBreak/>
-              <w:t>consistent with C4 conventions.</w:t>
+              <w:t>System boundary correctly drawn. All external actors from the stakeholder map represented. External systems (payment provider, governing body) included. Notation consistent with C4 conventions.</w:t>
             </w:r>
           </w:p>
         </w:tc>
@@ -11394,17 +10125,7 @@
                 <w:sz w:val="18"/>
                 <w:szCs w:val="18"/>
               </w:rPr>
-              <w:lastRenderedPageBreak/>
-              <w:t xml:space="preserve">All actors present and correctly typed. External systems named with communication mechanism annotated. </w:t>
-            </w:r>
-            <w:r>
-              <w:rPr>
-                <w:color w:val="0F6E56"/>
-                <w:sz w:val="18"/>
-                <w:szCs w:val="18"/>
-              </w:rPr>
-              <w:lastRenderedPageBreak/>
-              <w:t>Fully consistent with stakeholder map.</w:t>
+              <w:t>All actors present and correctly typed. External systems named with communication mechanism annotated. Fully consistent with stakeholder map.</w:t>
             </w:r>
           </w:p>
         </w:tc>
@@ -11435,7 +10156,6 @@
                 <w:sz w:val="18"/>
                 <w:szCs w:val="18"/>
               </w:rPr>
-              <w:lastRenderedPageBreak/>
               <w:t>All actors present. Minor external system omissions. Notation mostly correct.</w:t>
             </w:r>
           </w:p>
@@ -11467,16 +10187,7 @@
                 <w:sz w:val="18"/>
                 <w:szCs w:val="18"/>
               </w:rPr>
-              <w:t xml:space="preserve">Key actors missing. External systems absent. Notation </w:t>
-            </w:r>
-            <w:r>
-              <w:rPr>
-                <w:color w:val="993C1D"/>
-                <w:sz w:val="18"/>
-                <w:szCs w:val="18"/>
-              </w:rPr>
-              <w:lastRenderedPageBreak/>
-              <w:t>inconsistent or incorrect.</w:t>
+              <w:t>Key actors missing. External systems absent. Notation inconsistent or incorrect.</w:t>
             </w:r>
           </w:p>
         </w:tc>
@@ -11881,7 +10592,15 @@
                 <w:sz w:val="18"/>
                 <w:szCs w:val="18"/>
               </w:rPr>
-              <w:t>All significant inter-module or inter-service integrations listed. Pattern selected for each with explicit rationale referencing the Week 6 decision framework. At least one asynchronous pattern present. Patterns consistent with component diagram.</w:t>
+              <w:t xml:space="preserve">All significant inter-module or inter-service integrations listed. Pattern selected for each with explicit rationale referencing the Week 6 decision framework. At least one asynchronous pattern </w:t>
+            </w:r>
+            <w:r>
+              <w:rPr>
+                <w:sz w:val="18"/>
+                <w:szCs w:val="18"/>
+              </w:rPr>
+              <w:lastRenderedPageBreak/>
+              <w:t>present. Patterns consistent with component diagram.</w:t>
             </w:r>
           </w:p>
         </w:tc>
@@ -11912,6 +10631,7 @@
                 <w:sz w:val="18"/>
                 <w:szCs w:val="18"/>
               </w:rPr>
+              <w:lastRenderedPageBreak/>
               <w:t>All significant integrations listed. Pattern selection justified with the three decision questions. Patterns match component diagram.</w:t>
             </w:r>
           </w:p>
@@ -11943,7 +10663,16 @@
                 <w:sz w:val="18"/>
                 <w:szCs w:val="18"/>
               </w:rPr>
-              <w:t>Most integrations listed. Patterns selected but rationale brief. Minor inconsistencies with component diagram.</w:t>
+              <w:t xml:space="preserve">Most integrations listed. Patterns selected but rationale brief. Minor inconsistencies </w:t>
+            </w:r>
+            <w:r>
+              <w:rPr>
+                <w:color w:val="1B3A5C"/>
+                <w:sz w:val="18"/>
+                <w:szCs w:val="18"/>
+              </w:rPr>
+              <w:lastRenderedPageBreak/>
+              <w:t>with component diagram.</w:t>
             </w:r>
           </w:p>
         </w:tc>
@@ -11974,7 +10703,17 @@
                 <w:sz w:val="18"/>
                 <w:szCs w:val="18"/>
               </w:rPr>
-              <w:t>Integrations missing or incomplete. Patterns selected without rationale. Inconsistent with component diagram.</w:t>
+              <w:lastRenderedPageBreak/>
+              <w:t xml:space="preserve">Integrations missing or incomplete. Patterns selected without rationale. Inconsistent </w:t>
+            </w:r>
+            <w:r>
+              <w:rPr>
+                <w:color w:val="993C1D"/>
+                <w:sz w:val="18"/>
+                <w:szCs w:val="18"/>
+              </w:rPr>
+              <w:lastRenderedPageBreak/>
+              <w:t>with component diagram.</w:t>
             </w:r>
           </w:p>
         </w:tc>
@@ -12011,6 +10750,7 @@
                 <w:sz w:val="19"/>
                 <w:szCs w:val="19"/>
               </w:rPr>
+              <w:lastRenderedPageBreak/>
               <w:t xml:space="preserve">ADR quality </w:t>
             </w:r>
           </w:p>
@@ -12233,7 +10973,6 @@
                 <w:sz w:val="19"/>
                 <w:szCs w:val="19"/>
               </w:rPr>
-              <w:lastRenderedPageBreak/>
               <w:t>Version</w:t>
             </w:r>
           </w:p>
@@ -12707,6 +11446,11 @@
         <w:docPartUnique/>
       </w:docPartObj>
     </w:sdtPr>
+    <w:sdtEndPr>
+      <w:rPr>
+        <w:rStyle w:val="PageNumber"/>
+      </w:rPr>
+    </w:sdtEndPr>
     <w:sdtContent>
       <w:p>
         <w:pPr>
@@ -12765,6 +11509,11 @@
         <w:docPartUnique/>
       </w:docPartObj>
     </w:sdtPr>
+    <w:sdtEndPr>
+      <w:rPr>
+        <w:rStyle w:val="PageNumber"/>
+      </w:rPr>
+    </w:sdtEndPr>
     <w:sdtContent>
       <w:p>
         <w:pPr>
@@ -12976,7 +11725,7 @@
       <w:lvlText w:val="%1."/>
       <w:lvlJc w:val="left"/>
       <w:pPr>
-        <w:ind w:left="360" w:hanging="360"/>
+        <w:ind w:left="2970" w:hanging="360"/>
       </w:pPr>
     </w:lvl>
     <w:lvl w:ilvl="1">
